--- a/AI/Notes/unit-3.docx
+++ b/AI/Notes/unit-3.docx
@@ -582,7 +582,7 @@
     <w:p>
       <w:r>
         <w:pict w14:anchorId="5AB79D53">
-          <v:rect id="_x0000_i1031" style="width:0;height:1.5pt" o:hralign="center" o:hrstd="t" o:hr="t" fillcolor="#a0a0a0" stroked="f"/>
+          <v:rect id="_x0000_i1025" style="width:0;height:1.5pt" o:hralign="center" o:hrstd="t" o:hr="t" fillcolor="#a0a0a0" stroked="f"/>
         </w:pict>
       </w:r>
     </w:p>
@@ -657,7 +657,7 @@
     <w:p>
       <w:r>
         <w:pict w14:anchorId="5E4BD8DF">
-          <v:rect id="_x0000_i1147" style="width:0;height:1.5pt" o:hralign="center" o:hrstd="t" o:hr="t" fillcolor="#a0a0a0" stroked="f"/>
+          <v:rect id="_x0000_i1026" style="width:0;height:1.5pt" o:hralign="center" o:hrstd="t" o:hr="t" fillcolor="#a0a0a0" stroked="f"/>
         </w:pict>
       </w:r>
     </w:p>
@@ -770,7 +770,7 @@
     <w:p>
       <w:r>
         <w:pict w14:anchorId="1ECBBD01">
-          <v:rect id="_x0000_i1148" style="width:0;height:1.5pt" o:hralign="center" o:hrstd="t" o:hr="t" fillcolor="#a0a0a0" stroked="f"/>
+          <v:rect id="_x0000_i1027" style="width:0;height:1.5pt" o:hralign="center" o:hrstd="t" o:hr="t" fillcolor="#a0a0a0" stroked="f"/>
         </w:pict>
       </w:r>
     </w:p>
@@ -812,7 +812,7 @@
     <w:p>
       <w:r>
         <w:pict w14:anchorId="091E889D">
-          <v:rect id="_x0000_i1149" style="width:0;height:1.5pt" o:hralign="center" o:hrstd="t" o:hr="t" fillcolor="#a0a0a0" stroked="f"/>
+          <v:rect id="_x0000_i1028" style="width:0;height:1.5pt" o:hralign="center" o:hrstd="t" o:hr="t" fillcolor="#a0a0a0" stroked="f"/>
         </w:pict>
       </w:r>
     </w:p>
@@ -869,7 +869,7 @@
     <w:p>
       <w:r>
         <w:pict w14:anchorId="736B99D1">
-          <v:rect id="_x0000_i1150" style="width:0;height:1.5pt" o:hralign="center" o:hrstd="t" o:hr="t" fillcolor="#a0a0a0" stroked="f"/>
+          <v:rect id="_x0000_i1029" style="width:0;height:1.5pt" o:hralign="center" o:hrstd="t" o:hr="t" fillcolor="#a0a0a0" stroked="f"/>
         </w:pict>
       </w:r>
     </w:p>
@@ -950,7 +950,7 @@
     <w:p>
       <w:r>
         <w:pict w14:anchorId="01F8DC45">
-          <v:rect id="_x0000_i1151" style="width:0;height:1.5pt" o:hralign="center" o:hrstd="t" o:hr="t" fillcolor="#a0a0a0" stroked="f"/>
+          <v:rect id="_x0000_i1030" style="width:0;height:1.5pt" o:hralign="center" o:hrstd="t" o:hr="t" fillcolor="#a0a0a0" stroked="f"/>
         </w:pict>
       </w:r>
     </w:p>
@@ -1153,7 +1153,7 @@
     <w:p>
       <w:r>
         <w:pict w14:anchorId="4326E190">
-          <v:rect id="_x0000_i1152" style="width:0;height:1.5pt" o:hralign="center" o:hrstd="t" o:hr="t" fillcolor="#a0a0a0" stroked="f"/>
+          <v:rect id="_x0000_i1031" style="width:0;height:1.5pt" o:hralign="center" o:hrstd="t" o:hr="t" fillcolor="#a0a0a0" stroked="f"/>
         </w:pict>
       </w:r>
     </w:p>
@@ -1436,7 +1436,7 @@
     <w:p>
       <w:r>
         <w:pict w14:anchorId="45A82862">
-          <v:rect id="_x0000_i1153" style="width:0;height:1.5pt" o:hralign="center" o:hrstd="t" o:hr="t" fillcolor="#a0a0a0" stroked="f"/>
+          <v:rect id="_x0000_i1032" style="width:0;height:1.5pt" o:hralign="center" o:hrstd="t" o:hr="t" fillcolor="#a0a0a0" stroked="f"/>
         </w:pict>
       </w:r>
     </w:p>
@@ -1508,7 +1508,7 @@
     <w:p>
       <w:r>
         <w:pict w14:anchorId="5F2204A0">
-          <v:rect id="_x0000_i1154" style="width:0;height:1.5pt" o:hralign="center" o:hrstd="t" o:hr="t" fillcolor="#a0a0a0" stroked="f"/>
+          <v:rect id="_x0000_i1033" style="width:0;height:1.5pt" o:hralign="center" o:hrstd="t" o:hr="t" fillcolor="#a0a0a0" stroked="f"/>
         </w:pict>
       </w:r>
     </w:p>
@@ -1715,7 +1715,7 @@
     <w:p>
       <w:r>
         <w:pict w14:anchorId="371863D7">
-          <v:rect id="_x0000_i1155" style="width:0;height:1.5pt" o:hralign="center" o:hrstd="t" o:hr="t" fillcolor="#a0a0a0" stroked="f"/>
+          <v:rect id="_x0000_i1034" style="width:0;height:1.5pt" o:hralign="center" o:hrstd="t" o:hr="t" fillcolor="#a0a0a0" stroked="f"/>
         </w:pict>
       </w:r>
     </w:p>
@@ -1772,7 +1772,7 @@
     <w:p>
       <w:r>
         <w:pict w14:anchorId="3DBAF04B">
-          <v:rect id="_x0000_i1156" style="width:0;height:1.5pt" o:hralign="center" o:hrstd="t" o:hr="t" fillcolor="#a0a0a0" stroked="f"/>
+          <v:rect id="_x0000_i1035" style="width:0;height:1.5pt" o:hralign="center" o:hrstd="t" o:hr="t" fillcolor="#a0a0a0" stroked="f"/>
         </w:pict>
       </w:r>
     </w:p>
@@ -1834,7 +1834,7 @@
     <w:p>
       <w:r>
         <w:pict w14:anchorId="47A14822">
-          <v:rect id="_x0000_i1157" style="width:0;height:1.5pt" o:hralign="center" o:hrstd="t" o:hr="t" fillcolor="#a0a0a0" stroked="f"/>
+          <v:rect id="_x0000_i1036" style="width:0;height:1.5pt" o:hralign="center" o:hrstd="t" o:hr="t" fillcolor="#a0a0a0" stroked="f"/>
         </w:pict>
       </w:r>
     </w:p>
@@ -2041,7 +2041,7 @@
     <w:p>
       <w:r>
         <w:pict w14:anchorId="115926DB">
-          <v:rect id="_x0000_i1158" style="width:0;height:1.5pt" o:hralign="center" o:hrstd="t" o:hr="t" fillcolor="#a0a0a0" stroked="f"/>
+          <v:rect id="_x0000_i1037" style="width:0;height:1.5pt" o:hralign="center" o:hrstd="t" o:hr="t" fillcolor="#a0a0a0" stroked="f"/>
         </w:pict>
       </w:r>
     </w:p>
@@ -2081,14 +2081,7 @@
       </w:r>
       <w:r>
         <w:br/>
-      </w:r>
-      <w:proofErr w:type="spellStart"/>
-      <w:r>
-        <w:t>Animal</w:t>
-      </w:r>
-      <w:proofErr w:type="spellEnd"/>
-      <w:r>
-        <w:t xml:space="preserve"> → has → Life</w:t>
+        <w:t>Animal → has → Life</w:t>
       </w:r>
     </w:p>
     <w:p>
@@ -2099,7 +2092,7 @@
     <w:p>
       <w:r>
         <w:pict w14:anchorId="2434659E">
-          <v:rect id="_x0000_i1159" style="width:0;height:1.5pt" o:hralign="center" o:hrstd="t" o:hr="t" fillcolor="#a0a0a0" stroked="f"/>
+          <v:rect id="_x0000_i1038" style="width:0;height:1.5pt" o:hralign="center" o:hrstd="t" o:hr="t" fillcolor="#a0a0a0" stroked="f"/>
         </w:pict>
       </w:r>
     </w:p>
@@ -2300,7 +2293,7 @@
       <w:r>
         <w:lastRenderedPageBreak/>
         <w:pict w14:anchorId="092B31DF">
-          <v:rect id="_x0000_i1160" style="width:0;height:1.5pt" o:hralign="center" o:hrstd="t" o:hr="t" fillcolor="#a0a0a0" stroked="f"/>
+          <v:rect id="_x0000_i1039" style="width:0;height:1.5pt" o:hralign="center" o:hrstd="t" o:hr="t" fillcolor="#a0a0a0" stroked="f"/>
         </w:pict>
       </w:r>
     </w:p>
@@ -2357,7 +2350,7 @@
     <w:p>
       <w:r>
         <w:pict w14:anchorId="5924F8D3">
-          <v:rect id="_x0000_i1161" style="width:0;height:1.5pt" o:hralign="center" o:hrstd="t" o:hr="t" fillcolor="#a0a0a0" stroked="f"/>
+          <v:rect id="_x0000_i1040" style="width:0;height:1.5pt" o:hralign="center" o:hrstd="t" o:hr="t" fillcolor="#a0a0a0" stroked="f"/>
         </w:pict>
       </w:r>
     </w:p>
@@ -2418,7 +2411,7 @@
     <w:p>
       <w:r>
         <w:pict w14:anchorId="7A6A950F">
-          <v:rect id="_x0000_i1162" style="width:0;height:1.5pt" o:hralign="center" o:hrstd="t" o:hr="t" fillcolor="#a0a0a0" stroked="f"/>
+          <v:rect id="_x0000_i1041" style="width:0;height:1.5pt" o:hralign="center" o:hrstd="t" o:hr="t" fillcolor="#a0a0a0" stroked="f"/>
         </w:pict>
       </w:r>
     </w:p>
@@ -2630,7 +2623,7 @@
     <w:p>
       <w:r>
         <w:pict w14:anchorId="65E55B8E">
-          <v:rect id="_x0000_i1163" style="width:0;height:1.5pt" o:hralign="center" o:hrstd="t" o:hr="t" fillcolor="#a0a0a0" stroked="f"/>
+          <v:rect id="_x0000_i1042" style="width:0;height:1.5pt" o:hralign="center" o:hrstd="t" o:hr="t" fillcolor="#a0a0a0" stroked="f"/>
         </w:pict>
       </w:r>
     </w:p>
@@ -2837,7 +2830,7 @@
     <w:p>
       <w:r>
         <w:pict w14:anchorId="2AF64136">
-          <v:rect id="_x0000_i1164" style="width:0;height:1.5pt" o:hralign="center" o:hrstd="t" o:hr="t" fillcolor="#a0a0a0" stroked="f"/>
+          <v:rect id="_x0000_i1043" style="width:0;height:1.5pt" o:hralign="center" o:hrstd="t" o:hr="t" fillcolor="#a0a0a0" stroked="f"/>
         </w:pict>
       </w:r>
     </w:p>
@@ -3066,7 +3059,7 @@
     <w:p>
       <w:r>
         <w:pict w14:anchorId="44307A4D">
-          <v:rect id="_x0000_i1165" style="width:0;height:1.5pt" o:hralign="center" o:hrstd="t" o:hr="t" fillcolor="#a0a0a0" stroked="f"/>
+          <v:rect id="_x0000_i1044" style="width:0;height:1.5pt" o:hralign="center" o:hrstd="t" o:hr="t" fillcolor="#a0a0a0" stroked="f"/>
         </w:pict>
       </w:r>
     </w:p>
@@ -3392,7 +3385,7 @@
     <w:p>
       <w:r>
         <w:pict w14:anchorId="70872244">
-          <v:rect id="_x0000_i2559" style="width:0;height:1.5pt" o:hralign="center" o:hrstd="t" o:hr="t" fillcolor="#a0a0a0" stroked="f"/>
+          <v:rect id="_x0000_i1045" style="width:0;height:1.5pt" o:hralign="center" o:hrstd="t" o:hr="t" fillcolor="#a0a0a0" stroked="f"/>
         </w:pict>
       </w:r>
     </w:p>
@@ -3671,7 +3664,7 @@
     <w:p>
       <w:r>
         <w:pict w14:anchorId="0B3A7DF2">
-          <v:rect id="_x0000_i2560" style="width:0;height:1.5pt" o:hralign="center" o:hrstd="t" o:hr="t" fillcolor="#a0a0a0" stroked="f"/>
+          <v:rect id="_x0000_i1046" style="width:0;height:1.5pt" o:hralign="center" o:hrstd="t" o:hr="t" fillcolor="#a0a0a0" stroked="f"/>
         </w:pict>
       </w:r>
     </w:p>
@@ -3755,7 +3748,7 @@
     <w:p>
       <w:r>
         <w:pict w14:anchorId="5DFE6E7A">
-          <v:rect id="_x0000_i2561" style="width:0;height:1.5pt" o:hralign="center" o:hrstd="t" o:hr="t" fillcolor="#a0a0a0" stroked="f"/>
+          <v:rect id="_x0000_i1047" style="width:0;height:1.5pt" o:hralign="center" o:hrstd="t" o:hr="t" fillcolor="#a0a0a0" stroked="f"/>
         </w:pict>
       </w:r>
     </w:p>
@@ -4011,7 +4004,7 @@
     <w:p>
       <w:r>
         <w:pict w14:anchorId="04E115B1">
-          <v:rect id="_x0000_i2562" style="width:0;height:1.5pt" o:hralign="center" o:hrstd="t" o:hr="t" fillcolor="#a0a0a0" stroked="f"/>
+          <v:rect id="_x0000_i1048" style="width:0;height:1.5pt" o:hralign="center" o:hrstd="t" o:hr="t" fillcolor="#a0a0a0" stroked="f"/>
         </w:pict>
       </w:r>
     </w:p>
@@ -4253,7 +4246,7 @@
       <w:r>
         <w:lastRenderedPageBreak/>
         <w:pict w14:anchorId="4A09D2D5">
-          <v:rect id="_x0000_i2563" style="width:0;height:1.5pt" o:hralign="center" o:hrstd="t" o:hr="t" fillcolor="#a0a0a0" stroked="f"/>
+          <v:rect id="_x0000_i1049" style="width:0;height:1.5pt" o:hralign="center" o:hrstd="t" o:hr="t" fillcolor="#a0a0a0" stroked="f"/>
         </w:pict>
       </w:r>
     </w:p>
@@ -4423,7 +4416,7 @@
     <w:p>
       <w:r>
         <w:pict w14:anchorId="75EA23AC">
-          <v:rect id="_x0000_i2564" style="width:0;height:1.5pt" o:hralign="center" o:hrstd="t" o:hr="t" fillcolor="#a0a0a0" stroked="f"/>
+          <v:rect id="_x0000_i1050" style="width:0;height:1.5pt" o:hralign="center" o:hrstd="t" o:hr="t" fillcolor="#a0a0a0" stroked="f"/>
         </w:pict>
       </w:r>
     </w:p>
@@ -4558,7 +4551,7 @@
     <w:p>
       <w:r>
         <w:pict w14:anchorId="326765B6">
-          <v:rect id="_x0000_i2565" style="width:0;height:1.5pt" o:hralign="center" o:hrstd="t" o:hr="t" fillcolor="#a0a0a0" stroked="f"/>
+          <v:rect id="_x0000_i1051" style="width:0;height:1.5pt" o:hralign="center" o:hrstd="t" o:hr="t" fillcolor="#a0a0a0" stroked="f"/>
         </w:pict>
       </w:r>
     </w:p>
@@ -4642,7 +4635,7 @@
     <w:p>
       <w:r>
         <w:pict w14:anchorId="43B5C412">
-          <v:rect id="_x0000_i2566" style="width:0;height:1.5pt" o:hralign="center" o:hrstd="t" o:hr="t" fillcolor="#a0a0a0" stroked="f"/>
+          <v:rect id="_x0000_i1052" style="width:0;height:1.5pt" o:hralign="center" o:hrstd="t" o:hr="t" fillcolor="#a0a0a0" stroked="f"/>
         </w:pict>
       </w:r>
     </w:p>
@@ -4684,7 +4677,7 @@
     <w:p>
       <w:r>
         <w:pict w14:anchorId="2F2FAEEC">
-          <v:rect id="_x0000_i2567" style="width:0;height:1.5pt" o:hralign="center" o:hrstd="t" o:hr="t" fillcolor="#a0a0a0" stroked="f"/>
+          <v:rect id="_x0000_i1053" style="width:0;height:1.5pt" o:hralign="center" o:hrstd="t" o:hr="t" fillcolor="#a0a0a0" stroked="f"/>
         </w:pict>
       </w:r>
     </w:p>
@@ -4917,7 +4910,7 @@
     <w:p>
       <w:r>
         <w:pict w14:anchorId="5356590B">
-          <v:rect id="_x0000_i2568" style="width:0;height:1.5pt" o:hralign="center" o:hrstd="t" o:hr="t" fillcolor="#a0a0a0" stroked="f"/>
+          <v:rect id="_x0000_i1054" style="width:0;height:1.5pt" o:hralign="center" o:hrstd="t" o:hr="t" fillcolor="#a0a0a0" stroked="f"/>
         </w:pict>
       </w:r>
     </w:p>
@@ -5134,7 +5127,7 @@
     <w:p>
       <w:r>
         <w:pict w14:anchorId="32A2D583">
-          <v:rect id="_x0000_i2569" style="width:0;height:1.5pt" o:hralign="center" o:hrstd="t" o:hr="t" fillcolor="#a0a0a0" stroked="f"/>
+          <v:rect id="_x0000_i1055" style="width:0;height:1.5pt" o:hralign="center" o:hrstd="t" o:hr="t" fillcolor="#a0a0a0" stroked="f"/>
         </w:pict>
       </w:r>
     </w:p>
@@ -5159,14 +5152,7 @@
       </w:r>
       <w:r>
         <w:br/>
-      </w:r>
-      <w:proofErr w:type="spellStart"/>
-      <w:r>
-        <w:t>Bird</w:t>
-      </w:r>
-      <w:proofErr w:type="spellEnd"/>
-      <w:r>
-        <w:t xml:space="preserve"> → is-a → Animal</w:t>
+        <w:t>Bird → is-a → Animal</w:t>
       </w:r>
     </w:p>
     <w:p>
@@ -5177,7 +5163,7 @@
     <w:p>
       <w:r>
         <w:pict w14:anchorId="2BE5C640">
-          <v:rect id="_x0000_i2570" style="width:0;height:1.5pt" o:hralign="center" o:hrstd="t" o:hr="t" fillcolor="#a0a0a0" stroked="f"/>
+          <v:rect id="_x0000_i1056" style="width:0;height:1.5pt" o:hralign="center" o:hrstd="t" o:hr="t" fillcolor="#a0a0a0" stroked="f"/>
         </w:pict>
       </w:r>
     </w:p>
@@ -5347,7 +5333,7 @@
     <w:p>
       <w:r>
         <w:pict w14:anchorId="28F35FEA">
-          <v:rect id="_x0000_i2571" style="width:0;height:1.5pt" o:hralign="center" o:hrstd="t" o:hr="t" fillcolor="#a0a0a0" stroked="f"/>
+          <v:rect id="_x0000_i1057" style="width:0;height:1.5pt" o:hralign="center" o:hrstd="t" o:hr="t" fillcolor="#a0a0a0" stroked="f"/>
         </w:pict>
       </w:r>
     </w:p>
@@ -5479,7 +5465,7 @@
     <w:p>
       <w:r>
         <w:pict w14:anchorId="1BB3659B">
-          <v:rect id="_x0000_i2572" style="width:0;height:1.5pt" o:hralign="center" o:hrstd="t" o:hr="t" fillcolor="#a0a0a0" stroked="f"/>
+          <v:rect id="_x0000_i1058" style="width:0;height:1.5pt" o:hralign="center" o:hrstd="t" o:hr="t" fillcolor="#a0a0a0" stroked="f"/>
         </w:pict>
       </w:r>
     </w:p>
@@ -5574,7 +5560,7 @@
     <w:p>
       <w:r>
         <w:pict w14:anchorId="4C4DBDBB">
-          <v:rect id="_x0000_i2573" style="width:0;height:1.5pt" o:hralign="center" o:hrstd="t" o:hr="t" fillcolor="#a0a0a0" stroked="f"/>
+          <v:rect id="_x0000_i1059" style="width:0;height:1.5pt" o:hralign="center" o:hrstd="t" o:hr="t" fillcolor="#a0a0a0" stroked="f"/>
         </w:pict>
       </w:r>
     </w:p>
@@ -5633,7 +5619,7 @@
     <w:p>
       <w:r>
         <w:pict w14:anchorId="5D748147">
-          <v:rect id="_x0000_i2574" style="width:0;height:1.5pt" o:hralign="center" o:hrstd="t" o:hr="t" fillcolor="#a0a0a0" stroked="f"/>
+          <v:rect id="_x0000_i1060" style="width:0;height:1.5pt" o:hralign="center" o:hrstd="t" o:hr="t" fillcolor="#a0a0a0" stroked="f"/>
         </w:pict>
       </w:r>
     </w:p>
@@ -5699,7 +5685,7 @@
     <w:p>
       <w:r>
         <w:pict w14:anchorId="59907288">
-          <v:rect id="_x0000_i2575" style="width:0;height:1.5pt" o:hralign="center" o:hrstd="t" o:hr="t" fillcolor="#a0a0a0" stroked="f"/>
+          <v:rect id="_x0000_i1061" style="width:0;height:1.5pt" o:hralign="center" o:hrstd="t" o:hr="t" fillcolor="#a0a0a0" stroked="f"/>
         </w:pict>
       </w:r>
     </w:p>
@@ -5854,7 +5840,7 @@
     <w:p>
       <w:r>
         <w:pict w14:anchorId="1586C145">
-          <v:rect id="_x0000_i2576" style="width:0;height:1.5pt" o:hralign="center" o:hrstd="t" o:hr="t" fillcolor="#a0a0a0" stroked="f"/>
+          <v:rect id="_x0000_i1062" style="width:0;height:1.5pt" o:hralign="center" o:hrstd="t" o:hr="t" fillcolor="#a0a0a0" stroked="f"/>
         </w:pict>
       </w:r>
     </w:p>
@@ -6025,7 +6011,7 @@
     <w:p>
       <w:r>
         <w:pict w14:anchorId="6DB14330">
-          <v:rect id="_x0000_i2577" style="width:0;height:1.5pt" o:hralign="center" o:hrstd="t" o:hr="t" fillcolor="#a0a0a0" stroked="f"/>
+          <v:rect id="_x0000_i1063" style="width:0;height:1.5pt" o:hralign="center" o:hrstd="t" o:hr="t" fillcolor="#a0a0a0" stroked="f"/>
         </w:pict>
       </w:r>
     </w:p>
@@ -6154,7 +6140,7 @@
     <w:p>
       <w:r>
         <w:pict w14:anchorId="446B8172">
-          <v:rect id="_x0000_i2578" style="width:0;height:1.5pt" o:hralign="center" o:hrstd="t" o:hr="t" fillcolor="#a0a0a0" stroked="f"/>
+          <v:rect id="_x0000_i1064" style="width:0;height:1.5pt" o:hralign="center" o:hrstd="t" o:hr="t" fillcolor="#a0a0a0" stroked="f"/>
         </w:pict>
       </w:r>
     </w:p>
@@ -6248,7 +6234,7 @@
     <w:p>
       <w:r>
         <w:pict w14:anchorId="6B51D9BD">
-          <v:rect id="_x0000_i2579" style="width:0;height:1.5pt" o:hralign="center" o:hrstd="t" o:hr="t" fillcolor="#a0a0a0" stroked="f"/>
+          <v:rect id="_x0000_i1065" style="width:0;height:1.5pt" o:hralign="center" o:hrstd="t" o:hr="t" fillcolor="#a0a0a0" stroked="f"/>
         </w:pict>
       </w:r>
     </w:p>
@@ -6319,7 +6305,7 @@
     <w:p>
       <w:r>
         <w:pict w14:anchorId="3E1B1402">
-          <v:rect id="_x0000_i2580" style="width:0;height:1.5pt" o:hralign="center" o:hrstd="t" o:hr="t" fillcolor="#a0a0a0" stroked="f"/>
+          <v:rect id="_x0000_i1066" style="width:0;height:1.5pt" o:hralign="center" o:hrstd="t" o:hr="t" fillcolor="#a0a0a0" stroked="f"/>
         </w:pict>
       </w:r>
     </w:p>
@@ -6378,7 +6364,7 @@
     <w:p>
       <w:r>
         <w:pict w14:anchorId="2FDB5D61">
-          <v:rect id="_x0000_i2581" style="width:0;height:1.5pt" o:hralign="center" o:hrstd="t" o:hr="t" fillcolor="#a0a0a0" stroked="f"/>
+          <v:rect id="_x0000_i1067" style="width:0;height:1.5pt" o:hralign="center" o:hrstd="t" o:hr="t" fillcolor="#a0a0a0" stroked="f"/>
         </w:pict>
       </w:r>
     </w:p>
@@ -6434,7 +6420,7 @@
     <w:p>
       <w:r>
         <w:pict w14:anchorId="0D9A251D">
-          <v:rect id="_x0000_i2582" style="width:0;height:1.5pt" o:hralign="center" o:hrstd="t" o:hr="t" fillcolor="#a0a0a0" stroked="f"/>
+          <v:rect id="_x0000_i1068" style="width:0;height:1.5pt" o:hralign="center" o:hrstd="t" o:hr="t" fillcolor="#a0a0a0" stroked="f"/>
         </w:pict>
       </w:r>
     </w:p>
@@ -6601,7 +6587,7 @@
     <w:p>
       <w:r>
         <w:pict w14:anchorId="6D8E78F6">
-          <v:rect id="_x0000_i2583" style="width:0;height:1.5pt" o:hralign="center" o:hrstd="t" o:hr="t" fillcolor="#a0a0a0" stroked="f"/>
+          <v:rect id="_x0000_i1069" style="width:0;height:1.5pt" o:hralign="center" o:hrstd="t" o:hr="t" fillcolor="#a0a0a0" stroked="f"/>
         </w:pict>
       </w:r>
     </w:p>
@@ -6695,13 +6681,8 @@
               <w:cnfStyle w:val="000000100000" w:firstRow="0" w:lastRow="0" w:firstColumn="0" w:lastColumn="0" w:oddVBand="0" w:evenVBand="0" w:oddHBand="1" w:evenHBand="0" w:firstRowFirstColumn="0" w:firstRowLastColumn="0" w:lastRowFirstColumn="0" w:lastRowLastColumn="0"/>
             </w:pPr>
             <w:r>
-              <w:t xml:space="preserve">changing procedures may affect system </w:t>
-            </w:r>
-            <w:proofErr w:type="spellStart"/>
-            <w:r>
-              <w:t>behavior</w:t>
-            </w:r>
-            <w:proofErr w:type="spellEnd"/>
+              <w:t>changing procedures may affect system behavior</w:t>
+            </w:r>
           </w:p>
         </w:tc>
       </w:tr>
@@ -6741,7 +6722,7 @@
     <w:p>
       <w:r>
         <w:pict w14:anchorId="0DC374C0">
-          <v:rect id="_x0000_i2584" style="width:0;height:1.5pt" o:hralign="center" o:hrstd="t" o:hr="t" fillcolor="#a0a0a0" stroked="f"/>
+          <v:rect id="_x0000_i1070" style="width:0;height:1.5pt" o:hralign="center" o:hrstd="t" o:hr="t" fillcolor="#a0a0a0" stroked="f"/>
         </w:pict>
       </w:r>
     </w:p>
@@ -7019,7 +7000,7 @@
     <w:p>
       <w:r>
         <w:pict w14:anchorId="1E629523">
-          <v:rect id="_x0000_i2585" style="width:0;height:1.5pt" o:hralign="center" o:hrstd="t" o:hr="t" fillcolor="#a0a0a0" stroked="f"/>
+          <v:rect id="_x0000_i1071" style="width:0;height:1.5pt" o:hralign="center" o:hrstd="t" o:hr="t" fillcolor="#a0a0a0" stroked="f"/>
         </w:pict>
       </w:r>
     </w:p>
@@ -7251,7 +7232,7 @@
     <w:p>
       <w:r>
         <w:pict w14:anchorId="470019B6">
-          <v:rect id="_x0000_i2586" style="width:0;height:1.5pt" o:hralign="center" o:hrstd="t" o:hr="t" fillcolor="#a0a0a0" stroked="f"/>
+          <v:rect id="_x0000_i1072" style="width:0;height:1.5pt" o:hralign="center" o:hrstd="t" o:hr="t" fillcolor="#a0a0a0" stroked="f"/>
         </w:pict>
       </w:r>
     </w:p>
@@ -7469,7 +7450,7 @@
     <w:p>
       <w:r>
         <w:pict w14:anchorId="69E72538">
-          <v:rect id="_x0000_i2587" style="width:0;height:1.5pt" o:hralign="center" o:hrstd="t" o:hr="t" fillcolor="#a0a0a0" stroked="f"/>
+          <v:rect id="_x0000_i1073" style="width:0;height:1.5pt" o:hralign="center" o:hrstd="t" o:hr="t" fillcolor="#a0a0a0" stroked="f"/>
         </w:pict>
       </w:r>
     </w:p>
@@ -7578,13 +7559,8 @@
           <w:numId w:val="9"/>
         </w:numPr>
       </w:pPr>
-      <w:proofErr w:type="spellStart"/>
-      <w:r>
-        <w:t>analyze</w:t>
-      </w:r>
-      <w:proofErr w:type="spellEnd"/>
-      <w:r>
-        <w:t xml:space="preserve"> facts</w:t>
+      <w:r>
+        <w:t>analyze facts</w:t>
       </w:r>
     </w:p>
     <w:p>
@@ -7627,7 +7603,7 @@
     <w:p>
       <w:r>
         <w:pict w14:anchorId="638BC7D5">
-          <v:rect id="_x0000_i2588" style="width:0;height:1.5pt" o:hralign="center" o:hrstd="t" o:hr="t" fillcolor="#a0a0a0" stroked="f"/>
+          <v:rect id="_x0000_i1074" style="width:0;height:1.5pt" o:hralign="center" o:hrstd="t" o:hr="t" fillcolor="#a0a0a0" stroked="f"/>
         </w:pict>
       </w:r>
     </w:p>
@@ -7829,7 +7805,7 @@
     <w:p>
       <w:r>
         <w:pict w14:anchorId="047E2534">
-          <v:rect id="_x0000_i2589" style="width:0;height:1.5pt" o:hralign="center" o:hrstd="t" o:hr="t" fillcolor="#a0a0a0" stroked="f"/>
+          <v:rect id="_x0000_i1075" style="width:0;height:1.5pt" o:hralign="center" o:hrstd="t" o:hr="t" fillcolor="#a0a0a0" stroked="f"/>
         </w:pict>
       </w:r>
     </w:p>
@@ -7937,7 +7913,7 @@
     <w:p>
       <w:r>
         <w:pict w14:anchorId="7665E1CD">
-          <v:rect id="_x0000_i2590" style="width:0;height:1.5pt" o:hralign="center" o:hrstd="t" o:hr="t" fillcolor="#a0a0a0" stroked="f"/>
+          <v:rect id="_x0000_i1076" style="width:0;height:1.5pt" o:hralign="center" o:hrstd="t" o:hr="t" fillcolor="#a0a0a0" stroked="f"/>
         </w:pict>
       </w:r>
     </w:p>
@@ -8122,7 +8098,7 @@
     <w:p>
       <w:r>
         <w:pict w14:anchorId="3D94723B">
-          <v:rect id="_x0000_i2591" style="width:0;height:1.5pt" o:hralign="center" o:hrstd="t" o:hr="t" fillcolor="#a0a0a0" stroked="f"/>
+          <v:rect id="_x0000_i1077" style="width:0;height:1.5pt" o:hralign="center" o:hrstd="t" o:hr="t" fillcolor="#a0a0a0" stroked="f"/>
         </w:pict>
       </w:r>
     </w:p>
@@ -8307,7 +8283,7 @@
     <w:p>
       <w:r>
         <w:pict w14:anchorId="02EF058C">
-          <v:rect id="_x0000_i2592" style="width:0;height:1.5pt" o:hralign="center" o:hrstd="t" o:hr="t" fillcolor="#a0a0a0" stroked="f"/>
+          <v:rect id="_x0000_i1078" style="width:0;height:1.5pt" o:hralign="center" o:hrstd="t" o:hr="t" fillcolor="#a0a0a0" stroked="f"/>
         </w:pict>
       </w:r>
     </w:p>
@@ -8386,7 +8362,7 @@
     <w:p>
       <w:r>
         <w:pict w14:anchorId="26B4839C">
-          <v:rect id="_x0000_i2593" style="width:0;height:1.5pt" o:hralign="center" o:hrstd="t" o:hr="t" fillcolor="#a0a0a0" stroked="f"/>
+          <v:rect id="_x0000_i1079" style="width:0;height:1.5pt" o:hralign="center" o:hrstd="t" o:hr="t" fillcolor="#a0a0a0" stroked="f"/>
         </w:pict>
       </w:r>
     </w:p>
@@ -8537,7 +8513,7 @@
     <w:p>
       <w:r>
         <w:pict w14:anchorId="7629B08B">
-          <v:rect id="_x0000_i2594" style="width:0;height:1.5pt" o:hralign="center" o:hrstd="t" o:hr="t" fillcolor="#a0a0a0" stroked="f"/>
+          <v:rect id="_x0000_i1080" style="width:0;height:1.5pt" o:hralign="center" o:hrstd="t" o:hr="t" fillcolor="#a0a0a0" stroked="f"/>
         </w:pict>
       </w:r>
     </w:p>
@@ -8616,7 +8592,7 @@
     <w:p>
       <w:r>
         <w:pict w14:anchorId="3866B02B">
-          <v:rect id="_x0000_i2595" style="width:0;height:1.5pt" o:hralign="center" o:hrstd="t" o:hr="t" fillcolor="#a0a0a0" stroked="f"/>
+          <v:rect id="_x0000_i1081" style="width:0;height:1.5pt" o:hralign="center" o:hrstd="t" o:hr="t" fillcolor="#a0a0a0" stroked="f"/>
         </w:pict>
       </w:r>
     </w:p>
@@ -8801,7 +8777,7 @@
     <w:p>
       <w:r>
         <w:pict w14:anchorId="56813C35">
-          <v:rect id="_x0000_i2596" style="width:0;height:1.5pt" o:hralign="center" o:hrstd="t" o:hr="t" fillcolor="#a0a0a0" stroked="f"/>
+          <v:rect id="_x0000_i1082" style="width:0;height:1.5pt" o:hralign="center" o:hrstd="t" o:hr="t" fillcolor="#a0a0a0" stroked="f"/>
         </w:pict>
       </w:r>
     </w:p>
@@ -8952,7 +8928,7 @@
     <w:p>
       <w:r>
         <w:pict w14:anchorId="36EFAE3F">
-          <v:rect id="_x0000_i2597" style="width:0;height:1.5pt" o:hralign="center" o:hrstd="t" o:hr="t" fillcolor="#a0a0a0" stroked="f"/>
+          <v:rect id="_x0000_i1083" style="width:0;height:1.5pt" o:hralign="center" o:hrstd="t" o:hr="t" fillcolor="#a0a0a0" stroked="f"/>
         </w:pict>
       </w:r>
     </w:p>
@@ -9108,7 +9084,7 @@
     <w:p>
       <w:r>
         <w:pict w14:anchorId="23FC7D6E">
-          <v:rect id="_x0000_i2598" style="width:0;height:1.5pt" o:hralign="center" o:hrstd="t" o:hr="t" fillcolor="#a0a0a0" stroked="f"/>
+          <v:rect id="_x0000_i1084" style="width:0;height:1.5pt" o:hralign="center" o:hrstd="t" o:hr="t" fillcolor="#a0a0a0" stroked="f"/>
         </w:pict>
       </w:r>
     </w:p>
@@ -9467,7 +9443,7 @@
     <w:p>
       <w:r>
         <w:pict w14:anchorId="2864B6EF">
-          <v:rect id="_x0000_i2599" style="width:0;height:1.5pt" o:hralign="center" o:hrstd="t" o:hr="t" fillcolor="#a0a0a0" stroked="f"/>
+          <v:rect id="_x0000_i1085" style="width:0;height:1.5pt" o:hralign="center" o:hrstd="t" o:hr="t" fillcolor="#a0a0a0" stroked="f"/>
         </w:pict>
       </w:r>
     </w:p>
@@ -9730,7 +9706,7 @@
     <w:p>
       <w:r>
         <w:pict w14:anchorId="3ACABDB9">
-          <v:rect id="_x0000_i2600" style="width:0;height:1.5pt" o:hralign="center" o:hrstd="t" o:hr="t" fillcolor="#a0a0a0" stroked="f"/>
+          <v:rect id="_x0000_i1086" style="width:0;height:1.5pt" o:hralign="center" o:hrstd="t" o:hr="t" fillcolor="#a0a0a0" stroked="f"/>
         </w:pict>
       </w:r>
     </w:p>
@@ -10111,7 +10087,7 @@
     <w:p>
       <w:r>
         <w:pict w14:anchorId="0EDD4651">
-          <v:rect id="_x0000_i2601" style="width:0;height:1.5pt" o:hralign="center" o:hrstd="t" o:hr="t" fillcolor="#a0a0a0" stroked="f"/>
+          <v:rect id="_x0000_i1087" style="width:0;height:1.5pt" o:hralign="center" o:hrstd="t" o:hr="t" fillcolor="#a0a0a0" stroked="f"/>
         </w:pict>
       </w:r>
     </w:p>
@@ -10491,7 +10467,7 @@
     <w:p>
       <w:r>
         <w:pict w14:anchorId="59DF3850">
-          <v:rect id="_x0000_i2602" style="width:0;height:1.5pt" o:hralign="center" o:hrstd="t" o:hr="t" fillcolor="#a0a0a0" stroked="f"/>
+          <v:rect id="_x0000_i1088" style="width:0;height:1.5pt" o:hralign="center" o:hrstd="t" o:hr="t" fillcolor="#a0a0a0" stroked="f"/>
         </w:pict>
       </w:r>
     </w:p>
@@ -10831,7 +10807,7 @@
     <w:p>
       <w:r>
         <w:pict w14:anchorId="63803951">
-          <v:rect id="_x0000_i2603" style="width:0;height:1.5pt" o:hralign="center" o:hrstd="t" o:hr="t" fillcolor="#a0a0a0" stroked="f"/>
+          <v:rect id="_x0000_i1089" style="width:0;height:1.5pt" o:hralign="center" o:hrstd="t" o:hr="t" fillcolor="#a0a0a0" stroked="f"/>
         </w:pict>
       </w:r>
     </w:p>
@@ -11171,7 +11147,7 @@
     <w:p>
       <w:r>
         <w:pict w14:anchorId="4923B39D">
-          <v:rect id="_x0000_i2604" style="width:0;height:1.5pt" o:hralign="center" o:hrstd="t" o:hr="t" fillcolor="#a0a0a0" stroked="f"/>
+          <v:rect id="_x0000_i1090" style="width:0;height:1.5pt" o:hralign="center" o:hrstd="t" o:hr="t" fillcolor="#a0a0a0" stroked="f"/>
         </w:pict>
       </w:r>
     </w:p>
@@ -11198,7 +11174,7 @@
     <w:p>
       <w:r>
         <w:pict w14:anchorId="79AE6A0B">
-          <v:rect id="_x0000_i2605" style="width:0;height:1.5pt" o:hralign="center" o:hrstd="t" o:hr="t" fillcolor="#a0a0a0" stroked="f"/>
+          <v:rect id="_x0000_i1091" style="width:0;height:1.5pt" o:hralign="center" o:hrstd="t" o:hr="t" fillcolor="#a0a0a0" stroked="f"/>
         </w:pict>
       </w:r>
     </w:p>
@@ -11236,18 +11212,13 @@
         <w:t xml:space="preserve"> </w:t>
       </w:r>
       <w:r>
-        <w:t xml:space="preserve">Rain → </w:t>
-      </w:r>
-      <w:proofErr w:type="spellStart"/>
-      <w:r>
-        <w:t>WetGround</w:t>
-      </w:r>
-      <w:proofErr w:type="spellEnd"/>
+        <w:t>Rain → WetGround</w:t>
+      </w:r>
     </w:p>
     <w:p>
       <w:r>
         <w:pict w14:anchorId="33272A4C">
-          <v:rect id="_x0000_i2606" style="width:0;height:1.5pt" o:hralign="center" o:hrstd="t" o:hr="t" fillcolor="#a0a0a0" stroked="f"/>
+          <v:rect id="_x0000_i1092" style="width:0;height:1.5pt" o:hralign="center" o:hrstd="t" o:hr="t" fillcolor="#a0a0a0" stroked="f"/>
         </w:pict>
       </w:r>
     </w:p>
@@ -11321,7 +11292,7 @@
     <w:p>
       <w:r>
         <w:pict w14:anchorId="008E7AA8">
-          <v:rect id="_x0000_i2607" style="width:0;height:1.5pt" o:hralign="center" o:hrstd="t" o:hr="t" fillcolor="#a0a0a0" stroked="f"/>
+          <v:rect id="_x0000_i1093" style="width:0;height:1.5pt" o:hralign="center" o:hrstd="t" o:hr="t" fillcolor="#a0a0a0" stroked="f"/>
         </w:pict>
       </w:r>
     </w:p>
@@ -11358,24 +11329,14 @@
       <w:r>
         <w:t xml:space="preserve"> </w:t>
       </w:r>
-      <w:proofErr w:type="spellStart"/>
-      <w:r>
-        <w:t>RedLight</w:t>
-      </w:r>
-      <w:proofErr w:type="spellEnd"/>
-      <w:r>
-        <w:t xml:space="preserve"> → </w:t>
-      </w:r>
-      <w:proofErr w:type="spellStart"/>
-      <w:r>
-        <w:t>StopVehicle</w:t>
-      </w:r>
-      <w:proofErr w:type="spellEnd"/>
+      <w:r>
+        <w:t>RedLight → StopVehicle</w:t>
+      </w:r>
     </w:p>
     <w:p>
       <w:r>
         <w:pict w14:anchorId="750438B9">
-          <v:rect id="_x0000_i2608" style="width:0;height:1.5pt" o:hralign="center" o:hrstd="t" o:hr="t" fillcolor="#a0a0a0" stroked="f"/>
+          <v:rect id="_x0000_i1094" style="width:0;height:1.5pt" o:hralign="center" o:hrstd="t" o:hr="t" fillcolor="#a0a0a0" stroked="f"/>
         </w:pict>
       </w:r>
     </w:p>
@@ -11589,7 +11550,7 @@
     <w:p>
       <w:r>
         <w:pict w14:anchorId="3E010C2A">
-          <v:rect id="_x0000_i2609" style="width:0;height:1.5pt" o:hralign="center" o:hrstd="t" o:hr="t" fillcolor="#a0a0a0" stroked="f"/>
+          <v:rect id="_x0000_i1095" style="width:0;height:1.5pt" o:hralign="center" o:hrstd="t" o:hr="t" fillcolor="#a0a0a0" stroked="f"/>
         </w:pict>
       </w:r>
     </w:p>
@@ -11771,7 +11732,7 @@
     <w:p>
       <w:r>
         <w:pict w14:anchorId="493C8F7C">
-          <v:rect id="_x0000_i2610" style="width:0;height:1.5pt" o:hralign="center" o:hrstd="t" o:hr="t" fillcolor="#a0a0a0" stroked="f"/>
+          <v:rect id="_x0000_i1096" style="width:0;height:1.5pt" o:hralign="center" o:hrstd="t" o:hr="t" fillcolor="#a0a0a0" stroked="f"/>
         </w:pict>
       </w:r>
     </w:p>
@@ -11988,7 +11949,7 @@
     <w:p>
       <w:r>
         <w:pict w14:anchorId="335954ED">
-          <v:rect id="_x0000_i2611" style="width:0;height:1.5pt" o:hralign="center" o:hrstd="t" o:hr="t" fillcolor="#a0a0a0" stroked="f"/>
+          <v:rect id="_x0000_i1097" style="width:0;height:1.5pt" o:hralign="center" o:hrstd="t" o:hr="t" fillcolor="#a0a0a0" stroked="f"/>
         </w:pict>
       </w:r>
     </w:p>
@@ -12149,7 +12110,7 @@
     <w:p>
       <w:r>
         <w:pict w14:anchorId="051BC984">
-          <v:rect id="_x0000_i2612" style="width:0;height:1.5pt" o:hralign="center" o:hrstd="t" o:hr="t" fillcolor="#a0a0a0" stroked="f"/>
+          <v:rect id="_x0000_i1098" style="width:0;height:1.5pt" o:hralign="center" o:hrstd="t" o:hr="t" fillcolor="#a0a0a0" stroked="f"/>
         </w:pict>
       </w:r>
     </w:p>
@@ -12351,7 +12312,7 @@
     <w:p>
       <w:r>
         <w:pict w14:anchorId="160E7006">
-          <v:rect id="_x0000_i2613" style="width:0;height:1.5pt" o:hralign="center" o:hrstd="t" o:hr="t" fillcolor="#a0a0a0" stroked="f"/>
+          <v:rect id="_x0000_i1099" style="width:0;height:1.5pt" o:hralign="center" o:hrstd="t" o:hr="t" fillcolor="#a0a0a0" stroked="f"/>
         </w:pict>
       </w:r>
     </w:p>
@@ -12454,7 +12415,7 @@
     <w:p>
       <w:r>
         <w:pict w14:anchorId="42EC49F5">
-          <v:rect id="_x0000_i2614" style="width:0;height:1.5pt" o:hralign="center" o:hrstd="t" o:hr="t" fillcolor="#a0a0a0" stroked="f"/>
+          <v:rect id="_x0000_i1100" style="width:0;height:1.5pt" o:hralign="center" o:hrstd="t" o:hr="t" fillcolor="#a0a0a0" stroked="f"/>
         </w:pict>
       </w:r>
     </w:p>
@@ -12517,7 +12478,7 @@
     <w:p>
       <w:r>
         <w:pict w14:anchorId="7DDE032F">
-          <v:rect id="_x0000_i2615" style="width:0;height:1.5pt" o:hralign="center" o:hrstd="t" o:hr="t" fillcolor="#a0a0a0" stroked="f"/>
+          <v:rect id="_x0000_i1101" style="width:0;height:1.5pt" o:hralign="center" o:hrstd="t" o:hr="t" fillcolor="#a0a0a0" stroked="f"/>
         </w:pict>
       </w:r>
     </w:p>
@@ -12544,7 +12505,7 @@
     <w:p>
       <w:r>
         <w:pict w14:anchorId="492D1158">
-          <v:rect id="_x0000_i2616" style="width:0;height:1.5pt" o:hralign="center" o:hrstd="t" o:hr="t" fillcolor="#a0a0a0" stroked="f"/>
+          <v:rect id="_x0000_i1102" style="width:0;height:1.5pt" o:hralign="center" o:hrstd="t" o:hr="t" fillcolor="#a0a0a0" stroked="f"/>
         </w:pict>
       </w:r>
     </w:p>
@@ -12781,7 +12742,7 @@
     <w:p>
       <w:r>
         <w:pict w14:anchorId="60FF2CC4">
-          <v:rect id="_x0000_i2617" style="width:0;height:1.5pt" o:hralign="center" o:hrstd="t" o:hr="t" fillcolor="#a0a0a0" stroked="f"/>
+          <v:rect id="_x0000_i1103" style="width:0;height:1.5pt" o:hralign="center" o:hrstd="t" o:hr="t" fillcolor="#a0a0a0" stroked="f"/>
         </w:pict>
       </w:r>
     </w:p>
@@ -12840,7 +12801,7 @@
     <w:p>
       <w:r>
         <w:pict w14:anchorId="38654634">
-          <v:rect id="_x0000_i2618" style="width:0;height:1.5pt" o:hralign="center" o:hrstd="t" o:hr="t" fillcolor="#a0a0a0" stroked="f"/>
+          <v:rect id="_x0000_i1104" style="width:0;height:1.5pt" o:hralign="center" o:hrstd="t" o:hr="t" fillcolor="#a0a0a0" stroked="f"/>
         </w:pict>
       </w:r>
     </w:p>
@@ -12944,7 +12905,7 @@
     <w:p>
       <w:r>
         <w:pict w14:anchorId="2042FB0E">
-          <v:rect id="_x0000_i2619" style="width:0;height:1.5pt" o:hralign="center" o:hrstd="t" o:hr="t" fillcolor="#a0a0a0" stroked="f"/>
+          <v:rect id="_x0000_i1105" style="width:0;height:1.5pt" o:hralign="center" o:hrstd="t" o:hr="t" fillcolor="#a0a0a0" stroked="f"/>
         </w:pict>
       </w:r>
     </w:p>
@@ -12971,7 +12932,7 @@
     <w:p>
       <w:r>
         <w:pict w14:anchorId="44A60A79">
-          <v:rect id="_x0000_i2620" style="width:0;height:1.5pt" o:hralign="center" o:hrstd="t" o:hr="t" fillcolor="#a0a0a0" stroked="f"/>
+          <v:rect id="_x0000_i1106" style="width:0;height:1.5pt" o:hralign="center" o:hrstd="t" o:hr="t" fillcolor="#a0a0a0" stroked="f"/>
         </w:pict>
       </w:r>
     </w:p>
@@ -13254,7 +13215,7 @@
     <w:p>
       <w:r>
         <w:pict w14:anchorId="30EC9B40">
-          <v:rect id="_x0000_i2621" style="width:0;height:1.5pt" o:hralign="center" o:hrstd="t" o:hr="t" fillcolor="#a0a0a0" stroked="f"/>
+          <v:rect id="_x0000_i1107" style="width:0;height:1.5pt" o:hralign="center" o:hrstd="t" o:hr="t" fillcolor="#a0a0a0" stroked="f"/>
         </w:pict>
       </w:r>
     </w:p>
@@ -13337,7 +13298,7 @@
     <w:p>
       <w:r>
         <w:pict w14:anchorId="000CB12F">
-          <v:rect id="_x0000_i2622" style="width:0;height:1.5pt" o:hralign="center" o:hrstd="t" o:hr="t" fillcolor="#a0a0a0" stroked="f"/>
+          <v:rect id="_x0000_i1108" style="width:0;height:1.5pt" o:hralign="center" o:hrstd="t" o:hr="t" fillcolor="#a0a0a0" stroked="f"/>
         </w:pict>
       </w:r>
     </w:p>
@@ -13459,7 +13420,7 @@
     <w:p>
       <w:r>
         <w:pict w14:anchorId="01F5FDC4">
-          <v:rect id="_x0000_i2623" style="width:0;height:1.5pt" o:hralign="center" o:hrstd="t" o:hr="t" fillcolor="#a0a0a0" stroked="f"/>
+          <v:rect id="_x0000_i1109" style="width:0;height:1.5pt" o:hralign="center" o:hrstd="t" o:hr="t" fillcolor="#a0a0a0" stroked="f"/>
         </w:pict>
       </w:r>
     </w:p>
@@ -13558,7 +13519,7 @@
     <w:p>
       <w:r>
         <w:pict w14:anchorId="551509B1">
-          <v:rect id="_x0000_i2624" style="width:0;height:1.5pt" o:hralign="center" o:hrstd="t" o:hr="t" fillcolor="#a0a0a0" stroked="f"/>
+          <v:rect id="_x0000_i1110" style="width:0;height:1.5pt" o:hralign="center" o:hrstd="t" o:hr="t" fillcolor="#a0a0a0" stroked="f"/>
         </w:pict>
       </w:r>
     </w:p>
@@ -13728,7 +13689,7 @@
     <w:p>
       <w:r>
         <w:pict w14:anchorId="2321A95B">
-          <v:rect id="_x0000_i2625" style="width:0;height:1.5pt" o:hralign="center" o:hrstd="t" o:hr="t" fillcolor="#a0a0a0" stroked="f"/>
+          <v:rect id="_x0000_i1111" style="width:0;height:1.5pt" o:hralign="center" o:hrstd="t" o:hr="t" fillcolor="#a0a0a0" stroked="f"/>
         </w:pict>
       </w:r>
     </w:p>
@@ -13813,7 +13774,7 @@
     <w:p>
       <w:r>
         <w:pict w14:anchorId="5D6AD875">
-          <v:rect id="_x0000_i2626" style="width:0;height:1.5pt" o:hralign="center" o:hrstd="t" o:hr="t" fillcolor="#a0a0a0" stroked="f"/>
+          <v:rect id="_x0000_i1112" style="width:0;height:1.5pt" o:hralign="center" o:hrstd="t" o:hr="t" fillcolor="#a0a0a0" stroked="f"/>
         </w:pict>
       </w:r>
     </w:p>
@@ -14057,7 +14018,7 @@
     <w:p>
       <w:r>
         <w:pict w14:anchorId="66FED685">
-          <v:rect id="_x0000_i2627" style="width:0;height:1.5pt" o:hralign="center" o:hrstd="t" o:hr="t" fillcolor="#a0a0a0" stroked="f"/>
+          <v:rect id="_x0000_i1113" style="width:0;height:1.5pt" o:hralign="center" o:hrstd="t" o:hr="t" fillcolor="#a0a0a0" stroked="f"/>
         </w:pict>
       </w:r>
     </w:p>
@@ -14097,7 +14058,7 @@
     <w:p>
       <w:r>
         <w:pict w14:anchorId="59789A3C">
-          <v:rect id="_x0000_i2628" style="width:0;height:1.5pt" o:hralign="center" o:hrstd="t" o:hr="t" fillcolor="#a0a0a0" stroked="f"/>
+          <v:rect id="_x0000_i1114" style="width:0;height:1.5pt" o:hralign="center" o:hrstd="t" o:hr="t" fillcolor="#a0a0a0" stroked="f"/>
         </w:pict>
       </w:r>
     </w:p>
@@ -14169,7 +14130,7 @@
     <w:p>
       <w:r>
         <w:pict w14:anchorId="02C1DB8C">
-          <v:rect id="_x0000_i2629" style="width:0;height:1.5pt" o:hralign="center" o:hrstd="t" o:hr="t" fillcolor="#a0a0a0" stroked="f"/>
+          <v:rect id="_x0000_i1115" style="width:0;height:1.5pt" o:hralign="center" o:hrstd="t" o:hr="t" fillcolor="#a0a0a0" stroked="f"/>
         </w:pict>
       </w:r>
     </w:p>
@@ -14236,7 +14197,7 @@
     <w:p>
       <w:r>
         <w:pict w14:anchorId="621044FA">
-          <v:rect id="_x0000_i2630" style="width:0;height:1.5pt" o:hralign="center" o:hrstd="t" o:hr="t" fillcolor="#a0a0a0" stroked="f"/>
+          <v:rect id="_x0000_i1116" style="width:0;height:1.5pt" o:hralign="center" o:hrstd="t" o:hr="t" fillcolor="#a0a0a0" stroked="f"/>
         </w:pict>
       </w:r>
     </w:p>
@@ -14448,7 +14409,7 @@
     <w:p>
       <w:r>
         <w:pict w14:anchorId="253310BA">
-          <v:rect id="_x0000_i2631" style="width:0;height:1.5pt" o:hralign="center" o:hrstd="t" o:hr="t" fillcolor="#a0a0a0" stroked="f"/>
+          <v:rect id="_x0000_i1117" style="width:0;height:1.5pt" o:hralign="center" o:hrstd="t" o:hr="t" fillcolor="#a0a0a0" stroked="f"/>
         </w:pict>
       </w:r>
     </w:p>
@@ -14473,25 +14434,11 @@
       </w:r>
       <w:r>
         <w:br/>
-      </w:r>
-      <w:proofErr w:type="spellStart"/>
-      <w:r>
-        <w:t>Bird</w:t>
-      </w:r>
-      <w:proofErr w:type="spellEnd"/>
-      <w:r>
-        <w:t xml:space="preserve"> → ISA → Animal</w:t>
+        <w:t>Bird → ISA → Animal</w:t>
       </w:r>
       <w:r>
         <w:br/>
-      </w:r>
-      <w:proofErr w:type="spellStart"/>
-      <w:r>
-        <w:t>Animal</w:t>
-      </w:r>
-      <w:proofErr w:type="spellEnd"/>
-      <w:r>
-        <w:t xml:space="preserve"> → has → Life</w:t>
+        <w:t>Animal → has → Life</w:t>
       </w:r>
       <w:r>
         <w:br/>
@@ -14539,7 +14486,7 @@
     <w:p>
       <w:r>
         <w:pict w14:anchorId="33157B40">
-          <v:rect id="_x0000_i2632" style="width:0;height:1.5pt" o:hralign="center" o:hrstd="t" o:hr="t" fillcolor="#a0a0a0" stroked="f"/>
+          <v:rect id="_x0000_i1118" style="width:0;height:1.5pt" o:hralign="center" o:hrstd="t" o:hr="t" fillcolor="#a0a0a0" stroked="f"/>
         </w:pict>
       </w:r>
     </w:p>
@@ -14742,7 +14689,7 @@
     <w:p>
       <w:r>
         <w:pict w14:anchorId="5A260B42">
-          <v:rect id="_x0000_i2633" style="width:0;height:1.5pt" o:hralign="center" o:hrstd="t" o:hr="t" fillcolor="#a0a0a0" stroked="f"/>
+          <v:rect id="_x0000_i1119" style="width:0;height:1.5pt" o:hralign="center" o:hrstd="t" o:hr="t" fillcolor="#a0a0a0" stroked="f"/>
         </w:pict>
       </w:r>
     </w:p>
@@ -14973,7 +14920,7 @@
     <w:p>
       <w:r>
         <w:pict w14:anchorId="008AC7FC">
-          <v:rect id="_x0000_i2634" style="width:0;height:1.5pt" o:hralign="center" o:hrstd="t" o:hr="t" fillcolor="#a0a0a0" stroked="f"/>
+          <v:rect id="_x0000_i1120" style="width:0;height:1.5pt" o:hralign="center" o:hrstd="t" o:hr="t" fillcolor="#a0a0a0" stroked="f"/>
         </w:pict>
       </w:r>
     </w:p>
@@ -15190,7 +15137,7 @@
     <w:p>
       <w:r>
         <w:pict w14:anchorId="6726BC53">
-          <v:rect id="_x0000_i2635" style="width:0;height:1.5pt" o:hralign="center" o:hrstd="t" o:hr="t" fillcolor="#a0a0a0" stroked="f"/>
+          <v:rect id="_x0000_i1121" style="width:0;height:1.5pt" o:hralign="center" o:hrstd="t" o:hr="t" fillcolor="#a0a0a0" stroked="f"/>
         </w:pict>
       </w:r>
     </w:p>
@@ -15319,7 +15266,7 @@
     <w:p>
       <w:r>
         <w:pict w14:anchorId="5413BBAE">
-          <v:rect id="_x0000_i2636" style="width:0;height:1.5pt" o:hralign="center" o:hrstd="t" o:hr="t" fillcolor="#a0a0a0" stroked="f"/>
+          <v:rect id="_x0000_i1122" style="width:0;height:1.5pt" o:hralign="center" o:hrstd="t" o:hr="t" fillcolor="#a0a0a0" stroked="f"/>
         </w:pict>
       </w:r>
     </w:p>
@@ -15521,7 +15468,7 @@
     <w:p>
       <w:r>
         <w:pict w14:anchorId="1413ED5D">
-          <v:rect id="_x0000_i2637" style="width:0;height:1.5pt" o:hralign="center" o:hrstd="t" o:hr="t" fillcolor="#a0a0a0" stroked="f"/>
+          <v:rect id="_x0000_i1123" style="width:0;height:1.5pt" o:hralign="center" o:hrstd="t" o:hr="t" fillcolor="#a0a0a0" stroked="f"/>
         </w:pict>
       </w:r>
     </w:p>
@@ -15614,7 +15561,7 @@
     <w:p>
       <w:r>
         <w:pict w14:anchorId="5B85B285">
-          <v:rect id="_x0000_i2638" style="width:0;height:1.5pt" o:hralign="center" o:hrstd="t" o:hr="t" fillcolor="#a0a0a0" stroked="f"/>
+          <v:rect id="_x0000_i1124" style="width:0;height:1.5pt" o:hralign="center" o:hrstd="t" o:hr="t" fillcolor="#a0a0a0" stroked="f"/>
         </w:pict>
       </w:r>
     </w:p>
@@ -15641,15 +15588,7 @@
         <w:t xml:space="preserve"> </w:t>
       </w:r>
       <w:r>
-        <w:t xml:space="preserve">Likes(John, </w:t>
-      </w:r>
-      <w:proofErr w:type="spellStart"/>
-      <w:r>
-        <w:t>IceCream</w:t>
-      </w:r>
-      <w:proofErr w:type="spellEnd"/>
-      <w:r>
-        <w:t>)</w:t>
+        <w:t>Likes(John, IceCream)</w:t>
       </w:r>
     </w:p>
     <w:p>
@@ -15794,11 +15733,9 @@
             <w:pPr>
               <w:spacing w:after="160" w:line="259" w:lineRule="auto"/>
             </w:pPr>
-            <w:proofErr w:type="spellStart"/>
             <w:r>
               <w:t>IceCream</w:t>
             </w:r>
-            <w:proofErr w:type="spellEnd"/>
           </w:p>
         </w:tc>
         <w:tc>
@@ -15821,7 +15758,7 @@
     <w:p>
       <w:r>
         <w:pict w14:anchorId="331E78D3">
-          <v:rect id="_x0000_i2639" style="width:0;height:1.5pt" o:hralign="center" o:hrstd="t" o:hr="t" fillcolor="#a0a0a0" stroked="f"/>
+          <v:rect id="_x0000_i1125" style="width:0;height:1.5pt" o:hralign="center" o:hrstd="t" o:hr="t" fillcolor="#a0a0a0" stroked="f"/>
         </w:pict>
       </w:r>
     </w:p>
@@ -16006,7 +15943,7 @@
     <w:p>
       <w:r>
         <w:pict w14:anchorId="330E0EB2">
-          <v:rect id="_x0000_i2640" style="width:0;height:1.5pt" o:hralign="center" o:hrstd="t" o:hr="t" fillcolor="#a0a0a0" stroked="f"/>
+          <v:rect id="_x0000_i1126" style="width:0;height:1.5pt" o:hralign="center" o:hrstd="t" o:hr="t" fillcolor="#a0a0a0" stroked="f"/>
         </w:pict>
       </w:r>
     </w:p>
@@ -16077,7 +16014,7 @@
     <w:p>
       <w:r>
         <w:pict w14:anchorId="3D56868D">
-          <v:rect id="_x0000_i2641" style="width:0;height:1.5pt" o:hralign="center" o:hrstd="t" o:hr="t" fillcolor="#a0a0a0" stroked="f"/>
+          <v:rect id="_x0000_i1127" style="width:0;height:1.5pt" o:hralign="center" o:hrstd="t" o:hr="t" fillcolor="#a0a0a0" stroked="f"/>
         </w:pict>
       </w:r>
     </w:p>
@@ -16308,7 +16245,7 @@
     <w:p>
       <w:r>
         <w:pict w14:anchorId="3B74986E">
-          <v:rect id="_x0000_i2642" style="width:0;height:1.5pt" o:hralign="center" o:hrstd="t" o:hr="t" fillcolor="#a0a0a0" stroked="f"/>
+          <v:rect id="_x0000_i1128" style="width:0;height:1.5pt" o:hralign="center" o:hrstd="t" o:hr="t" fillcolor="#a0a0a0" stroked="f"/>
         </w:pict>
       </w:r>
     </w:p>
@@ -16390,7 +16327,7 @@
     <w:p>
       <w:r>
         <w:pict w14:anchorId="03087933">
-          <v:rect id="_x0000_i2643" style="width:0;height:1.5pt" o:hralign="center" o:hrstd="t" o:hr="t" fillcolor="#a0a0a0" stroked="f"/>
+          <v:rect id="_x0000_i1129" style="width:0;height:1.5pt" o:hralign="center" o:hrstd="t" o:hr="t" fillcolor="#a0a0a0" stroked="f"/>
         </w:pict>
       </w:r>
     </w:p>
@@ -16428,7 +16365,7 @@
     <w:p>
       <w:r>
         <w:pict w14:anchorId="771E46B5">
-          <v:rect id="_x0000_i2644" style="width:0;height:1.5pt" o:hralign="center" o:hrstd="t" o:hr="t" fillcolor="#a0a0a0" stroked="f"/>
+          <v:rect id="_x0000_i1130" style="width:0;height:1.5pt" o:hralign="center" o:hrstd="t" o:hr="t" fillcolor="#a0a0a0" stroked="f"/>
         </w:pict>
       </w:r>
     </w:p>
@@ -16483,7 +16420,7 @@
     <w:p>
       <w:r>
         <w:pict w14:anchorId="5F8B7BE6">
-          <v:rect id="_x0000_i2645" style="width:0;height:1.5pt" o:hralign="center" o:hrstd="t" o:hr="t" fillcolor="#a0a0a0" stroked="f"/>
+          <v:rect id="_x0000_i1131" style="width:0;height:1.5pt" o:hralign="center" o:hrstd="t" o:hr="t" fillcolor="#a0a0a0" stroked="f"/>
         </w:pict>
       </w:r>
     </w:p>
@@ -16654,7 +16591,7 @@
     <w:p>
       <w:r>
         <w:pict w14:anchorId="051D17ED">
-          <v:rect id="_x0000_i2646" style="width:0;height:1.5pt" o:hralign="center" o:hrstd="t" o:hr="t" fillcolor="#a0a0a0" stroked="f"/>
+          <v:rect id="_x0000_i1132" style="width:0;height:1.5pt" o:hralign="center" o:hrstd="t" o:hr="t" fillcolor="#a0a0a0" stroked="f"/>
         </w:pict>
       </w:r>
     </w:p>
@@ -16755,7 +16692,7 @@
     <w:p>
       <w:r>
         <w:pict w14:anchorId="482B8BC1">
-          <v:rect id="_x0000_i2647" style="width:0;height:1.5pt" o:hralign="center" o:hrstd="t" o:hr="t" fillcolor="#a0a0a0" stroked="f"/>
+          <v:rect id="_x0000_i1133" style="width:0;height:1.5pt" o:hralign="center" o:hrstd="t" o:hr="t" fillcolor="#a0a0a0" stroked="f"/>
         </w:pict>
       </w:r>
     </w:p>
@@ -16962,15 +16899,7 @@
               <w:cnfStyle w:val="000000100000" w:firstRow="0" w:lastRow="0" w:firstColumn="0" w:lastColumn="0" w:oddVBand="0" w:evenVBand="0" w:oddHBand="1" w:evenHBand="0" w:firstRowFirstColumn="0" w:firstRowLastColumn="0" w:lastRowFirstColumn="0" w:lastRowLastColumn="0"/>
             </w:pPr>
             <w:r>
-              <w:t>Loves(</w:t>
-            </w:r>
-            <w:proofErr w:type="spellStart"/>
-            <w:r>
-              <w:t>Ram,Sita</w:t>
-            </w:r>
-            <w:proofErr w:type="spellEnd"/>
-            <w:r>
-              <w:t>)</w:t>
+              <w:t>Loves(Ram,Sita)</w:t>
             </w:r>
           </w:p>
         </w:tc>
@@ -16994,7 +16923,7 @@
     <w:p>
       <w:r>
         <w:pict w14:anchorId="499D4ED8">
-          <v:rect id="_x0000_i2648" style="width:0;height:1.5pt" o:hralign="center" o:hrstd="t" o:hr="t" fillcolor="#a0a0a0" stroked="f"/>
+          <v:rect id="_x0000_i1134" style="width:0;height:1.5pt" o:hralign="center" o:hrstd="t" o:hr="t" fillcolor="#a0a0a0" stroked="f"/>
         </w:pict>
       </w:r>
     </w:p>
@@ -17066,7 +16995,7 @@
     <w:p>
       <w:r>
         <w:pict w14:anchorId="32E6853E">
-          <v:rect id="_x0000_i2649" style="width:0;height:1.5pt" o:hralign="center" o:hrstd="t" o:hr="t" fillcolor="#a0a0a0" stroked="f"/>
+          <v:rect id="_x0000_i1135" style="width:0;height:1.5pt" o:hralign="center" o:hrstd="t" o:hr="t" fillcolor="#a0a0a0" stroked="f"/>
         </w:pict>
       </w:r>
     </w:p>
@@ -17141,7 +17070,7 @@
       <w:r>
         <w:lastRenderedPageBreak/>
         <w:pict w14:anchorId="50926E05">
-          <v:rect id="_x0000_i2650" style="width:0;height:1.5pt" o:hralign="center" o:hrstd="t" o:hr="t" fillcolor="#a0a0a0" stroked="f"/>
+          <v:rect id="_x0000_i1136" style="width:0;height:1.5pt" o:hralign="center" o:hrstd="t" o:hr="t" fillcolor="#a0a0a0" stroked="f"/>
         </w:pict>
       </w:r>
     </w:p>
@@ -17528,7 +17457,7 @@
     <w:p>
       <w:r>
         <w:pict w14:anchorId="1C938F22">
-          <v:rect id="_x0000_i2651" style="width:0;height:1.5pt" o:hralign="center" o:hrstd="t" o:hr="t" fillcolor="#a0a0a0" stroked="f"/>
+          <v:rect id="_x0000_i1137" style="width:0;height:1.5pt" o:hralign="center" o:hrstd="t" o:hr="t" fillcolor="#a0a0a0" stroked="f"/>
         </w:pict>
       </w:r>
     </w:p>
@@ -17598,7 +17527,7 @@
     <w:p>
       <w:r>
         <w:pict w14:anchorId="63E6D29B">
-          <v:rect id="_x0000_i2652" style="width:0;height:1.5pt" o:hralign="center" o:hrstd="t" o:hr="t" fillcolor="#a0a0a0" stroked="f"/>
+          <v:rect id="_x0000_i1138" style="width:0;height:1.5pt" o:hralign="center" o:hrstd="t" o:hr="t" fillcolor="#a0a0a0" stroked="f"/>
         </w:pict>
       </w:r>
     </w:p>
@@ -17646,7 +17575,7 @@
     <w:p>
       <w:r>
         <w:pict w14:anchorId="292A7A8C">
-          <v:rect id="_x0000_i2653" style="width:0;height:1.5pt" o:hralign="center" o:hrstd="t" o:hr="t" fillcolor="#a0a0a0" stroked="f"/>
+          <v:rect id="_x0000_i1139" style="width:0;height:1.5pt" o:hralign="center" o:hrstd="t" o:hr="t" fillcolor="#a0a0a0" stroked="f"/>
         </w:pict>
       </w:r>
     </w:p>
@@ -17683,7 +17612,7 @@
     <w:p>
       <w:r>
         <w:pict w14:anchorId="5DAC1876">
-          <v:rect id="_x0000_i2654" style="width:0;height:1.5pt" o:hralign="center" o:hrstd="t" o:hr="t" fillcolor="#a0a0a0" stroked="f"/>
+          <v:rect id="_x0000_i1140" style="width:0;height:1.5pt" o:hralign="center" o:hrstd="t" o:hr="t" fillcolor="#a0a0a0" stroked="f"/>
         </w:pict>
       </w:r>
     </w:p>
@@ -17727,7 +17656,7 @@
     <w:p>
       <w:r>
         <w:pict w14:anchorId="2E334B46">
-          <v:rect id="_x0000_i2655" style="width:0;height:1.5pt" o:hralign="center" o:hrstd="t" o:hr="t" fillcolor="#a0a0a0" stroked="f"/>
+          <v:rect id="_x0000_i1141" style="width:0;height:1.5pt" o:hralign="center" o:hrstd="t" o:hr="t" fillcolor="#a0a0a0" stroked="f"/>
         </w:pict>
       </w:r>
     </w:p>
@@ -17780,21 +17709,13 @@
         <w:t>→</w:t>
       </w:r>
       <w:r>
-        <w:t xml:space="preserve"> </w:t>
-      </w:r>
-      <w:proofErr w:type="spellStart"/>
-      <w:r>
-        <w:t>CanFly</w:t>
-      </w:r>
-      <w:proofErr w:type="spellEnd"/>
-      <w:r>
-        <w:t>(x))</w:t>
+        <w:t xml:space="preserve"> CanFly(x))</w:t>
       </w:r>
     </w:p>
     <w:p>
       <w:r>
         <w:pict w14:anchorId="00DB7F32">
-          <v:rect id="_x0000_i2656" style="width:0;height:1.5pt" o:hralign="center" o:hrstd="t" o:hr="t" fillcolor="#a0a0a0" stroked="f"/>
+          <v:rect id="_x0000_i1142" style="width:0;height:1.5pt" o:hralign="center" o:hrstd="t" o:hr="t" fillcolor="#a0a0a0" stroked="f"/>
         </w:pict>
       </w:r>
     </w:p>
@@ -17854,7 +17775,7 @@
     <w:p>
       <w:r>
         <w:pict w14:anchorId="7FAB4E91">
-          <v:rect id="_x0000_i2657" style="width:0;height:1.5pt" o:hralign="center" o:hrstd="t" o:hr="t" fillcolor="#a0a0a0" stroked="f"/>
+          <v:rect id="_x0000_i1143" style="width:0;height:1.5pt" o:hralign="center" o:hrstd="t" o:hr="t" fillcolor="#a0a0a0" stroked="f"/>
         </w:pict>
       </w:r>
     </w:p>
@@ -17881,7 +17802,7 @@
     <w:p>
       <w:r>
         <w:pict w14:anchorId="69F213B9">
-          <v:rect id="_x0000_i2658" style="width:0;height:1.5pt" o:hralign="center" o:hrstd="t" o:hr="t" fillcolor="#a0a0a0" stroked="f"/>
+          <v:rect id="_x0000_i1144" style="width:0;height:1.5pt" o:hralign="center" o:hrstd="t" o:hr="t" fillcolor="#a0a0a0" stroked="f"/>
         </w:pict>
       </w:r>
     </w:p>
@@ -17946,7 +17867,7 @@
     <w:p>
       <w:r>
         <w:pict w14:anchorId="06EBA01D">
-          <v:rect id="_x0000_i2659" style="width:0;height:1.5pt" o:hralign="center" o:hrstd="t" o:hr="t" fillcolor="#a0a0a0" stroked="f"/>
+          <v:rect id="_x0000_i1145" style="width:0;height:1.5pt" o:hralign="center" o:hrstd="t" o:hr="t" fillcolor="#a0a0a0" stroked="f"/>
         </w:pict>
       </w:r>
     </w:p>
@@ -18011,7 +17932,7 @@
     <w:p>
       <w:r>
         <w:pict w14:anchorId="186A2E56">
-          <v:rect id="_x0000_i2660" style="width:0;height:1.5pt" o:hralign="center" o:hrstd="t" o:hr="t" fillcolor="#a0a0a0" stroked="f"/>
+          <v:rect id="_x0000_i1146" style="width:0;height:1.5pt" o:hralign="center" o:hrstd="t" o:hr="t" fillcolor="#a0a0a0" stroked="f"/>
         </w:pict>
       </w:r>
     </w:p>
@@ -18107,7 +18028,7 @@
     <w:p>
       <w:r>
         <w:pict w14:anchorId="3C805CC1">
-          <v:rect id="_x0000_i2661" style="width:0;height:1.5pt" o:hralign="center" o:hrstd="t" o:hr="t" fillcolor="#a0a0a0" stroked="f"/>
+          <v:rect id="_x0000_i1147" style="width:0;height:1.5pt" o:hralign="center" o:hrstd="t" o:hr="t" fillcolor="#a0a0a0" stroked="f"/>
         </w:pict>
       </w:r>
     </w:p>
@@ -18188,7 +18109,7 @@
     <w:p>
       <w:r>
         <w:pict w14:anchorId="237324D8">
-          <v:rect id="_x0000_i2662" style="width:0;height:1.5pt" o:hralign="center" o:hrstd="t" o:hr="t" fillcolor="#a0a0a0" stroked="f"/>
+          <v:rect id="_x0000_i1148" style="width:0;height:1.5pt" o:hralign="center" o:hrstd="t" o:hr="t" fillcolor="#a0a0a0" stroked="f"/>
         </w:pict>
       </w:r>
     </w:p>
@@ -18417,7 +18338,7 @@
     <w:p>
       <w:r>
         <w:pict w14:anchorId="135925F3">
-          <v:rect id="_x0000_i2663" style="width:0;height:1.5pt" o:hralign="center" o:hrstd="t" o:hr="t" fillcolor="#a0a0a0" stroked="f"/>
+          <v:rect id="_x0000_i1149" style="width:0;height:1.5pt" o:hralign="center" o:hrstd="t" o:hr="t" fillcolor="#a0a0a0" stroked="f"/>
         </w:pict>
       </w:r>
     </w:p>
@@ -18673,7 +18594,7 @@
     <w:p>
       <w:r>
         <w:pict w14:anchorId="5E118696">
-          <v:rect id="_x0000_i2664" style="width:0;height:1.5pt" o:hralign="center" o:hrstd="t" o:hr="t" fillcolor="#a0a0a0" stroked="f"/>
+          <v:rect id="_x0000_i1150" style="width:0;height:1.5pt" o:hralign="center" o:hrstd="t" o:hr="t" fillcolor="#a0a0a0" stroked="f"/>
         </w:pict>
       </w:r>
     </w:p>
@@ -18936,7 +18857,7 @@
     <w:p>
       <w:r>
         <w:pict w14:anchorId="616501E1">
-          <v:rect id="_x0000_i2665" style="width:0;height:1.5pt" o:hralign="center" o:hrstd="t" o:hr="t" fillcolor="#a0a0a0" stroked="f"/>
+          <v:rect id="_x0000_i1151" style="width:0;height:1.5pt" o:hralign="center" o:hrstd="t" o:hr="t" fillcolor="#a0a0a0" stroked="f"/>
         </w:pict>
       </w:r>
     </w:p>
@@ -19050,7 +18971,7 @@
     <w:p>
       <w:r>
         <w:pict w14:anchorId="7B060953">
-          <v:rect id="_x0000_i2666" style="width:0;height:1.5pt" o:hralign="center" o:hrstd="t" o:hr="t" fillcolor="#a0a0a0" stroked="f"/>
+          <v:rect id="_x0000_i1152" style="width:0;height:1.5pt" o:hralign="center" o:hrstd="t" o:hr="t" fillcolor="#a0a0a0" stroked="f"/>
         </w:pict>
       </w:r>
     </w:p>
@@ -19252,7 +19173,7 @@
     <w:p>
       <w:r>
         <w:pict w14:anchorId="31A0A745">
-          <v:rect id="_x0000_i2667" style="width:0;height:1.5pt" o:hralign="center" o:hrstd="t" o:hr="t" fillcolor="#a0a0a0" stroked="f"/>
+          <v:rect id="_x0000_i1153" style="width:0;height:1.5pt" o:hralign="center" o:hrstd="t" o:hr="t" fillcolor="#a0a0a0" stroked="f"/>
         </w:pict>
       </w:r>
     </w:p>
@@ -19354,7 +19275,7 @@
     <w:p>
       <w:r>
         <w:pict w14:anchorId="7B3DCE1E">
-          <v:rect id="_x0000_i2668" style="width:0;height:1.5pt" o:hralign="center" o:hrstd="t" o:hr="t" fillcolor="#a0a0a0" stroked="f"/>
+          <v:rect id="_x0000_i1154" style="width:0;height:1.5pt" o:hralign="center" o:hrstd="t" o:hr="t" fillcolor="#a0a0a0" stroked="f"/>
         </w:pict>
       </w:r>
     </w:p>
@@ -19407,7 +19328,7 @@
     <w:p>
       <w:r>
         <w:pict w14:anchorId="0D193CC1">
-          <v:rect id="_x0000_i2669" style="width:0;height:1.5pt" o:hralign="center" o:hrstd="t" o:hr="t" fillcolor="#a0a0a0" stroked="f"/>
+          <v:rect id="_x0000_i1155" style="width:0;height:1.5pt" o:hralign="center" o:hrstd="t" o:hr="t" fillcolor="#a0a0a0" stroked="f"/>
         </w:pict>
       </w:r>
     </w:p>
@@ -19592,7 +19513,7 @@
     <w:p>
       <w:r>
         <w:pict w14:anchorId="1C3C624D">
-          <v:rect id="_x0000_i2670" style="width:0;height:1.5pt" o:hralign="center" o:hrstd="t" o:hr="t" fillcolor="#a0a0a0" stroked="f"/>
+          <v:rect id="_x0000_i1156" style="width:0;height:1.5pt" o:hralign="center" o:hrstd="t" o:hr="t" fillcolor="#a0a0a0" stroked="f"/>
         </w:pict>
       </w:r>
     </w:p>
@@ -19674,7 +19595,7 @@
     <w:p>
       <w:r>
         <w:pict w14:anchorId="5393E190">
-          <v:rect id="_x0000_i2671" style="width:0;height:1.5pt" o:hralign="center" o:hrstd="t" o:hr="t" fillcolor="#a0a0a0" stroked="f"/>
+          <v:rect id="_x0000_i1157" style="width:0;height:1.5pt" o:hralign="center" o:hrstd="t" o:hr="t" fillcolor="#a0a0a0" stroked="f"/>
         </w:pict>
       </w:r>
     </w:p>
@@ -19738,7 +19659,7 @@
     <w:p>
       <w:r>
         <w:pict w14:anchorId="6B4136FD">
-          <v:rect id="_x0000_i2672" style="width:0;height:1.5pt" o:hralign="center" o:hrstd="t" o:hr="t" fillcolor="#a0a0a0" stroked="f"/>
+          <v:rect id="_x0000_i1158" style="width:0;height:1.5pt" o:hralign="center" o:hrstd="t" o:hr="t" fillcolor="#a0a0a0" stroked="f"/>
         </w:pict>
       </w:r>
     </w:p>
@@ -19850,7 +19771,7 @@
     <w:p>
       <w:r>
         <w:pict w14:anchorId="3FE77468">
-          <v:rect id="_x0000_i2673" style="width:0;height:1.5pt" o:hralign="center" o:hrstd="t" o:hr="t" fillcolor="#a0a0a0" stroked="f"/>
+          <v:rect id="_x0000_i1159" style="width:0;height:1.5pt" o:hralign="center" o:hrstd="t" o:hr="t" fillcolor="#a0a0a0" stroked="f"/>
         </w:pict>
       </w:r>
     </w:p>
@@ -19949,7 +19870,7 @@
     <w:p>
       <w:r>
         <w:pict w14:anchorId="2D699439">
-          <v:rect id="_x0000_i2674" style="width:0;height:1.5pt" o:hralign="center" o:hrstd="t" o:hr="t" fillcolor="#a0a0a0" stroked="f"/>
+          <v:rect id="_x0000_i1160" style="width:0;height:1.5pt" o:hralign="center" o:hrstd="t" o:hr="t" fillcolor="#a0a0a0" stroked="f"/>
         </w:pict>
       </w:r>
     </w:p>
@@ -20041,7 +19962,7 @@
     <w:p>
       <w:r>
         <w:pict w14:anchorId="46680B66">
-          <v:rect id="_x0000_i2675" style="width:0;height:1.5pt" o:hralign="center" o:hrstd="t" o:hr="t" fillcolor="#a0a0a0" stroked="f"/>
+          <v:rect id="_x0000_i1161" style="width:0;height:1.5pt" o:hralign="center" o:hrstd="t" o:hr="t" fillcolor="#a0a0a0" stroked="f"/>
         </w:pict>
       </w:r>
     </w:p>
@@ -20078,7 +19999,7 @@
     <w:p>
       <w:r>
         <w:pict w14:anchorId="208A26D7">
-          <v:rect id="_x0000_i2676" style="width:0;height:1.5pt" o:hralign="center" o:hrstd="t" o:hr="t" fillcolor="#a0a0a0" stroked="f"/>
+          <v:rect id="_x0000_i1162" style="width:0;height:1.5pt" o:hralign="center" o:hrstd="t" o:hr="t" fillcolor="#a0a0a0" stroked="f"/>
         </w:pict>
       </w:r>
     </w:p>
@@ -20151,7 +20072,7 @@
     <w:p>
       <w:r>
         <w:pict w14:anchorId="6F00D753">
-          <v:rect id="_x0000_i2677" style="width:0;height:1.5pt" o:hralign="center" o:hrstd="t" o:hr="t" fillcolor="#a0a0a0" stroked="f"/>
+          <v:rect id="_x0000_i1163" style="width:0;height:1.5pt" o:hralign="center" o:hrstd="t" o:hr="t" fillcolor="#a0a0a0" stroked="f"/>
         </w:pict>
       </w:r>
     </w:p>
@@ -20254,7 +20175,7 @@
       <w:r>
         <w:lastRenderedPageBreak/>
         <w:pict w14:anchorId="0E518776">
-          <v:rect id="_x0000_i2678" style="width:0;height:1.5pt" o:hralign="center" o:hrstd="t" o:hr="t" fillcolor="#a0a0a0" stroked="f"/>
+          <v:rect id="_x0000_i1164" style="width:0;height:1.5pt" o:hralign="center" o:hrstd="t" o:hr="t" fillcolor="#a0a0a0" stroked="f"/>
         </w:pict>
       </w:r>
     </w:p>
@@ -20296,7 +20217,7 @@
     <w:p>
       <w:r>
         <w:pict w14:anchorId="68C67A87">
-          <v:rect id="_x0000_i2679" style="width:0;height:1.5pt" o:hralign="center" o:hrstd="t" o:hr="t" fillcolor="#a0a0a0" stroked="f"/>
+          <v:rect id="_x0000_i1165" style="width:0;height:1.5pt" o:hralign="center" o:hrstd="t" o:hr="t" fillcolor="#a0a0a0" stroked="f"/>
         </w:pict>
       </w:r>
     </w:p>
@@ -20377,7 +20298,7 @@
     <w:p>
       <w:r>
         <w:pict w14:anchorId="215783E2">
-          <v:rect id="_x0000_i2680" style="width:0;height:1.5pt" o:hralign="center" o:hrstd="t" o:hr="t" fillcolor="#a0a0a0" stroked="f"/>
+          <v:rect id="_x0000_i1166" style="width:0;height:1.5pt" o:hralign="center" o:hrstd="t" o:hr="t" fillcolor="#a0a0a0" stroked="f"/>
         </w:pict>
       </w:r>
     </w:p>
@@ -20446,7 +20367,7 @@
     <w:p>
       <w:r>
         <w:pict w14:anchorId="356B2BBA">
-          <v:rect id="_x0000_i2681" style="width:0;height:1.5pt" o:hralign="center" o:hrstd="t" o:hr="t" fillcolor="#a0a0a0" stroked="f"/>
+          <v:rect id="_x0000_i1167" style="width:0;height:1.5pt" o:hralign="center" o:hrstd="t" o:hr="t" fillcolor="#a0a0a0" stroked="f"/>
         </w:pict>
       </w:r>
     </w:p>
@@ -20486,15 +20407,7 @@
     </w:p>
     <w:p>
       <w:r>
-        <w:t xml:space="preserve">Bird(x) → </w:t>
-      </w:r>
-      <w:proofErr w:type="spellStart"/>
-      <w:r>
-        <w:t>HasWings</w:t>
-      </w:r>
-      <w:proofErr w:type="spellEnd"/>
-      <w:r>
-        <w:t>(x)</w:t>
+        <w:t>Bird(x) → HasWings(x)</w:t>
       </w:r>
       <w:r>
         <w:br/>
@@ -20508,13 +20421,8 @@
       <w:r>
         <w:t xml:space="preserve"> </w:t>
       </w:r>
-      <w:proofErr w:type="spellStart"/>
-      <w:r>
-        <w:t>HasWings</w:t>
-      </w:r>
-      <w:proofErr w:type="spellEnd"/>
-      <w:r>
-        <w:t>(Sparrow)</w:t>
+      <w:r>
+        <w:t>HasWings(Sparrow)</w:t>
       </w:r>
     </w:p>
     <w:p>
@@ -20525,7 +20433,7 @@
     <w:p>
       <w:r>
         <w:pict w14:anchorId="6B794201">
-          <v:rect id="_x0000_i2682" style="width:0;height:1.5pt" o:hralign="center" o:hrstd="t" o:hr="t" fillcolor="#a0a0a0" stroked="f"/>
+          <v:rect id="_x0000_i1168" style="width:0;height:1.5pt" o:hralign="center" o:hrstd="t" o:hr="t" fillcolor="#a0a0a0" stroked="f"/>
         </w:pict>
       </w:r>
     </w:p>
@@ -20608,7 +20516,7 @@
     <w:p>
       <w:r>
         <w:pict w14:anchorId="25E60C7D">
-          <v:rect id="_x0000_i2683" style="width:0;height:1.5pt" o:hralign="center" o:hrstd="t" o:hr="t" fillcolor="#a0a0a0" stroked="f"/>
+          <v:rect id="_x0000_i1169" style="width:0;height:1.5pt" o:hralign="center" o:hrstd="t" o:hr="t" fillcolor="#a0a0a0" stroked="f"/>
         </w:pict>
       </w:r>
     </w:p>
@@ -20679,7 +20587,7 @@
     <w:p>
       <w:r>
         <w:pict w14:anchorId="0579CF16">
-          <v:rect id="_x0000_i2684" style="width:0;height:1.5pt" o:hralign="center" o:hrstd="t" o:hr="t" fillcolor="#a0a0a0" stroked="f"/>
+          <v:rect id="_x0000_i1170" style="width:0;height:1.5pt" o:hralign="center" o:hrstd="t" o:hr="t" fillcolor="#a0a0a0" stroked="f"/>
         </w:pict>
       </w:r>
     </w:p>
@@ -20742,7 +20650,7 @@
     <w:p>
       <w:r>
         <w:pict w14:anchorId="2D0A30E5">
-          <v:rect id="_x0000_i2685" style="width:0;height:1.5pt" o:hralign="center" o:hrstd="t" o:hr="t" fillcolor="#a0a0a0" stroked="f"/>
+          <v:rect id="_x0000_i1171" style="width:0;height:1.5pt" o:hralign="center" o:hrstd="t" o:hr="t" fillcolor="#a0a0a0" stroked="f"/>
         </w:pict>
       </w:r>
     </w:p>
@@ -20912,7 +20820,7 @@
     <w:p>
       <w:r>
         <w:pict w14:anchorId="7B0299FA">
-          <v:rect id="_x0000_i2686" style="width:0;height:1.5pt" o:hralign="center" o:hrstd="t" o:hr="t" fillcolor="#a0a0a0" stroked="f"/>
+          <v:rect id="_x0000_i1172" style="width:0;height:1.5pt" o:hralign="center" o:hrstd="t" o:hr="t" fillcolor="#a0a0a0" stroked="f"/>
         </w:pict>
       </w:r>
     </w:p>
@@ -21079,7 +20987,7 @@
     <w:p>
       <w:r>
         <w:pict w14:anchorId="2DDA1564">
-          <v:rect id="_x0000_i2687" style="width:0;height:1.5pt" o:hralign="center" o:hrstd="t" o:hr="t" fillcolor="#a0a0a0" stroked="f"/>
+          <v:rect id="_x0000_i1173" style="width:0;height:1.5pt" o:hralign="center" o:hrstd="t" o:hr="t" fillcolor="#a0a0a0" stroked="f"/>
         </w:pict>
       </w:r>
     </w:p>
@@ -21205,13 +21113,8 @@
               <w:spacing w:after="160" w:line="259" w:lineRule="auto"/>
               <w:cnfStyle w:val="000000000000" w:firstRow="0" w:lastRow="0" w:firstColumn="0" w:lastColumn="0" w:oddVBand="0" w:evenVBand="0" w:oddHBand="0" w:evenHBand="0" w:firstRowFirstColumn="0" w:firstRowLastColumn="0" w:lastRowFirstColumn="0" w:lastRowLastColumn="0"/>
             </w:pPr>
-            <w:proofErr w:type="spellStart"/>
-            <w:r>
-              <w:t>Prolog</w:t>
-            </w:r>
-            <w:proofErr w:type="spellEnd"/>
-            <w:r>
-              <w:t xml:space="preserve"> systems</w:t>
+            <w:r>
+              <w:t>Prolog systems</w:t>
             </w:r>
           </w:p>
         </w:tc>
@@ -21287,7 +21190,7 @@
     <w:p>
       <w:r>
         <w:pict w14:anchorId="227363B0">
-          <v:rect id="_x0000_i2688" style="width:0;height:1.5pt" o:hralign="center" o:hrstd="t" o:hr="t" fillcolor="#a0a0a0" stroked="f"/>
+          <v:rect id="_x0000_i1174" style="width:0;height:1.5pt" o:hralign="center" o:hrstd="t" o:hr="t" fillcolor="#a0a0a0" stroked="f"/>
         </w:pict>
       </w:r>
     </w:p>
@@ -21479,7 +21382,7 @@
     <w:p>
       <w:r>
         <w:pict w14:anchorId="3FC41FEB">
-          <v:rect id="_x0000_i2689" style="width:0;height:1.5pt" o:hralign="center" o:hrstd="t" o:hr="t" fillcolor="#a0a0a0" stroked="f"/>
+          <v:rect id="_x0000_i1175" style="width:0;height:1.5pt" o:hralign="center" o:hrstd="t" o:hr="t" fillcolor="#a0a0a0" stroked="f"/>
         </w:pict>
       </w:r>
     </w:p>
@@ -21742,7 +21645,7 @@
       <w:r>
         <w:lastRenderedPageBreak/>
         <w:pict w14:anchorId="62095110">
-          <v:rect id="_x0000_i2690" style="width:0;height:1.5pt" o:hralign="center" o:hrstd="t" o:hr="t" fillcolor="#a0a0a0" stroked="f"/>
+          <v:rect id="_x0000_i1176" style="width:0;height:1.5pt" o:hralign="center" o:hrstd="t" o:hr="t" fillcolor="#a0a0a0" stroked="f"/>
         </w:pict>
       </w:r>
     </w:p>
@@ -21904,7 +21807,7 @@
     <w:p>
       <w:r>
         <w:pict w14:anchorId="1A77B2B9">
-          <v:rect id="_x0000_i2691" style="width:0;height:1.5pt" o:hralign="center" o:hrstd="t" o:hr="t" fillcolor="#a0a0a0" stroked="f"/>
+          <v:rect id="_x0000_i1177" style="width:0;height:1.5pt" o:hralign="center" o:hrstd="t" o:hr="t" fillcolor="#a0a0a0" stroked="f"/>
         </w:pict>
       </w:r>
     </w:p>
@@ -22085,7 +21988,7 @@
     <w:p>
       <w:r>
         <w:pict w14:anchorId="7D1029DC">
-          <v:rect id="_x0000_i2692" style="width:0;height:1.5pt" o:hralign="center" o:hrstd="t" o:hr="t" fillcolor="#a0a0a0" stroked="f"/>
+          <v:rect id="_x0000_i1178" style="width:0;height:1.5pt" o:hralign="center" o:hrstd="t" o:hr="t" fillcolor="#a0a0a0" stroked="f"/>
         </w:pict>
       </w:r>
     </w:p>
@@ -22212,7 +22115,7 @@
     <w:p>
       <w:r>
         <w:pict w14:anchorId="7022E823">
-          <v:rect id="_x0000_i2693" style="width:0;height:1.5pt" o:hralign="center" o:hrstd="t" o:hr="t" fillcolor="#a0a0a0" stroked="f"/>
+          <v:rect id="_x0000_i1179" style="width:0;height:1.5pt" o:hralign="center" o:hrstd="t" o:hr="t" fillcolor="#a0a0a0" stroked="f"/>
         </w:pict>
       </w:r>
     </w:p>
@@ -22242,15 +22145,7 @@
       </w:r>
       <w:r>
         <w:br/>
-        <w:t xml:space="preserve">Capital(India, </w:t>
-      </w:r>
-      <w:proofErr w:type="spellStart"/>
-      <w:r>
-        <w:t>NewDelhi</w:t>
-      </w:r>
-      <w:proofErr w:type="spellEnd"/>
-      <w:r>
-        <w:t>)</w:t>
+        <w:t>Capital(India, NewDelhi)</w:t>
       </w:r>
     </w:p>
     <w:p>
@@ -22286,7 +22181,7 @@
       <w:r>
         <w:lastRenderedPageBreak/>
         <w:pict w14:anchorId="06307371">
-          <v:rect id="_x0000_i2694" style="width:0;height:1.5pt" o:hralign="center" o:hrstd="t" o:hr="t" fillcolor="#a0a0a0" stroked="f"/>
+          <v:rect id="_x0000_i1180" style="width:0;height:1.5pt" o:hralign="center" o:hrstd="t" o:hr="t" fillcolor="#a0a0a0" stroked="f"/>
         </w:pict>
       </w:r>
     </w:p>
@@ -22493,7 +22388,7 @@
     <w:p>
       <w:r>
         <w:pict w14:anchorId="0BC958BF">
-          <v:rect id="_x0000_i2695" style="width:0;height:1.5pt" o:hralign="center" o:hrstd="t" o:hr="t" fillcolor="#a0a0a0" stroked="f"/>
+          <v:rect id="_x0000_i1181" style="width:0;height:1.5pt" o:hralign="center" o:hrstd="t" o:hr="t" fillcolor="#a0a0a0" stroked="f"/>
         </w:pict>
       </w:r>
     </w:p>
@@ -22545,7 +22440,7 @@
     <w:p>
       <w:r>
         <w:pict w14:anchorId="465E4EAF">
-          <v:rect id="_x0000_i2696" style="width:0;height:1.5pt" o:hralign="center" o:hrstd="t" o:hr="t" fillcolor="#a0a0a0" stroked="f"/>
+          <v:rect id="_x0000_i1182" style="width:0;height:1.5pt" o:hralign="center" o:hrstd="t" o:hr="t" fillcolor="#a0a0a0" stroked="f"/>
         </w:pict>
       </w:r>
     </w:p>
@@ -22747,7 +22642,7 @@
     <w:p>
       <w:r>
         <w:pict w14:anchorId="2AFD6B5D">
-          <v:rect id="_x0000_i2697" style="width:0;height:1.5pt" o:hralign="center" o:hrstd="t" o:hr="t" fillcolor="#a0a0a0" stroked="f"/>
+          <v:rect id="_x0000_i1183" style="width:0;height:1.5pt" o:hralign="center" o:hrstd="t" o:hr="t" fillcolor="#a0a0a0" stroked="f"/>
         </w:pict>
       </w:r>
     </w:p>
@@ -22917,7 +22812,7 @@
     <w:p>
       <w:r>
         <w:pict w14:anchorId="570C95D1">
-          <v:rect id="_x0000_i2698" style="width:0;height:1.5pt" o:hralign="center" o:hrstd="t" o:hr="t" fillcolor="#a0a0a0" stroked="f"/>
+          <v:rect id="_x0000_i1184" style="width:0;height:1.5pt" o:hralign="center" o:hrstd="t" o:hr="t" fillcolor="#a0a0a0" stroked="f"/>
         </w:pict>
       </w:r>
     </w:p>
@@ -23053,7 +22948,7 @@
     <w:p>
       <w:r>
         <w:pict w14:anchorId="18DC5443">
-          <v:rect id="_x0000_i2699" style="width:0;height:1.5pt" o:hralign="center" o:hrstd="t" o:hr="t" fillcolor="#a0a0a0" stroked="f"/>
+          <v:rect id="_x0000_i1185" style="width:0;height:1.5pt" o:hralign="center" o:hrstd="t" o:hr="t" fillcolor="#a0a0a0" stroked="f"/>
         </w:pict>
       </w:r>
     </w:p>
@@ -23170,7 +23065,7 @@
     <w:p>
       <w:r>
         <w:pict w14:anchorId="57993FF1">
-          <v:rect id="_x0000_i2700" style="width:0;height:1.5pt" o:hralign="center" o:hrstd="t" o:hr="t" fillcolor="#a0a0a0" stroked="f"/>
+          <v:rect id="_x0000_i1186" style="width:0;height:1.5pt" o:hralign="center" o:hrstd="t" o:hr="t" fillcolor="#a0a0a0" stroked="f"/>
         </w:pict>
       </w:r>
     </w:p>
@@ -23225,7 +23120,7 @@
     <w:p>
       <w:r>
         <w:pict w14:anchorId="2D36E3D5">
-          <v:rect id="_x0000_i2701" style="width:0;height:1.5pt" o:hralign="center" o:hrstd="t" o:hr="t" fillcolor="#a0a0a0" stroked="f"/>
+          <v:rect id="_x0000_i1187" style="width:0;height:1.5pt" o:hralign="center" o:hrstd="t" o:hr="t" fillcolor="#a0a0a0" stroked="f"/>
         </w:pict>
       </w:r>
     </w:p>
@@ -23284,7 +23179,7 @@
     <w:p>
       <w:r>
         <w:pict w14:anchorId="2DCF2FB5">
-          <v:rect id="_x0000_i2702" style="width:0;height:1.5pt" o:hralign="center" o:hrstd="t" o:hr="t" fillcolor="#a0a0a0" stroked="f"/>
+          <v:rect id="_x0000_i1188" style="width:0;height:1.5pt" o:hralign="center" o:hrstd="t" o:hr="t" fillcolor="#a0a0a0" stroked="f"/>
         </w:pict>
       </w:r>
     </w:p>
@@ -23492,7 +23387,7 @@
     <w:p>
       <w:r>
         <w:pict w14:anchorId="0065F79E">
-          <v:rect id="_x0000_i2703" style="width:0;height:1.5pt" o:hralign="center" o:hrstd="t" o:hr="t" fillcolor="#a0a0a0" stroked="f"/>
+          <v:rect id="_x0000_i1189" style="width:0;height:1.5pt" o:hralign="center" o:hrstd="t" o:hr="t" fillcolor="#a0a0a0" stroked="f"/>
         </w:pict>
       </w:r>
     </w:p>
@@ -23543,7 +23438,7 @@
     <w:p>
       <w:r>
         <w:pict w14:anchorId="62D9191A">
-          <v:rect id="_x0000_i2704" style="width:0;height:1.5pt" o:hralign="center" o:hrstd="t" o:hr="t" fillcolor="#a0a0a0" stroked="f"/>
+          <v:rect id="_x0000_i1190" style="width:0;height:1.5pt" o:hralign="center" o:hrstd="t" o:hr="t" fillcolor="#a0a0a0" stroked="f"/>
         </w:pict>
       </w:r>
     </w:p>
@@ -23745,7 +23640,7 @@
     <w:p>
       <w:r>
         <w:pict w14:anchorId="3DA4D6D5">
-          <v:rect id="_x0000_i2705" style="width:0;height:1.5pt" o:hralign="center" o:hrstd="t" o:hr="t" fillcolor="#a0a0a0" stroked="f"/>
+          <v:rect id="_x0000_i1191" style="width:0;height:1.5pt" o:hralign="center" o:hrstd="t" o:hr="t" fillcolor="#a0a0a0" stroked="f"/>
         </w:pict>
       </w:r>
     </w:p>
@@ -23915,7 +23810,7 @@
     <w:p>
       <w:r>
         <w:pict w14:anchorId="77D2902D">
-          <v:rect id="_x0000_i2706" style="width:0;height:1.5pt" o:hralign="center" o:hrstd="t" o:hr="t" fillcolor="#a0a0a0" stroked="f"/>
+          <v:rect id="_x0000_i1192" style="width:0;height:1.5pt" o:hralign="center" o:hrstd="t" o:hr="t" fillcolor="#a0a0a0" stroked="f"/>
         </w:pict>
       </w:r>
     </w:p>
@@ -24085,7 +23980,7 @@
     <w:p>
       <w:r>
         <w:pict w14:anchorId="63F216A4">
-          <v:rect id="_x0000_i2707" style="width:0;height:1.5pt" o:hralign="center" o:hrstd="t" o:hr="t" fillcolor="#a0a0a0" stroked="f"/>
+          <v:rect id="_x0000_i1193" style="width:0;height:1.5pt" o:hralign="center" o:hrstd="t" o:hr="t" fillcolor="#a0a0a0" stroked="f"/>
         </w:pict>
       </w:r>
     </w:p>
@@ -24164,7 +24059,7 @@
     <w:p>
       <w:r>
         <w:pict w14:anchorId="595B7B00">
-          <v:rect id="_x0000_i2708" style="width:0;height:1.5pt" o:hralign="center" o:hrstd="t" o:hr="t" fillcolor="#a0a0a0" stroked="f"/>
+          <v:rect id="_x0000_i1194" style="width:0;height:1.5pt" o:hralign="center" o:hrstd="t" o:hr="t" fillcolor="#a0a0a0" stroked="f"/>
         </w:pict>
       </w:r>
     </w:p>
@@ -24492,7 +24387,7 @@
     <w:p>
       <w:r>
         <w:pict w14:anchorId="258A9EA5">
-          <v:rect id="_x0000_i2709" style="width:0;height:1.5pt" o:hralign="center" o:hrstd="t" o:hr="t" fillcolor="#a0a0a0" stroked="f"/>
+          <v:rect id="_x0000_i1195" style="width:0;height:1.5pt" o:hralign="center" o:hrstd="t" o:hr="t" fillcolor="#a0a0a0" stroked="f"/>
         </w:pict>
       </w:r>
     </w:p>
@@ -24662,7 +24557,7 @@
     <w:p>
       <w:r>
         <w:pict w14:anchorId="51F4EC25">
-          <v:rect id="_x0000_i2710" style="width:0;height:1.5pt" o:hralign="center" o:hrstd="t" o:hr="t" fillcolor="#a0a0a0" stroked="f"/>
+          <v:rect id="_x0000_i1196" style="width:0;height:1.5pt" o:hralign="center" o:hrstd="t" o:hr="t" fillcolor="#a0a0a0" stroked="f"/>
         </w:pict>
       </w:r>
     </w:p>
@@ -24893,7 +24788,7 @@
     <w:p>
       <w:r>
         <w:pict w14:anchorId="3C1416DE">
-          <v:rect id="_x0000_i2711" style="width:0;height:1.5pt" o:hralign="center" o:hrstd="t" o:hr="t" fillcolor="#a0a0a0" stroked="f"/>
+          <v:rect id="_x0000_i1197" style="width:0;height:1.5pt" o:hralign="center" o:hrstd="t" o:hr="t" fillcolor="#a0a0a0" stroked="f"/>
         </w:pict>
       </w:r>
     </w:p>
@@ -24969,7 +24864,7 @@
     <w:p>
       <w:r>
         <w:pict w14:anchorId="69BE0ACD">
-          <v:rect id="_x0000_i2712" style="width:0;height:1.5pt" o:hralign="center" o:hrstd="t" o:hr="t" fillcolor="#a0a0a0" stroked="f"/>
+          <v:rect id="_x0000_i1198" style="width:0;height:1.5pt" o:hralign="center" o:hrstd="t" o:hr="t" fillcolor="#a0a0a0" stroked="f"/>
         </w:pict>
       </w:r>
     </w:p>
@@ -25186,7 +25081,7 @@
     <w:p>
       <w:r>
         <w:pict w14:anchorId="3AB1579B">
-          <v:rect id="_x0000_i2713" style="width:0;height:1.5pt" o:hralign="center" o:hrstd="t" o:hr="t" fillcolor="#a0a0a0" stroked="f"/>
+          <v:rect id="_x0000_i1199" style="width:0;height:1.5pt" o:hralign="center" o:hrstd="t" o:hr="t" fillcolor="#a0a0a0" stroked="f"/>
         </w:pict>
       </w:r>
     </w:p>
@@ -25208,23 +25103,7 @@
           <w:b/>
           <w:bCs/>
         </w:rPr>
-        <w:t xml:space="preserve">how programming languages like </w:t>
-      </w:r>
-      <w:proofErr w:type="spellStart"/>
-      <w:r>
-        <w:rPr>
-          <w:b/>
-          <w:bCs/>
-        </w:rPr>
-        <w:t>Prolog</w:t>
-      </w:r>
-      <w:proofErr w:type="spellEnd"/>
-      <w:r>
-        <w:rPr>
-          <w:b/>
-          <w:bCs/>
-        </w:rPr>
-        <w:t xml:space="preserve"> use logical rules to solve problems automatically</w:t>
+        <w:t>how programming languages like Prolog use logical rules to solve problems automatically</w:t>
       </w:r>
       <w:r>
         <w:t>.</w:t>
@@ -25316,21 +25195,12 @@
       <w:r>
         <w:t xml:space="preserve">A well-known language for logic programming is </w:t>
       </w:r>
-      <w:proofErr w:type="spellStart"/>
-      <w:r>
-        <w:rPr>
-          <w:b/>
-          <w:bCs/>
-        </w:rPr>
-        <w:t>Prolog</w:t>
-      </w:r>
-      <w:proofErr w:type="spellEnd"/>
-      <w:r>
-        <w:rPr>
-          <w:b/>
-          <w:bCs/>
-        </w:rPr>
-        <w:t xml:space="preserve"> (Programming in Logic)</w:t>
+      <w:r>
+        <w:rPr>
+          <w:b/>
+          <w:bCs/>
+        </w:rPr>
+        <w:t>Prolog (Programming in Logic)</w:t>
       </w:r>
       <w:r>
         <w:t>.</w:t>
@@ -25339,7 +25209,7 @@
     <w:p>
       <w:r>
         <w:pict w14:anchorId="407A95D2">
-          <v:rect id="_x0000_i2714" style="width:0;height:1.5pt" o:hralign="center" o:hrstd="t" o:hr="t" fillcolor="#a0a0a0" stroked="f"/>
+          <v:rect id="_x0000_i1200" style="width:0;height:1.5pt" o:hralign="center" o:hrstd="t" o:hr="t" fillcolor="#a0a0a0" stroked="f"/>
         </w:pict>
       </w:r>
     </w:p>
@@ -25577,7 +25447,7 @@
     <w:p>
       <w:r>
         <w:pict w14:anchorId="39D28230">
-          <v:rect id="_x0000_i2715" style="width:0;height:1.5pt" o:hralign="center" o:hrstd="t" o:hr="t" fillcolor="#a0a0a0" stroked="f"/>
+          <v:rect id="_x0000_i1201" style="width:0;height:1.5pt" o:hralign="center" o:hrstd="t" o:hr="t" fillcolor="#a0a0a0" stroked="f"/>
         </w:pict>
       </w:r>
     </w:p>
@@ -25664,7 +25534,7 @@
     <w:p>
       <w:r>
         <w:pict w14:anchorId="5BD950AA">
-          <v:rect id="_x0000_i2716" style="width:0;height:1.5pt" o:hralign="center" o:hrstd="t" o:hr="t" fillcolor="#a0a0a0" stroked="f"/>
+          <v:rect id="_x0000_i1202" style="width:0;height:1.5pt" o:hralign="center" o:hrstd="t" o:hr="t" fillcolor="#a0a0a0" stroked="f"/>
         </w:pict>
       </w:r>
     </w:p>
@@ -25707,7 +25577,7 @@
     <w:p>
       <w:r>
         <w:pict w14:anchorId="3AF872CF">
-          <v:rect id="_x0000_i2717" style="width:0;height:1.5pt" o:hralign="center" o:hrstd="t" o:hr="t" fillcolor="#a0a0a0" stroked="f"/>
+          <v:rect id="_x0000_i1203" style="width:0;height:1.5pt" o:hralign="center" o:hrstd="t" o:hr="t" fillcolor="#a0a0a0" stroked="f"/>
         </w:pict>
       </w:r>
     </w:p>
@@ -25779,7 +25649,7 @@
     <w:p>
       <w:r>
         <w:pict w14:anchorId="68593C00">
-          <v:rect id="_x0000_i2718" style="width:0;height:1.5pt" o:hralign="center" o:hrstd="t" o:hr="t" fillcolor="#a0a0a0" stroked="f"/>
+          <v:rect id="_x0000_i1204" style="width:0;height:1.5pt" o:hralign="center" o:hrstd="t" o:hr="t" fillcolor="#a0a0a0" stroked="f"/>
         </w:pict>
       </w:r>
     </w:p>
@@ -25955,7 +25825,7 @@
       <w:r>
         <w:lastRenderedPageBreak/>
         <w:pict w14:anchorId="425FACCF">
-          <v:rect id="_x0000_i2719" style="width:0;height:1.5pt" o:hralign="center" o:hrstd="t" o:hr="t" fillcolor="#a0a0a0" stroked="f"/>
+          <v:rect id="_x0000_i1205" style="width:0;height:1.5pt" o:hralign="center" o:hrstd="t" o:hr="t" fillcolor="#a0a0a0" stroked="f"/>
         </w:pict>
       </w:r>
     </w:p>
@@ -25982,7 +25852,7 @@
     <w:p>
       <w:r>
         <w:pict w14:anchorId="6B754EBF">
-          <v:rect id="_x0000_i2720" style="width:0;height:1.5pt" o:hralign="center" o:hrstd="t" o:hr="t" fillcolor="#a0a0a0" stroked="f"/>
+          <v:rect id="_x0000_i1206" style="width:0;height:1.5pt" o:hralign="center" o:hrstd="t" o:hr="t" fillcolor="#a0a0a0" stroked="f"/>
         </w:pict>
       </w:r>
     </w:p>
@@ -26033,27 +25903,11 @@
     </w:p>
     <w:p>
       <w:r>
-        <w:t>human(</w:t>
-      </w:r>
-      <w:proofErr w:type="spellStart"/>
-      <w:r>
-        <w:t>socrates</w:t>
-      </w:r>
-      <w:proofErr w:type="spellEnd"/>
-      <w:r>
-        <w:t>).</w:t>
+        <w:t>human(socrates).</w:t>
       </w:r>
       <w:r>
         <w:br/>
-        <w:t>student(</w:t>
-      </w:r>
-      <w:proofErr w:type="spellStart"/>
-      <w:r>
-        <w:t>rahul</w:t>
-      </w:r>
-      <w:proofErr w:type="spellEnd"/>
-      <w:r>
-        <w:t>).</w:t>
+        <w:t>student(rahul).</w:t>
       </w:r>
     </w:p>
     <w:p>
@@ -26101,7 +25955,7 @@
     <w:p>
       <w:r>
         <w:pict w14:anchorId="0E5AF584">
-          <v:rect id="_x0000_i2721" style="width:0;height:1.5pt" o:hralign="center" o:hrstd="t" o:hr="t" fillcolor="#a0a0a0" stroked="f"/>
+          <v:rect id="_x0000_i1207" style="width:0;height:1.5pt" o:hralign="center" o:hrstd="t" o:hr="t" fillcolor="#a0a0a0" stroked="f"/>
         </w:pict>
       </w:r>
     </w:p>
@@ -26165,7 +26019,7 @@
     <w:p>
       <w:r>
         <w:pict w14:anchorId="528993CE">
-          <v:rect id="_x0000_i2722" style="width:0;height:1.5pt" o:hralign="center" o:hrstd="t" o:hr="t" fillcolor="#a0a0a0" stroked="f"/>
+          <v:rect id="_x0000_i1208" style="width:0;height:1.5pt" o:hralign="center" o:hrstd="t" o:hr="t" fillcolor="#a0a0a0" stroked="f"/>
         </w:pict>
       </w:r>
     </w:p>
@@ -26203,7 +26057,7 @@
     <w:p>
       <w:r>
         <w:pict w14:anchorId="02F8314A">
-          <v:rect id="_x0000_i2723" style="width:0;height:1.5pt" o:hralign="center" o:hrstd="t" o:hr="t" fillcolor="#a0a0a0" stroked="f"/>
+          <v:rect id="_x0000_i1209" style="width:0;height:1.5pt" o:hralign="center" o:hrstd="t" o:hr="t" fillcolor="#a0a0a0" stroked="f"/>
         </w:pict>
       </w:r>
     </w:p>
@@ -26250,15 +26104,7 @@
         <w:t xml:space="preserve"> </w:t>
       </w:r>
       <w:r>
-        <w:t>?- mortal(</w:t>
-      </w:r>
-      <w:proofErr w:type="spellStart"/>
-      <w:r>
-        <w:t>socrates</w:t>
-      </w:r>
-      <w:proofErr w:type="spellEnd"/>
-      <w:r>
-        <w:t>).</w:t>
+        <w:t>?- mortal(socrates).</w:t>
       </w:r>
     </w:p>
     <w:p>
@@ -26269,7 +26115,7 @@
     <w:p>
       <w:r>
         <w:pict w14:anchorId="06878322">
-          <v:rect id="_x0000_i2724" style="width:0;height:1.5pt" o:hralign="center" o:hrstd="t" o:hr="t" fillcolor="#a0a0a0" stroked="f"/>
+          <v:rect id="_x0000_i1210" style="width:0;height:1.5pt" o:hralign="center" o:hrstd="t" o:hr="t" fillcolor="#a0a0a0" stroked="f"/>
         </w:pict>
       </w:r>
     </w:p>
@@ -26315,15 +26161,7 @@
     </w:p>
     <w:p>
       <w:r>
-        <w:t>likes(</w:t>
-      </w:r>
-      <w:proofErr w:type="spellStart"/>
-      <w:r>
-        <w:t>rahul</w:t>
-      </w:r>
-      <w:proofErr w:type="spellEnd"/>
-      <w:r>
-        <w:t>, cricket).</w:t>
+        <w:t>likes(rahul, cricket).</w:t>
       </w:r>
     </w:p>
     <w:p>
@@ -26350,12 +26188,10 @@
           <w:numId w:val="42"/>
         </w:numPr>
       </w:pPr>
-      <w:proofErr w:type="spellStart"/>
       <w:r>
         <w:lastRenderedPageBreak/>
         <w:t>rahul</w:t>
       </w:r>
-      <w:proofErr w:type="spellEnd"/>
     </w:p>
     <w:p>
       <w:pPr>
@@ -26371,7 +26207,7 @@
     <w:p>
       <w:r>
         <w:pict w14:anchorId="17BE5904">
-          <v:rect id="_x0000_i2725" style="width:0;height:1.5pt" o:hralign="center" o:hrstd="t" o:hr="t" fillcolor="#a0a0a0" stroked="f"/>
+          <v:rect id="_x0000_i1211" style="width:0;height:1.5pt" o:hralign="center" o:hrstd="t" o:hr="t" fillcolor="#a0a0a0" stroked="f"/>
         </w:pict>
       </w:r>
     </w:p>
@@ -26485,15 +26321,7 @@
               <w:cnfStyle w:val="000000100000" w:firstRow="0" w:lastRow="0" w:firstColumn="0" w:lastColumn="0" w:oddVBand="0" w:evenVBand="0" w:oddHBand="1" w:evenHBand="0" w:firstRowFirstColumn="0" w:firstRowLastColumn="0" w:lastRowFirstColumn="0" w:lastRowLastColumn="0"/>
             </w:pPr>
             <w:r>
-              <w:t>human(</w:t>
-            </w:r>
-            <w:proofErr w:type="spellStart"/>
-            <w:r>
-              <w:t>socrates</w:t>
-            </w:r>
-            <w:proofErr w:type="spellEnd"/>
-            <w:r>
-              <w:t>).</w:t>
+              <w:t>human(socrates).</w:t>
             </w:r>
           </w:p>
         </w:tc>
@@ -26534,7 +26362,7 @@
     <w:p>
       <w:r>
         <w:pict w14:anchorId="7C69B89F">
-          <v:rect id="_x0000_i2726" style="width:0;height:1.5pt" o:hralign="center" o:hrstd="t" o:hr="t" fillcolor="#a0a0a0" stroked="f"/>
+          <v:rect id="_x0000_i1212" style="width:0;height:1.5pt" o:hralign="center" o:hrstd="t" o:hr="t" fillcolor="#a0a0a0" stroked="f"/>
         </w:pict>
       </w:r>
     </w:p>
@@ -26597,21 +26425,13 @@
     </w:p>
     <w:p>
       <w:r>
-        <w:t>student(</w:t>
-      </w:r>
-      <w:proofErr w:type="spellStart"/>
-      <w:r>
-        <w:t>rahul</w:t>
-      </w:r>
-      <w:proofErr w:type="spellEnd"/>
-      <w:r>
-        <w:t>)</w:t>
+        <w:t>student(rahul)</w:t>
       </w:r>
     </w:p>
     <w:p>
       <w:r>
         <w:pict w14:anchorId="7EDC95F8">
-          <v:rect id="_x0000_i2727" style="width:0;height:1.5pt" o:hralign="center" o:hrstd="t" o:hr="t" fillcolor="#a0a0a0" stroked="f"/>
+          <v:rect id="_x0000_i1213" style="width:0;height:1.5pt" o:hralign="center" o:hrstd="t" o:hr="t" fillcolor="#a0a0a0" stroked="f"/>
         </w:pict>
       </w:r>
     </w:p>
@@ -26677,7 +26497,7 @@
     <w:p>
       <w:r>
         <w:pict w14:anchorId="6F724A65">
-          <v:rect id="_x0000_i2728" style="width:0;height:1.5pt" o:hralign="center" o:hrstd="t" o:hr="t" fillcolor="#a0a0a0" stroked="f"/>
+          <v:rect id="_x0000_i1214" style="width:0;height:1.5pt" o:hralign="center" o:hrstd="t" o:hr="t" fillcolor="#a0a0a0" stroked="f"/>
         </w:pict>
       </w:r>
     </w:p>
@@ -26764,7 +26584,7 @@
     <w:p>
       <w:r>
         <w:pict w14:anchorId="0E9CF5E9">
-          <v:rect id="_x0000_i2729" style="width:0;height:1.5pt" o:hralign="center" o:hrstd="t" o:hr="t" fillcolor="#a0a0a0" stroked="f"/>
+          <v:rect id="_x0000_i1215" style="width:0;height:1.5pt" o:hralign="center" o:hrstd="t" o:hr="t" fillcolor="#a0a0a0" stroked="f"/>
         </w:pict>
       </w:r>
     </w:p>
@@ -26801,7 +26621,7 @@
     <w:p>
       <w:r>
         <w:pict w14:anchorId="3692B0CE">
-          <v:rect id="_x0000_i2730" style="width:0;height:1.5pt" o:hralign="center" o:hrstd="t" o:hr="t" fillcolor="#a0a0a0" stroked="f"/>
+          <v:rect id="_x0000_i1216" style="width:0;height:1.5pt" o:hralign="center" o:hrstd="t" o:hr="t" fillcolor="#a0a0a0" stroked="f"/>
         </w:pict>
       </w:r>
     </w:p>
@@ -26827,22 +26647,12 @@
     </w:p>
     <w:p>
       <w:r>
-        <w:t xml:space="preserve">IF </w:t>
-      </w:r>
-      <w:proofErr w:type="spellStart"/>
-      <w:r>
-        <w:t>patient_has_fever</w:t>
-      </w:r>
-      <w:proofErr w:type="spellEnd"/>
+        <w:t>IF patient_has_fever</w:t>
+      </w:r>
       <w:r>
         <w:br/>
-        <w:t xml:space="preserve">THEN </w:t>
-      </w:r>
-      <w:proofErr w:type="spellStart"/>
-      <w:r>
-        <w:t>check_for_infection</w:t>
-      </w:r>
-      <w:proofErr w:type="spellEnd"/>
+        <w:t>THEN check_for_infection</w:t>
+      </w:r>
     </w:p>
     <w:p>
       <w:r>
@@ -26857,7 +26667,7 @@
     <w:p>
       <w:r>
         <w:pict w14:anchorId="34959B6A">
-          <v:rect id="_x0000_i2731" style="width:0;height:1.5pt" o:hralign="center" o:hrstd="t" o:hr="t" fillcolor="#a0a0a0" stroked="f"/>
+          <v:rect id="_x0000_i1217" style="width:0;height:1.5pt" o:hralign="center" o:hrstd="t" o:hr="t" fillcolor="#a0a0a0" stroked="f"/>
         </w:pict>
       </w:r>
     </w:p>
@@ -26897,13 +26707,8 @@
       <w:r>
         <w:t xml:space="preserve"> </w:t>
       </w:r>
-      <w:proofErr w:type="spellStart"/>
-      <w:r>
-        <w:t>can_fly</w:t>
-      </w:r>
-      <w:proofErr w:type="spellEnd"/>
-      <w:r>
-        <w:t>(X) :- bird(X).</w:t>
+      <w:r>
+        <w:t>can_fly(X) :- bird(X).</w:t>
       </w:r>
     </w:p>
     <w:p>
@@ -26914,15 +26719,7 @@
         <w:t xml:space="preserve"> </w:t>
       </w:r>
       <w:r>
-        <w:t xml:space="preserve">?- </w:t>
-      </w:r>
-      <w:proofErr w:type="spellStart"/>
-      <w:r>
-        <w:t>can_fly</w:t>
-      </w:r>
-      <w:proofErr w:type="spellEnd"/>
-      <w:r>
-        <w:t>(sparrow).</w:t>
+        <w:t>?- can_fly(sparrow).</w:t>
       </w:r>
     </w:p>
     <w:p>
@@ -26939,7 +26736,7 @@
     <w:p>
       <w:r>
         <w:pict w14:anchorId="6A77FD68">
-          <v:rect id="_x0000_i2732" style="width:0;height:1.5pt" o:hralign="center" o:hrstd="t" o:hr="t" fillcolor="#a0a0a0" stroked="f"/>
+          <v:rect id="_x0000_i1218" style="width:0;height:1.5pt" o:hralign="center" o:hrstd="t" o:hr="t" fillcolor="#a0a0a0" stroked="f"/>
         </w:pict>
       </w:r>
     </w:p>
@@ -26965,35 +26762,11 @@
     </w:p>
     <w:p>
       <w:r>
-        <w:t xml:space="preserve">parent(john, </w:t>
-      </w:r>
-      <w:proofErr w:type="spellStart"/>
-      <w:r>
-        <w:t>mary</w:t>
-      </w:r>
-      <w:proofErr w:type="spellEnd"/>
-      <w:r>
-        <w:t>).</w:t>
+        <w:t>parent(john, mary).</w:t>
       </w:r>
       <w:r>
         <w:br/>
-        <w:t>parent(</w:t>
-      </w:r>
-      <w:proofErr w:type="spellStart"/>
-      <w:r>
-        <w:t>mary</w:t>
-      </w:r>
-      <w:proofErr w:type="spellEnd"/>
-      <w:r>
-        <w:t xml:space="preserve">, </w:t>
-      </w:r>
-      <w:proofErr w:type="spellStart"/>
-      <w:r>
-        <w:t>alice</w:t>
-      </w:r>
-      <w:proofErr w:type="spellEnd"/>
-      <w:r>
-        <w:t>).</w:t>
+        <w:t>parent(mary, alice).</w:t>
       </w:r>
     </w:p>
     <w:p>
@@ -27015,15 +26788,7 @@
         <w:t xml:space="preserve"> </w:t>
       </w:r>
       <w:r>
-        <w:t xml:space="preserve">?- grandparent(john, </w:t>
-      </w:r>
-      <w:proofErr w:type="spellStart"/>
-      <w:r>
-        <w:t>alice</w:t>
-      </w:r>
-      <w:proofErr w:type="spellEnd"/>
-      <w:r>
-        <w:t>).</w:t>
+        <w:t>?- grandparent(john, alice).</w:t>
       </w:r>
     </w:p>
     <w:p>
@@ -27045,7 +26810,7 @@
     <w:p>
       <w:r>
         <w:pict w14:anchorId="18417F10">
-          <v:rect id="_x0000_i2733" style="width:0;height:1.5pt" o:hralign="center" o:hrstd="t" o:hr="t" fillcolor="#a0a0a0" stroked="f"/>
+          <v:rect id="_x0000_i1219" style="width:0;height:1.5pt" o:hralign="center" o:hrstd="t" o:hr="t" fillcolor="#a0a0a0" stroked="f"/>
         </w:pict>
       </w:r>
     </w:p>
@@ -27288,7 +27053,7 @@
     <w:p>
       <w:r>
         <w:pict w14:anchorId="23B43B17">
-          <v:rect id="_x0000_i2734" style="width:0;height:1.5pt" o:hralign="center" o:hrstd="t" o:hr="t" fillcolor="#a0a0a0" stroked="f"/>
+          <v:rect id="_x0000_i1220" style="width:0;height:1.5pt" o:hralign="center" o:hrstd="t" o:hr="t" fillcolor="#a0a0a0" stroked="f"/>
         </w:pict>
       </w:r>
     </w:p>
@@ -27490,7 +27255,7 @@
     <w:p>
       <w:r>
         <w:pict w14:anchorId="544BB69F">
-          <v:rect id="_x0000_i2735" style="width:0;height:1.5pt" o:hralign="center" o:hrstd="t" o:hr="t" fillcolor="#a0a0a0" stroked="f"/>
+          <v:rect id="_x0000_i1221" style="width:0;height:1.5pt" o:hralign="center" o:hrstd="t" o:hr="t" fillcolor="#a0a0a0" stroked="f"/>
         </w:pict>
       </w:r>
     </w:p>
@@ -27660,7 +27425,7 @@
     <w:p>
       <w:r>
         <w:pict w14:anchorId="77A9E6B9">
-          <v:rect id="_x0000_i2736" style="width:0;height:1.5pt" o:hralign="center" o:hrstd="t" o:hr="t" fillcolor="#a0a0a0" stroked="f"/>
+          <v:rect id="_x0000_i1222" style="width:0;height:1.5pt" o:hralign="center" o:hrstd="t" o:hr="t" fillcolor="#a0a0a0" stroked="f"/>
         </w:pict>
       </w:r>
     </w:p>
@@ -27862,7 +27627,7 @@
     <w:p>
       <w:r>
         <w:pict w14:anchorId="4C0535CD">
-          <v:rect id="_x0000_i2737" style="width:0;height:1.5pt" o:hralign="center" o:hrstd="t" o:hr="t" fillcolor="#a0a0a0" stroked="f"/>
+          <v:rect id="_x0000_i1223" style="width:0;height:1.5pt" o:hralign="center" o:hrstd="t" o:hr="t" fillcolor="#a0a0a0" stroked="f"/>
         </w:pict>
       </w:r>
     </w:p>
@@ -28115,11 +27880,9 @@
               <w:spacing w:after="160" w:line="259" w:lineRule="auto"/>
               <w:cnfStyle w:val="000000000000" w:firstRow="0" w:lastRow="0" w:firstColumn="0" w:lastColumn="0" w:oddVBand="0" w:evenVBand="0" w:oddHBand="0" w:evenHBand="0" w:firstRowFirstColumn="0" w:firstRowLastColumn="0" w:lastRowFirstColumn="0" w:lastRowLastColumn="0"/>
             </w:pPr>
-            <w:proofErr w:type="spellStart"/>
             <w:r>
               <w:t>Prolog</w:t>
             </w:r>
-            <w:proofErr w:type="spellEnd"/>
           </w:p>
         </w:tc>
         <w:tc>
@@ -28143,7 +27906,7 @@
       <w:r>
         <w:lastRenderedPageBreak/>
         <w:pict w14:anchorId="7EEDD734">
-          <v:rect id="_x0000_i2738" style="width:0;height:1.5pt" o:hralign="center" o:hrstd="t" o:hr="t" fillcolor="#a0a0a0" stroked="f"/>
+          <v:rect id="_x0000_i1224" style="width:0;height:1.5pt" o:hralign="center" o:hrstd="t" o:hr="t" fillcolor="#a0a0a0" stroked="f"/>
         </w:pict>
       </w:r>
     </w:p>
@@ -28395,7 +28158,7 @@
     <w:p>
       <w:r>
         <w:pict w14:anchorId="0565EF03">
-          <v:rect id="_x0000_i2739" style="width:0;height:1.5pt" o:hralign="center" o:hrstd="t" o:hr="t" fillcolor="#a0a0a0" stroked="f"/>
+          <v:rect id="_x0000_i1225" style="width:0;height:1.5pt" o:hralign="center" o:hrstd="t" o:hr="t" fillcolor="#a0a0a0" stroked="f"/>
         </w:pict>
       </w:r>
     </w:p>
@@ -28529,7 +28292,7 @@
     <w:p>
       <w:r>
         <w:pict w14:anchorId="328F0927">
-          <v:rect id="_x0000_i2740" style="width:0;height:1.5pt" o:hralign="center" o:hrstd="t" o:hr="t" fillcolor="#a0a0a0" stroked="f"/>
+          <v:rect id="_x0000_i1226" style="width:0;height:1.5pt" o:hralign="center" o:hrstd="t" o:hr="t" fillcolor="#a0a0a0" stroked="f"/>
         </w:pict>
       </w:r>
     </w:p>
@@ -28731,7 +28494,7 @@
     <w:p>
       <w:r>
         <w:pict w14:anchorId="345EE673">
-          <v:rect id="_x0000_i2741" style="width:0;height:1.5pt" o:hralign="center" o:hrstd="t" o:hr="t" fillcolor="#a0a0a0" stroked="f"/>
+          <v:rect id="_x0000_i1227" style="width:0;height:1.5pt" o:hralign="center" o:hrstd="t" o:hr="t" fillcolor="#a0a0a0" stroked="f"/>
         </w:pict>
       </w:r>
     </w:p>
@@ -28834,7 +28597,7 @@
     <w:p>
       <w:r>
         <w:pict w14:anchorId="37BB95FB">
-          <v:rect id="_x0000_i2742" style="width:0;height:1.5pt" o:hralign="center" o:hrstd="t" o:hr="t" fillcolor="#a0a0a0" stroked="f"/>
+          <v:rect id="_x0000_i1228" style="width:0;height:1.5pt" o:hralign="center" o:hrstd="t" o:hr="t" fillcolor="#a0a0a0" stroked="f"/>
         </w:pict>
       </w:r>
     </w:p>
@@ -28886,7 +28649,7 @@
     <w:p>
       <w:r>
         <w:pict w14:anchorId="32758D9C">
-          <v:rect id="_x0000_i2743" style="width:0;height:1.5pt" o:hralign="center" o:hrstd="t" o:hr="t" fillcolor="#a0a0a0" stroked="f"/>
+          <v:rect id="_x0000_i1229" style="width:0;height:1.5pt" o:hralign="center" o:hrstd="t" o:hr="t" fillcolor="#a0a0a0" stroked="f"/>
         </w:pict>
       </w:r>
     </w:p>
@@ -29103,7 +28866,7 @@
     <w:p>
       <w:r>
         <w:pict w14:anchorId="62C661D3">
-          <v:rect id="_x0000_i2744" style="width:0;height:1.5pt" o:hralign="center" o:hrstd="t" o:hr="t" fillcolor="#a0a0a0" stroked="f"/>
+          <v:rect id="_x0000_i1230" style="width:0;height:1.5pt" o:hralign="center" o:hrstd="t" o:hr="t" fillcolor="#a0a0a0" stroked="f"/>
         </w:pict>
       </w:r>
     </w:p>
@@ -29130,7 +28893,7 @@
     <w:p>
       <w:r>
         <w:pict w14:anchorId="6FA3D8C8">
-          <v:rect id="_x0000_i2745" style="width:0;height:1.5pt" o:hralign="center" o:hrstd="t" o:hr="t" fillcolor="#a0a0a0" stroked="f"/>
+          <v:rect id="_x0000_i1231" style="width:0;height:1.5pt" o:hralign="center" o:hrstd="t" o:hr="t" fillcolor="#a0a0a0" stroked="f"/>
         </w:pict>
       </w:r>
     </w:p>
@@ -29186,7 +28949,7 @@
     <w:p>
       <w:r>
         <w:pict w14:anchorId="7BC05788">
-          <v:rect id="_x0000_i2746" style="width:0;height:1.5pt" o:hralign="center" o:hrstd="t" o:hr="t" fillcolor="#a0a0a0" stroked="f"/>
+          <v:rect id="_x0000_i1232" style="width:0;height:1.5pt" o:hralign="center" o:hrstd="t" o:hr="t" fillcolor="#a0a0a0" stroked="f"/>
         </w:pict>
       </w:r>
     </w:p>
@@ -29224,7 +28987,7 @@
     <w:p>
       <w:r>
         <w:pict w14:anchorId="1CEAE562">
-          <v:rect id="_x0000_i2747" style="width:0;height:1.5pt" o:hralign="center" o:hrstd="t" o:hr="t" fillcolor="#a0a0a0" stroked="f"/>
+          <v:rect id="_x0000_i1233" style="width:0;height:1.5pt" o:hralign="center" o:hrstd="t" o:hr="t" fillcolor="#a0a0a0" stroked="f"/>
         </w:pict>
       </w:r>
     </w:p>
@@ -29274,7 +29037,7 @@
     <w:p>
       <w:r>
         <w:pict w14:anchorId="7A6EA682">
-          <v:rect id="_x0000_i2748" style="width:0;height:1.5pt" o:hralign="center" o:hrstd="t" o:hr="t" fillcolor="#a0a0a0" stroked="f"/>
+          <v:rect id="_x0000_i1234" style="width:0;height:1.5pt" o:hralign="center" o:hrstd="t" o:hr="t" fillcolor="#a0a0a0" stroked="f"/>
         </w:pict>
       </w:r>
     </w:p>
@@ -29349,7 +29112,7 @@
     <w:p>
       <w:r>
         <w:pict w14:anchorId="01F6B521">
-          <v:rect id="_x0000_i2749" style="width:0;height:1.5pt" o:hralign="center" o:hrstd="t" o:hr="t" fillcolor="#a0a0a0" stroked="f"/>
+          <v:rect id="_x0000_i1235" style="width:0;height:1.5pt" o:hralign="center" o:hrstd="t" o:hr="t" fillcolor="#a0a0a0" stroked="f"/>
         </w:pict>
       </w:r>
     </w:p>
@@ -29391,7 +29154,7 @@
     <w:p>
       <w:r>
         <w:pict w14:anchorId="708F55AD">
-          <v:rect id="_x0000_i2750" style="width:0;height:1.5pt" o:hralign="center" o:hrstd="t" o:hr="t" fillcolor="#a0a0a0" stroked="f"/>
+          <v:rect id="_x0000_i1236" style="width:0;height:1.5pt" o:hralign="center" o:hrstd="t" o:hr="t" fillcolor="#a0a0a0" stroked="f"/>
         </w:pict>
       </w:r>
     </w:p>
@@ -29470,7 +29233,7 @@
     <w:p>
       <w:r>
         <w:pict w14:anchorId="45D6D1E0">
-          <v:rect id="_x0000_i2751" style="width:0;height:1.5pt" o:hralign="center" o:hrstd="t" o:hr="t" fillcolor="#a0a0a0" stroked="f"/>
+          <v:rect id="_x0000_i1237" style="width:0;height:1.5pt" o:hralign="center" o:hrstd="t" o:hr="t" fillcolor="#a0a0a0" stroked="f"/>
         </w:pict>
       </w:r>
     </w:p>
@@ -29502,7 +29265,7 @@
     <w:p>
       <w:r>
         <w:pict w14:anchorId="5D3E4AE0">
-          <v:rect id="_x0000_i2752" style="width:0;height:1.5pt" o:hralign="center" o:hrstd="t" o:hr="t" fillcolor="#a0a0a0" stroked="f"/>
+          <v:rect id="_x0000_i1238" style="width:0;height:1.5pt" o:hralign="center" o:hrstd="t" o:hr="t" fillcolor="#a0a0a0" stroked="f"/>
         </w:pict>
       </w:r>
     </w:p>
@@ -29740,7 +29503,7 @@
     <w:p>
       <w:r>
         <w:pict w14:anchorId="39CB5EAC">
-          <v:rect id="_x0000_i2753" style="width:0;height:1.5pt" o:hralign="center" o:hrstd="t" o:hr="t" fillcolor="#a0a0a0" stroked="f"/>
+          <v:rect id="_x0000_i1239" style="width:0;height:1.5pt" o:hralign="center" o:hrstd="t" o:hr="t" fillcolor="#a0a0a0" stroked="f"/>
         </w:pict>
       </w:r>
     </w:p>
@@ -29782,147 +29545,109 @@
     </w:p>
     <w:p>
       <w:r>
-        <w:t xml:space="preserve">Rain → </w:t>
-      </w:r>
-      <w:proofErr w:type="spellStart"/>
+        <w:t>Rain → WetGround</w:t>
+      </w:r>
+      <w:r>
+        <w:br/>
+        <w:t>WetGround → SlipperyRoad</w:t>
+      </w:r>
+    </w:p>
+    <w:p>
+      <w:r>
+        <w:pict w14:anchorId="49FBCA85">
+          <v:rect id="_x0000_i1240" style="width:0;height:1.5pt" o:hralign="center" o:hrstd="t" o:hr="t" fillcolor="#a0a0a0" stroked="f"/>
+        </w:pict>
+      </w:r>
+    </w:p>
+    <w:p>
+      <w:pPr>
+        <w:rPr>
+          <w:b/>
+          <w:bCs/>
+        </w:rPr>
+      </w:pPr>
+      <w:r>
+        <w:rPr>
+          <w:b/>
+          <w:bCs/>
+        </w:rPr>
+        <w:t>Forward Reasoning Steps</w:t>
+      </w:r>
+    </w:p>
+    <w:p>
+      <w:r>
+        <w:t>Step 1:</w:t>
+      </w:r>
+    </w:p>
+    <w:p>
+      <w:r>
+        <w:t>Rain</w:t>
+      </w:r>
+    </w:p>
+    <w:p>
+      <w:r>
+        <w:t>Apply rule:</w:t>
+      </w:r>
+      <w:r>
+        <w:t xml:space="preserve"> </w:t>
+      </w:r>
+      <w:r>
+        <w:t>Rain → WetGround</w:t>
+      </w:r>
+    </w:p>
+    <w:p>
+      <w:r>
+        <w:t>Result:</w:t>
+      </w:r>
+      <w:r>
+        <w:t xml:space="preserve"> </w:t>
+      </w:r>
       <w:r>
         <w:t>WetGround</w:t>
       </w:r>
-      <w:proofErr w:type="spellEnd"/>
-      <w:r>
-        <w:br/>
-      </w:r>
-      <w:proofErr w:type="spellStart"/>
-      <w:r>
-        <w:t>WetGround</w:t>
-      </w:r>
-      <w:proofErr w:type="spellEnd"/>
-      <w:r>
-        <w:t xml:space="preserve"> → </w:t>
-      </w:r>
-      <w:proofErr w:type="spellStart"/>
+    </w:p>
+    <w:p>
+      <w:r>
+        <w:t>Step 2:</w:t>
+      </w:r>
+    </w:p>
+    <w:p>
+      <w:r>
+        <w:t>Apply rule:</w:t>
+      </w:r>
+      <w:r>
+        <w:t xml:space="preserve"> </w:t>
+      </w:r>
+      <w:r>
+        <w:t>WetGround → SlipperyRoad</w:t>
+      </w:r>
+    </w:p>
+    <w:p>
+      <w:r>
+        <w:t>Result:</w:t>
+      </w:r>
+      <w:r>
+        <w:t xml:space="preserve"> </w:t>
+      </w:r>
       <w:r>
         <w:t>SlipperyRoad</w:t>
       </w:r>
-      <w:proofErr w:type="spellEnd"/>
-    </w:p>
-    <w:p>
-      <w:r>
-        <w:pict w14:anchorId="49FBCA85">
-          <v:rect id="_x0000_i2754" style="width:0;height:1.5pt" o:hralign="center" o:hrstd="t" o:hr="t" fillcolor="#a0a0a0" stroked="f"/>
-        </w:pict>
-      </w:r>
-    </w:p>
-    <w:p>
-      <w:pPr>
-        <w:rPr>
-          <w:b/>
-          <w:bCs/>
-        </w:rPr>
-      </w:pPr>
-      <w:r>
-        <w:rPr>
-          <w:b/>
-          <w:bCs/>
-        </w:rPr>
-        <w:t>Forward Reasoning Steps</w:t>
-      </w:r>
-    </w:p>
-    <w:p>
-      <w:r>
-        <w:t>Step 1:</w:t>
-      </w:r>
-    </w:p>
-    <w:p>
-      <w:r>
-        <w:t>Rain</w:t>
-      </w:r>
-    </w:p>
-    <w:p>
-      <w:r>
-        <w:t>Apply rule:</w:t>
+    </w:p>
+    <w:p>
+      <w:r>
+        <w:t>Final conclusion:</w:t>
       </w:r>
       <w:r>
         <w:t xml:space="preserve"> </w:t>
       </w:r>
       <w:r>
-        <w:t xml:space="preserve">Rain → </w:t>
-      </w:r>
-      <w:proofErr w:type="spellStart"/>
-      <w:r>
-        <w:t>WetGround</w:t>
-      </w:r>
-      <w:proofErr w:type="spellEnd"/>
-    </w:p>
-    <w:p>
-      <w:r>
-        <w:t>Result:</w:t>
-      </w:r>
-      <w:r>
-        <w:t xml:space="preserve"> </w:t>
-      </w:r>
-      <w:proofErr w:type="spellStart"/>
-      <w:r>
-        <w:t>WetGround</w:t>
-      </w:r>
-      <w:proofErr w:type="spellEnd"/>
-    </w:p>
-    <w:p>
-      <w:r>
-        <w:t>Step 2:</w:t>
-      </w:r>
-    </w:p>
-    <w:p>
-      <w:r>
-        <w:t>Apply rule:</w:t>
-      </w:r>
-      <w:r>
-        <w:t xml:space="preserve"> </w:t>
-      </w:r>
-      <w:proofErr w:type="spellStart"/>
-      <w:r>
-        <w:t>WetGround</w:t>
-      </w:r>
-      <w:proofErr w:type="spellEnd"/>
-      <w:r>
-        <w:t xml:space="preserve"> → </w:t>
-      </w:r>
-      <w:proofErr w:type="spellStart"/>
-      <w:r>
         <w:t>SlipperyRoad</w:t>
       </w:r>
-      <w:proofErr w:type="spellEnd"/>
-    </w:p>
-    <w:p>
-      <w:r>
-        <w:t>Result:</w:t>
-      </w:r>
-      <w:r>
-        <w:t xml:space="preserve"> </w:t>
-      </w:r>
-      <w:proofErr w:type="spellStart"/>
-      <w:r>
-        <w:t>SlipperyRoad</w:t>
-      </w:r>
-      <w:proofErr w:type="spellEnd"/>
-    </w:p>
-    <w:p>
-      <w:r>
-        <w:t>Final conclusion:</w:t>
-      </w:r>
-      <w:r>
-        <w:t xml:space="preserve"> </w:t>
-      </w:r>
-      <w:proofErr w:type="spellStart"/>
-      <w:r>
-        <w:t>SlipperyRoad</w:t>
-      </w:r>
-      <w:proofErr w:type="spellEnd"/>
     </w:p>
     <w:p>
       <w:r>
         <w:pict w14:anchorId="5B952895">
-          <v:rect id="_x0000_i2755" style="width:0;height:1.5pt" o:hralign="center" o:hrstd="t" o:hr="t" fillcolor="#a0a0a0" stroked="f"/>
+          <v:rect id="_x0000_i1241" style="width:0;height:1.5pt" o:hralign="center" o:hrstd="t" o:hr="t" fillcolor="#a0a0a0" stroked="f"/>
         </w:pict>
       </w:r>
     </w:p>
@@ -30009,7 +29734,7 @@
     <w:p>
       <w:r>
         <w:pict w14:anchorId="0442B4EC">
-          <v:rect id="_x0000_i2756" style="width:0;height:1.5pt" o:hralign="center" o:hrstd="t" o:hr="t" fillcolor="#a0a0a0" stroked="f"/>
+          <v:rect id="_x0000_i1242" style="width:0;height:1.5pt" o:hralign="center" o:hrstd="t" o:hr="t" fillcolor="#a0a0a0" stroked="f"/>
         </w:pict>
       </w:r>
     </w:p>
@@ -30060,7 +29785,7 @@
     <w:p>
       <w:r>
         <w:pict w14:anchorId="0E237E94">
-          <v:rect id="_x0000_i2757" style="width:0;height:1.5pt" o:hralign="center" o:hrstd="t" o:hr="t" fillcolor="#a0a0a0" stroked="f"/>
+          <v:rect id="_x0000_i1243" style="width:0;height:1.5pt" o:hralign="center" o:hrstd="t" o:hr="t" fillcolor="#a0a0a0" stroked="f"/>
         </w:pict>
       </w:r>
     </w:p>
@@ -30112,7 +29837,7 @@
     <w:p>
       <w:r>
         <w:pict w14:anchorId="02BBBA21">
-          <v:rect id="_x0000_i2758" style="width:0;height:1.5pt" o:hralign="center" o:hrstd="t" o:hr="t" fillcolor="#a0a0a0" stroked="f"/>
+          <v:rect id="_x0000_i1244" style="width:0;height:1.5pt" o:hralign="center" o:hrstd="t" o:hr="t" fillcolor="#a0a0a0" stroked="f"/>
         </w:pict>
       </w:r>
     </w:p>
@@ -30176,7 +29901,7 @@
     <w:p>
       <w:r>
         <w:pict w14:anchorId="76E0269A">
-          <v:rect id="_x0000_i2759" style="width:0;height:1.5pt" o:hralign="center" o:hrstd="t" o:hr="t" fillcolor="#a0a0a0" stroked="f"/>
+          <v:rect id="_x0000_i1245" style="width:0;height:1.5pt" o:hralign="center" o:hrstd="t" o:hr="t" fillcolor="#a0a0a0" stroked="f"/>
         </w:pict>
       </w:r>
     </w:p>
@@ -30220,13 +29945,8 @@
       </w:r>
       <w:r>
         <w:br/>
-        <w:t xml:space="preserve">IF bird THEN </w:t>
-      </w:r>
-      <w:proofErr w:type="spellStart"/>
-      <w:r>
-        <w:t>can_fly</w:t>
-      </w:r>
-      <w:proofErr w:type="spellEnd"/>
+        <w:t>IF bird THEN can_fly</w:t>
+      </w:r>
     </w:p>
     <w:p>
       <w:r>
@@ -30252,13 +29972,8 @@
         <w:t xml:space="preserve"> </w:t>
       </w:r>
       <w:r>
-        <w:t xml:space="preserve">bird → </w:t>
-      </w:r>
-      <w:proofErr w:type="spellStart"/>
-      <w:r>
-        <w:t>can_fly</w:t>
-      </w:r>
-      <w:proofErr w:type="spellEnd"/>
+        <w:t>bird → can_fly</w:t>
+      </w:r>
     </w:p>
     <w:p>
       <w:r>
@@ -30273,7 +29988,7 @@
     <w:p>
       <w:r>
         <w:pict w14:anchorId="1035DF02">
-          <v:rect id="_x0000_i2760" style="width:0;height:1.5pt" o:hralign="center" o:hrstd="t" o:hr="t" fillcolor="#a0a0a0" stroked="f"/>
+          <v:rect id="_x0000_i1246" style="width:0;height:1.5pt" o:hralign="center" o:hrstd="t" o:hr="t" fillcolor="#a0a0a0" stroked="f"/>
         </w:pict>
       </w:r>
     </w:p>
@@ -30444,7 +30159,7 @@
     <w:p>
       <w:r>
         <w:pict w14:anchorId="7DB8F9E8">
-          <v:rect id="_x0000_i2761" style="width:0;height:1.5pt" o:hralign="center" o:hrstd="t" o:hr="t" fillcolor="#a0a0a0" stroked="f"/>
+          <v:rect id="_x0000_i1247" style="width:0;height:1.5pt" o:hralign="center" o:hrstd="t" o:hr="t" fillcolor="#a0a0a0" stroked="f"/>
         </w:pict>
       </w:r>
     </w:p>
@@ -30579,7 +30294,7 @@
     <w:p>
       <w:r>
         <w:pict w14:anchorId="3C584399">
-          <v:rect id="_x0000_i2762" style="width:0;height:1.5pt" o:hralign="center" o:hrstd="t" o:hr="t" fillcolor="#a0a0a0" stroked="f"/>
+          <v:rect id="_x0000_i1248" style="width:0;height:1.5pt" o:hralign="center" o:hrstd="t" o:hr="t" fillcolor="#a0a0a0" stroked="f"/>
         </w:pict>
       </w:r>
     </w:p>
@@ -30781,7 +30496,7 @@
     <w:p>
       <w:r>
         <w:pict w14:anchorId="21262A69">
-          <v:rect id="_x0000_i2763" style="width:0;height:1.5pt" o:hralign="center" o:hrstd="t" o:hr="t" fillcolor="#a0a0a0" stroked="f"/>
+          <v:rect id="_x0000_i1249" style="width:0;height:1.5pt" o:hralign="center" o:hrstd="t" o:hr="t" fillcolor="#a0a0a0" stroked="f"/>
         </w:pict>
       </w:r>
     </w:p>
@@ -30849,7 +30564,7 @@
     <w:p>
       <w:r>
         <w:pict w14:anchorId="5035D237">
-          <v:rect id="_x0000_i2764" style="width:0;height:1.5pt" o:hralign="center" o:hrstd="t" o:hr="t" fillcolor="#a0a0a0" stroked="f"/>
+          <v:rect id="_x0000_i1250" style="width:0;height:1.5pt" o:hralign="center" o:hrstd="t" o:hr="t" fillcolor="#a0a0a0" stroked="f"/>
         </w:pict>
       </w:r>
     </w:p>
@@ -31102,7 +30817,7 @@
     <w:p>
       <w:r>
         <w:pict w14:anchorId="3BCE5A2D">
-          <v:rect id="_x0000_i2765" style="width:0;height:1.5pt" o:hralign="center" o:hrstd="t" o:hr="t" fillcolor="#a0a0a0" stroked="f"/>
+          <v:rect id="_x0000_i1251" style="width:0;height:1.5pt" o:hralign="center" o:hrstd="t" o:hr="t" fillcolor="#a0a0a0" stroked="f"/>
         </w:pict>
       </w:r>
     </w:p>
@@ -31213,15 +30928,7 @@
         </w:numPr>
       </w:pPr>
       <w:r>
-        <w:t>logic programming (</w:t>
-      </w:r>
-      <w:proofErr w:type="spellStart"/>
-      <w:r>
-        <w:t>Prolog</w:t>
-      </w:r>
-      <w:proofErr w:type="spellEnd"/>
-      <w:r>
-        <w:t>)</w:t>
+        <w:t>logic programming (Prolog)</w:t>
       </w:r>
     </w:p>
     <w:p>
@@ -31238,7 +30945,7 @@
     <w:p>
       <w:r>
         <w:pict w14:anchorId="76665426">
-          <v:rect id="_x0000_i2766" style="width:0;height:1.5pt" o:hralign="center" o:hrstd="t" o:hr="t" fillcolor="#a0a0a0" stroked="f"/>
+          <v:rect id="_x0000_i1252" style="width:0;height:1.5pt" o:hralign="center" o:hrstd="t" o:hr="t" fillcolor="#a0a0a0" stroked="f"/>
         </w:pict>
       </w:r>
     </w:p>
@@ -31475,7 +31182,7 @@
     <w:p>
       <w:r>
         <w:pict w14:anchorId="4EB733E9">
-          <v:rect id="_x0000_i2767" style="width:0;height:1.5pt" o:hralign="center" o:hrstd="t" o:hr="t" fillcolor="#a0a0a0" stroked="f"/>
+          <v:rect id="_x0000_i1253" style="width:0;height:1.5pt" o:hralign="center" o:hrstd="t" o:hr="t" fillcolor="#a0a0a0" stroked="f"/>
         </w:pict>
       </w:r>
     </w:p>
@@ -31553,7 +31260,7 @@
     <w:p>
       <w:r>
         <w:pict w14:anchorId="654F4018">
-          <v:rect id="_x0000_i2768" style="width:0;height:1.5pt" o:hralign="center" o:hrstd="t" o:hr="t" fillcolor="#a0a0a0" stroked="f"/>
+          <v:rect id="_x0000_i1254" style="width:0;height:1.5pt" o:hralign="center" o:hrstd="t" o:hr="t" fillcolor="#a0a0a0" stroked="f"/>
         </w:pict>
       </w:r>
     </w:p>
@@ -31608,7 +31315,7 @@
     <w:p>
       <w:r>
         <w:pict w14:anchorId="2C5AB961">
-          <v:rect id="_x0000_i2769" style="width:0;height:1.5pt" o:hralign="center" o:hrstd="t" o:hr="t" fillcolor="#a0a0a0" stroked="f"/>
+          <v:rect id="_x0000_i1255" style="width:0;height:1.5pt" o:hralign="center" o:hrstd="t" o:hr="t" fillcolor="#a0a0a0" stroked="f"/>
         </w:pict>
       </w:r>
     </w:p>
@@ -31687,7 +31394,7 @@
     <w:p>
       <w:r>
         <w:pict w14:anchorId="2F867DDB">
-          <v:rect id="_x0000_i2770" style="width:0;height:1.5pt" o:hralign="center" o:hrstd="t" o:hr="t" fillcolor="#a0a0a0" stroked="f"/>
+          <v:rect id="_x0000_i1256" style="width:0;height:1.5pt" o:hralign="center" o:hrstd="t" o:hr="t" fillcolor="#a0a0a0" stroked="f"/>
         </w:pict>
       </w:r>
     </w:p>
@@ -31924,7 +31631,7 @@
     <w:p>
       <w:r>
         <w:pict w14:anchorId="5596F633">
-          <v:rect id="_x0000_i2771" style="width:0;height:1.5pt" o:hralign="center" o:hrstd="t" o:hr="t" fillcolor="#a0a0a0" stroked="f"/>
+          <v:rect id="_x0000_i1257" style="width:0;height:1.5pt" o:hralign="center" o:hrstd="t" o:hr="t" fillcolor="#a0a0a0" stroked="f"/>
         </w:pict>
       </w:r>
     </w:p>
@@ -31955,127 +31662,94 @@
     </w:p>
     <w:p>
       <w:r>
-        <w:t xml:space="preserve">Rain → </w:t>
-      </w:r>
-      <w:proofErr w:type="spellStart"/>
+        <w:t>Rain → WetGround</w:t>
+      </w:r>
+      <w:r>
+        <w:br/>
+        <w:t>WetGround → SlipperyRoad</w:t>
+      </w:r>
+    </w:p>
+    <w:p>
+      <w:r>
+        <w:t>Facts:</w:t>
+      </w:r>
+      <w:r>
+        <w:t xml:space="preserve"> </w:t>
+      </w:r>
+      <w:r>
+        <w:t>Rain</w:t>
+      </w:r>
+    </w:p>
+    <w:p>
+      <w:r>
+        <w:t>Goal:</w:t>
+      </w:r>
+      <w:r>
+        <w:t xml:space="preserve"> </w:t>
+      </w:r>
+      <w:r>
+        <w:t>SlipperyRoad</w:t>
+      </w:r>
+    </w:p>
+    <w:p>
+      <w:r>
+        <w:pict w14:anchorId="1B6FF2D9">
+          <v:rect id="_x0000_i1258" style="width:0;height:1.5pt" o:hralign="center" o:hrstd="t" o:hr="t" fillcolor="#a0a0a0" stroked="f"/>
+        </w:pict>
+      </w:r>
+    </w:p>
+    <w:p>
+      <w:pPr>
+        <w:rPr>
+          <w:b/>
+          <w:bCs/>
+        </w:rPr>
+      </w:pPr>
+      <w:r>
+        <w:rPr>
+          <w:b/>
+          <w:bCs/>
+        </w:rPr>
+        <w:t>Backward Reasoning Steps</w:t>
+      </w:r>
+    </w:p>
+    <w:p>
+      <w:r>
+        <w:t>Step 1:</w:t>
+      </w:r>
+    </w:p>
+    <w:p>
+      <w:r>
+        <w:t>Goal:</w:t>
+      </w:r>
+      <w:r>
+        <w:t xml:space="preserve"> </w:t>
+      </w:r>
+      <w:r>
+        <w:t>SlipperyRoad</w:t>
+      </w:r>
+    </w:p>
+    <w:p>
+      <w:r>
+        <w:t>Look for rule:</w:t>
+      </w:r>
+      <w:r>
+        <w:t xml:space="preserve"> </w:t>
+      </w:r>
+      <w:r>
+        <w:t>WetGround → SlipperyRoad</w:t>
+      </w:r>
+    </w:p>
+    <w:p>
+      <w:r>
+        <w:t>Subgoal:</w:t>
+      </w:r>
+      <w:r>
+        <w:t xml:space="preserve"> </w:t>
+      </w:r>
       <w:r>
         <w:t>WetGround</w:t>
       </w:r>
-      <w:proofErr w:type="spellEnd"/>
-      <w:r>
-        <w:br/>
-      </w:r>
-      <w:proofErr w:type="spellStart"/>
-      <w:r>
-        <w:t>WetGround</w:t>
-      </w:r>
-      <w:proofErr w:type="spellEnd"/>
-      <w:r>
-        <w:t xml:space="preserve"> → </w:t>
-      </w:r>
-      <w:proofErr w:type="spellStart"/>
-      <w:r>
-        <w:t>SlipperyRoad</w:t>
-      </w:r>
-      <w:proofErr w:type="spellEnd"/>
-    </w:p>
-    <w:p>
-      <w:r>
-        <w:t>Facts:</w:t>
-      </w:r>
-      <w:r>
-        <w:t xml:space="preserve"> </w:t>
-      </w:r>
-      <w:r>
-        <w:t>Rain</w:t>
-      </w:r>
-    </w:p>
-    <w:p>
-      <w:r>
-        <w:t>Goal:</w:t>
-      </w:r>
-      <w:r>
-        <w:t xml:space="preserve"> </w:t>
-      </w:r>
-      <w:proofErr w:type="spellStart"/>
-      <w:r>
-        <w:t>SlipperyRoad</w:t>
-      </w:r>
-      <w:proofErr w:type="spellEnd"/>
-    </w:p>
-    <w:p>
-      <w:r>
-        <w:pict w14:anchorId="1B6FF2D9">
-          <v:rect id="_x0000_i2772" style="width:0;height:1.5pt" o:hralign="center" o:hrstd="t" o:hr="t" fillcolor="#a0a0a0" stroked="f"/>
-        </w:pict>
-      </w:r>
-    </w:p>
-    <w:p>
-      <w:pPr>
-        <w:rPr>
-          <w:b/>
-          <w:bCs/>
-        </w:rPr>
-      </w:pPr>
-      <w:r>
-        <w:rPr>
-          <w:b/>
-          <w:bCs/>
-        </w:rPr>
-        <w:t>Backward Reasoning Steps</w:t>
-      </w:r>
-    </w:p>
-    <w:p>
-      <w:r>
-        <w:t>Step 1:</w:t>
-      </w:r>
-    </w:p>
-    <w:p>
-      <w:r>
-        <w:t>Goal:</w:t>
-      </w:r>
-      <w:r>
-        <w:t xml:space="preserve"> </w:t>
-      </w:r>
-      <w:proofErr w:type="spellStart"/>
-      <w:r>
-        <w:t>SlipperyRoad</w:t>
-      </w:r>
-      <w:proofErr w:type="spellEnd"/>
-    </w:p>
-    <w:p>
-      <w:r>
-        <w:t>Look for rule:</w:t>
-      </w:r>
-      <w:r>
-        <w:t xml:space="preserve"> </w:t>
-      </w:r>
-      <w:proofErr w:type="spellStart"/>
-      <w:r>
-        <w:t>WetGround</w:t>
-      </w:r>
-      <w:proofErr w:type="spellEnd"/>
-      <w:r>
-        <w:t xml:space="preserve"> → </w:t>
-      </w:r>
-      <w:proofErr w:type="spellStart"/>
-      <w:r>
-        <w:t>SlipperyRoad</w:t>
-      </w:r>
-      <w:proofErr w:type="spellEnd"/>
-    </w:p>
-    <w:p>
-      <w:r>
-        <w:t>Subgoal:</w:t>
-      </w:r>
-      <w:r>
-        <w:t xml:space="preserve"> </w:t>
-      </w:r>
-      <w:proofErr w:type="spellStart"/>
-      <w:r>
-        <w:t>WetGround</w:t>
-      </w:r>
-      <w:proofErr w:type="spellEnd"/>
     </w:p>
     <w:p>
       <w:r>
@@ -32090,58 +31764,47 @@
     </w:p>
     <w:p>
       <w:r>
-        <w:t xml:space="preserve">Rain → </w:t>
-      </w:r>
-      <w:proofErr w:type="spellStart"/>
+        <w:t>Rain → WetGround</w:t>
+      </w:r>
+    </w:p>
+    <w:p>
+      <w:r>
+        <w:t>Subgoal:</w:t>
+      </w:r>
+    </w:p>
+    <w:p>
+      <w:r>
+        <w:t>Rain</w:t>
+      </w:r>
+    </w:p>
+    <w:p>
+      <w:r>
+        <w:t>Step 3:</w:t>
+      </w:r>
+    </w:p>
+    <w:p>
+      <w:r>
+        <w:t>Fact exists:</w:t>
+      </w:r>
+    </w:p>
+    <w:p>
+      <w:r>
+        <w:t>Rain</w:t>
+      </w:r>
+    </w:p>
+    <w:p>
+      <w:r>
+        <w:t>Therefore:</w:t>
+      </w:r>
+    </w:p>
+    <w:p>
       <w:r>
         <w:t>WetGround</w:t>
       </w:r>
-      <w:proofErr w:type="spellEnd"/>
-    </w:p>
-    <w:p>
-      <w:r>
-        <w:t>Subgoal:</w:t>
-      </w:r>
-    </w:p>
-    <w:p>
-      <w:r>
-        <w:t>Rain</w:t>
-      </w:r>
-    </w:p>
-    <w:p>
-      <w:r>
-        <w:t>Step 3:</w:t>
-      </w:r>
-    </w:p>
-    <w:p>
-      <w:r>
-        <w:t>Fact exists:</w:t>
-      </w:r>
-    </w:p>
-    <w:p>
-      <w:r>
-        <w:t>Rain</w:t>
-      </w:r>
-    </w:p>
-    <w:p>
-      <w:r>
-        <w:t>Therefore:</w:t>
-      </w:r>
-    </w:p>
-    <w:p>
-      <w:proofErr w:type="spellStart"/>
-      <w:r>
-        <w:t>WetGround</w:t>
-      </w:r>
-      <w:proofErr w:type="spellEnd"/>
       <w:r>
         <w:br/>
-      </w:r>
-      <w:proofErr w:type="spellStart"/>
-      <w:r>
         <w:t>SlipperyRoad</w:t>
       </w:r>
-      <w:proofErr w:type="spellEnd"/>
     </w:p>
     <w:p>
       <w:r>
@@ -32151,7 +31814,7 @@
     <w:p>
       <w:r>
         <w:pict w14:anchorId="30C42D06">
-          <v:rect id="_x0000_i2773" style="width:0;height:1.5pt" o:hralign="center" o:hrstd="t" o:hr="t" fillcolor="#a0a0a0" stroked="f"/>
+          <v:rect id="_x0000_i1259" style="width:0;height:1.5pt" o:hralign="center" o:hrstd="t" o:hr="t" fillcolor="#a0a0a0" stroked="f"/>
         </w:pict>
       </w:r>
     </w:p>
@@ -32223,7 +31886,7 @@
     <w:p>
       <w:r>
         <w:pict w14:anchorId="71000FE0">
-          <v:rect id="_x0000_i2774" style="width:0;height:1.5pt" o:hralign="center" o:hrstd="t" o:hr="t" fillcolor="#a0a0a0" stroked="f"/>
+          <v:rect id="_x0000_i1260" style="width:0;height:1.5pt" o:hralign="center" o:hrstd="t" o:hr="t" fillcolor="#a0a0a0" stroked="f"/>
         </w:pict>
       </w:r>
     </w:p>
@@ -32358,7 +32021,7 @@
     <w:p>
       <w:r>
         <w:pict w14:anchorId="2A6DF645">
-          <v:rect id="_x0000_i2775" style="width:0;height:1.5pt" o:hralign="center" o:hrstd="t" o:hr="t" fillcolor="#a0a0a0" stroked="f"/>
+          <v:rect id="_x0000_i1261" style="width:0;height:1.5pt" o:hralign="center" o:hrstd="t" o:hr="t" fillcolor="#a0a0a0" stroked="f"/>
         </w:pict>
       </w:r>
     </w:p>
@@ -32385,15 +32048,7 @@
         <w:t xml:space="preserve"> </w:t>
       </w:r>
       <w:r>
-        <w:t>human(</w:t>
-      </w:r>
-      <w:proofErr w:type="spellStart"/>
-      <w:r>
-        <w:t>socrates</w:t>
-      </w:r>
-      <w:proofErr w:type="spellEnd"/>
-      <w:r>
-        <w:t>)</w:t>
+        <w:t>human(socrates)</w:t>
       </w:r>
     </w:p>
     <w:p>
@@ -32415,15 +32070,7 @@
         <w:t xml:space="preserve"> </w:t>
       </w:r>
       <w:r>
-        <w:t>mortal(</w:t>
-      </w:r>
-      <w:proofErr w:type="spellStart"/>
-      <w:r>
-        <w:t>socrates</w:t>
-      </w:r>
-      <w:proofErr w:type="spellEnd"/>
-      <w:r>
-        <w:t>)</w:t>
+        <w:t>mortal(socrates)</w:t>
       </w:r>
     </w:p>
     <w:p>
@@ -32434,7 +32081,7 @@
     <w:p>
       <w:r>
         <w:pict w14:anchorId="578D6C23">
-          <v:rect id="_x0000_i2776" style="width:0;height:1.5pt" o:hralign="center" o:hrstd="t" o:hr="t" fillcolor="#a0a0a0" stroked="f"/>
+          <v:rect id="_x0000_i1262" style="width:0;height:1.5pt" o:hralign="center" o:hrstd="t" o:hr="t" fillcolor="#a0a0a0" stroked="f"/>
         </w:pict>
       </w:r>
     </w:p>
@@ -32542,7 +32189,7 @@
     <w:p>
       <w:r>
         <w:pict w14:anchorId="677A67F5">
-          <v:rect id="_x0000_i2777" style="width:0;height:1.5pt" o:hralign="center" o:hrstd="t" o:hr="t" fillcolor="#a0a0a0" stroked="f"/>
+          <v:rect id="_x0000_i1263" style="width:0;height:1.5pt" o:hralign="center" o:hrstd="t" o:hr="t" fillcolor="#a0a0a0" stroked="f"/>
         </w:pict>
       </w:r>
     </w:p>
@@ -32677,7 +32324,7 @@
     <w:p>
       <w:r>
         <w:pict w14:anchorId="5DF31BC3">
-          <v:rect id="_x0000_i2778" style="width:0;height:1.5pt" o:hralign="center" o:hrstd="t" o:hr="t" fillcolor="#a0a0a0" stroked="f"/>
+          <v:rect id="_x0000_i1264" style="width:0;height:1.5pt" o:hralign="center" o:hrstd="t" o:hr="t" fillcolor="#a0a0a0" stroked="f"/>
         </w:pict>
       </w:r>
     </w:p>
@@ -32733,7 +32380,7 @@
     <w:p>
       <w:r>
         <w:pict w14:anchorId="527CE80C">
-          <v:rect id="_x0000_i2779" style="width:0;height:1.5pt" o:hralign="center" o:hrstd="t" o:hr="t" fillcolor="#a0a0a0" stroked="f"/>
+          <v:rect id="_x0000_i1265" style="width:0;height:1.5pt" o:hralign="center" o:hrstd="t" o:hr="t" fillcolor="#a0a0a0" stroked="f"/>
         </w:pict>
       </w:r>
     </w:p>
@@ -32903,7 +32550,7 @@
     <w:p>
       <w:r>
         <w:pict w14:anchorId="1CDEF6E4">
-          <v:rect id="_x0000_i2780" style="width:0;height:1.5pt" o:hralign="center" o:hrstd="t" o:hr="t" fillcolor="#a0a0a0" stroked="f"/>
+          <v:rect id="_x0000_i1266" style="width:0;height:1.5pt" o:hralign="center" o:hrstd="t" o:hr="t" fillcolor="#a0a0a0" stroked="f"/>
         </w:pict>
       </w:r>
     </w:p>
@@ -32955,7 +32602,7 @@
     <w:p>
       <w:r>
         <w:pict w14:anchorId="30B25D33">
-          <v:rect id="_x0000_i2781" style="width:0;height:1.5pt" o:hralign="center" o:hrstd="t" o:hr="t" fillcolor="#a0a0a0" stroked="f"/>
+          <v:rect id="_x0000_i1267" style="width:0;height:1.5pt" o:hralign="center" o:hrstd="t" o:hr="t" fillcolor="#a0a0a0" stroked="f"/>
         </w:pict>
       </w:r>
     </w:p>
@@ -33023,7 +32670,7 @@
     <w:p>
       <w:r>
         <w:pict w14:anchorId="45AE353C">
-          <v:rect id="_x0000_i2782" style="width:0;height:1.5pt" o:hralign="center" o:hrstd="t" o:hr="t" fillcolor="#a0a0a0" stroked="f"/>
+          <v:rect id="_x0000_i1268" style="width:0;height:1.5pt" o:hralign="center" o:hrstd="t" o:hr="t" fillcolor="#a0a0a0" stroked="f"/>
         </w:pict>
       </w:r>
     </w:p>
@@ -33075,7 +32722,7 @@
     <w:p>
       <w:r>
         <w:pict w14:anchorId="473D121E">
-          <v:rect id="_x0000_i2783" style="width:0;height:1.5pt" o:hralign="center" o:hrstd="t" o:hr="t" fillcolor="#a0a0a0" stroked="f"/>
+          <v:rect id="_x0000_i1269" style="width:0;height:1.5pt" o:hralign="center" o:hrstd="t" o:hr="t" fillcolor="#a0a0a0" stroked="f"/>
         </w:pict>
       </w:r>
     </w:p>
@@ -33148,7 +32795,7 @@
     <w:p>
       <w:r>
         <w:pict w14:anchorId="0CECE224">
-          <v:rect id="_x0000_i2784" style="width:0;height:1.5pt" o:hralign="center" o:hrstd="t" o:hr="t" fillcolor="#a0a0a0" stroked="f"/>
+          <v:rect id="_x0000_i1270" style="width:0;height:1.5pt" o:hralign="center" o:hrstd="t" o:hr="t" fillcolor="#a0a0a0" stroked="f"/>
         </w:pict>
       </w:r>
     </w:p>
@@ -33476,7 +33123,7 @@
     <w:p>
       <w:r>
         <w:pict w14:anchorId="76AC3F5D">
-          <v:rect id="_x0000_i2785" style="width:0;height:1.5pt" o:hralign="center" o:hrstd="t" o:hr="t" fillcolor="#a0a0a0" stroked="f"/>
+          <v:rect id="_x0000_i1271" style="width:0;height:1.5pt" o:hralign="center" o:hrstd="t" o:hr="t" fillcolor="#a0a0a0" stroked="f"/>
         </w:pict>
       </w:r>
     </w:p>
@@ -33521,7 +33168,7 @@
     <w:p>
       <w:r>
         <w:pict w14:anchorId="4907CD25">
-          <v:rect id="_x0000_i2786" style="width:0;height:1.5pt" o:hralign="center" o:hrstd="t" o:hr="t" fillcolor="#a0a0a0" stroked="f"/>
+          <v:rect id="_x0000_i1272" style="width:0;height:1.5pt" o:hralign="center" o:hrstd="t" o:hr="t" fillcolor="#a0a0a0" stroked="f"/>
         </w:pict>
       </w:r>
     </w:p>
@@ -33646,11 +33293,9 @@
               <w:spacing w:after="160" w:line="259" w:lineRule="auto"/>
               <w:cnfStyle w:val="000000000000" w:firstRow="0" w:lastRow="0" w:firstColumn="0" w:lastColumn="0" w:oddVBand="0" w:evenVBand="0" w:oddHBand="0" w:evenHBand="0" w:firstRowFirstColumn="0" w:firstRowLastColumn="0" w:lastRowFirstColumn="0" w:lastRowLastColumn="0"/>
             </w:pPr>
-            <w:proofErr w:type="spellStart"/>
             <w:r>
               <w:t>Prolog</w:t>
             </w:r>
-            <w:proofErr w:type="spellEnd"/>
           </w:p>
         </w:tc>
       </w:tr>
@@ -33725,7 +33370,7 @@
     <w:p>
       <w:r>
         <w:pict w14:anchorId="4B55CFBE">
-          <v:rect id="_x0000_i2787" style="width:0;height:1.5pt" o:hralign="center" o:hrstd="t" o:hr="t" fillcolor="#a0a0a0" stroked="f"/>
+          <v:rect id="_x0000_i1273" style="width:0;height:1.5pt" o:hralign="center" o:hrstd="t" o:hr="t" fillcolor="#a0a0a0" stroked="f"/>
         </w:pict>
       </w:r>
     </w:p>
@@ -33976,13 +33621,182 @@
     </w:p>
     <w:p/>
     <w:sectPr>
+      <w:headerReference w:type="even" r:id="rId8"/>
+      <w:headerReference w:type="default" r:id="rId9"/>
+      <w:footerReference w:type="even" r:id="rId10"/>
+      <w:footerReference w:type="default" r:id="rId11"/>
+      <w:headerReference w:type="first" r:id="rId12"/>
+      <w:footerReference w:type="first" r:id="rId13"/>
       <w:pgSz w:w="11906" w:h="16838"/>
       <w:pgMar w:top="1440" w:right="1440" w:bottom="1440" w:left="1440" w:header="708" w:footer="708" w:gutter="0"/>
+      <w:pgBorders w:offsetFrom="page">
+        <w:top w:val="single" w:sz="4" w:space="24" w:color="auto"/>
+        <w:left w:val="single" w:sz="4" w:space="24" w:color="auto"/>
+        <w:bottom w:val="single" w:sz="4" w:space="24" w:color="auto"/>
+        <w:right w:val="single" w:sz="4" w:space="24" w:color="auto"/>
+      </w:pgBorders>
       <w:cols w:space="708"/>
       <w:docGrid w:linePitch="360"/>
     </w:sectPr>
   </w:body>
 </w:document>
+</file>
+
+<file path=word/endnotes.xml><?xml version="1.0" encoding="utf-8"?>
+<w:endnotes xmlns:wpc="http://schemas.microsoft.com/office/word/2010/wordprocessingCanvas" xmlns:cx="http://schemas.microsoft.com/office/drawing/2014/chartex" xmlns:cx1="http://schemas.microsoft.com/office/drawing/2015/9/8/chartex" xmlns:cx2="http://schemas.microsoft.com/office/drawing/2015/10/21/chartex" xmlns:cx3="http://schemas.microsoft.com/office/drawing/2016/5/9/chartex" xmlns:cx4="http://schemas.microsoft.com/office/drawing/2016/5/10/chartex" xmlns:cx5="http://schemas.microsoft.com/office/drawing/2016/5/11/chartex" xmlns:cx6="http://schemas.microsoft.com/office/drawing/2016/5/12/chartex" xmlns:cx7="http://schemas.microsoft.com/office/drawing/2016/5/13/chartex" xmlns:cx8="http://schemas.microsoft.com/office/drawing/2016/5/14/chartex" xmlns:mc="http://schemas.openxmlformats.org/markup-compatibility/2006" xmlns:aink="http://schemas.microsoft.com/office/drawing/2016/ink" xmlns:am3d="http://schemas.microsoft.com/office/drawing/2017/model3d" xmlns:o="urn:schemas-microsoft-com:office:office" xmlns:oel="http://schemas.microsoft.com/office/2019/extlst" xmlns:r="http://schemas.openxmlformats.org/officeDocument/2006/relationships" xmlns:m="http://schemas.openxmlformats.org/officeDocument/2006/math" xmlns:v="urn:schemas-microsoft-com:vml" xmlns:wp14="http://schemas.microsoft.com/office/word/2010/wordprocessingDrawing" xmlns:wp="http://schemas.openxmlformats.org/drawingml/2006/wordprocessingDrawing" xmlns:w10="urn:schemas-microsoft-com:office:word" xmlns:w="http://schemas.openxmlformats.org/wordprocessingml/2006/main" xmlns:w14="http://schemas.microsoft.com/office/word/2010/wordml" xmlns:w15="http://schemas.microsoft.com/office/word/2012/wordml" xmlns:w16cex="http://schemas.microsoft.com/office/word/2018/wordml/cex" xmlns:w16cid="http://schemas.microsoft.com/office/word/2016/wordml/cid" xmlns:w16="http://schemas.microsoft.com/office/word/2018/wordml" xmlns:w16du="http://schemas.microsoft.com/office/word/2023/wordml/word16du" xmlns:w16sdtdh="http://schemas.microsoft.com/office/word/2020/wordml/sdtdatahash" xmlns:w16sdtfl="http://schemas.microsoft.com/office/word/2024/wordml/sdtformatlock" xmlns:w16se="http://schemas.microsoft.com/office/word/2015/wordml/symex" xmlns:wpg="http://schemas.microsoft.com/office/word/2010/wordprocessingGroup" xmlns:wpi="http://schemas.microsoft.com/office/word/2010/wordprocessingInk" xmlns:wne="http://schemas.microsoft.com/office/word/2006/wordml" xmlns:wps="http://schemas.microsoft.com/office/word/2010/wordprocessingShape" mc:Ignorable="w14 w15 w16se w16cid w16 w16cex w16sdtdh w16sdtfl w16du wp14">
+  <w:endnote w:type="separator" w:id="-1">
+    <w:p>
+      <w:pPr>
+        <w:spacing w:after="0" w:line="240" w:lineRule="auto"/>
+      </w:pPr>
+      <w:r>
+        <w:separator/>
+      </w:r>
+    </w:p>
+  </w:endnote>
+  <w:endnote w:type="continuationSeparator" w:id="0">
+    <w:p>
+      <w:pPr>
+        <w:spacing w:after="0" w:line="240" w:lineRule="auto"/>
+      </w:pPr>
+      <w:r>
+        <w:continuationSeparator/>
+      </w:r>
+    </w:p>
+  </w:endnote>
+</w:endnotes>
+</file>
+
+<file path=word/footer1.xml><?xml version="1.0" encoding="utf-8"?>
+<w:ftr xmlns:wpc="http://schemas.microsoft.com/office/word/2010/wordprocessingCanvas" xmlns:cx="http://schemas.microsoft.com/office/drawing/2014/chartex" xmlns:cx1="http://schemas.microsoft.com/office/drawing/2015/9/8/chartex" xmlns:cx2="http://schemas.microsoft.com/office/drawing/2015/10/21/chartex" xmlns:cx3="http://schemas.microsoft.com/office/drawing/2016/5/9/chartex" xmlns:cx4="http://schemas.microsoft.com/office/drawing/2016/5/10/chartex" xmlns:cx5="http://schemas.microsoft.com/office/drawing/2016/5/11/chartex" xmlns:cx6="http://schemas.microsoft.com/office/drawing/2016/5/12/chartex" xmlns:cx7="http://schemas.microsoft.com/office/drawing/2016/5/13/chartex" xmlns:cx8="http://schemas.microsoft.com/office/drawing/2016/5/14/chartex" xmlns:mc="http://schemas.openxmlformats.org/markup-compatibility/2006" xmlns:aink="http://schemas.microsoft.com/office/drawing/2016/ink" xmlns:am3d="http://schemas.microsoft.com/office/drawing/2017/model3d" xmlns:o="urn:schemas-microsoft-com:office:office" xmlns:oel="http://schemas.microsoft.com/office/2019/extlst" xmlns:r="http://schemas.openxmlformats.org/officeDocument/2006/relationships" xmlns:m="http://schemas.openxmlformats.org/officeDocument/2006/math" xmlns:v="urn:schemas-microsoft-com:vml" xmlns:wp14="http://schemas.microsoft.com/office/word/2010/wordprocessingDrawing" xmlns:wp="http://schemas.openxmlformats.org/drawingml/2006/wordprocessingDrawing" xmlns:w10="urn:schemas-microsoft-com:office:word" xmlns:w="http://schemas.openxmlformats.org/wordprocessingml/2006/main" xmlns:w14="http://schemas.microsoft.com/office/word/2010/wordml" xmlns:w15="http://schemas.microsoft.com/office/word/2012/wordml" xmlns:w16cex="http://schemas.microsoft.com/office/word/2018/wordml/cex" xmlns:w16cid="http://schemas.microsoft.com/office/word/2016/wordml/cid" xmlns:w16="http://schemas.microsoft.com/office/word/2018/wordml" xmlns:w16du="http://schemas.microsoft.com/office/word/2023/wordml/word16du" xmlns:w16sdtdh="http://schemas.microsoft.com/office/word/2020/wordml/sdtdatahash" xmlns:w16sdtfl="http://schemas.microsoft.com/office/word/2024/wordml/sdtformatlock" xmlns:w16se="http://schemas.microsoft.com/office/word/2015/wordml/symex" xmlns:wpg="http://schemas.microsoft.com/office/word/2010/wordprocessingGroup" xmlns:wpi="http://schemas.microsoft.com/office/word/2010/wordprocessingInk" xmlns:wne="http://schemas.microsoft.com/office/word/2006/wordml" xmlns:wps="http://schemas.microsoft.com/office/word/2010/wordprocessingShape" mc:Ignorable="w14 w15 w16se w16cid w16 w16cex w16sdtdh w16sdtfl w16du wp14">
+  <w:p>
+    <w:pPr>
+      <w:pStyle w:val="Footer"/>
+    </w:pPr>
+  </w:p>
+</w:ftr>
+</file>
+
+<file path=word/footer2.xml><?xml version="1.0" encoding="utf-8"?>
+<w:ftr xmlns:wpc="http://schemas.microsoft.com/office/word/2010/wordprocessingCanvas" xmlns:cx="http://schemas.microsoft.com/office/drawing/2014/chartex" xmlns:cx1="http://schemas.microsoft.com/office/drawing/2015/9/8/chartex" xmlns:cx2="http://schemas.microsoft.com/office/drawing/2015/10/21/chartex" xmlns:cx3="http://schemas.microsoft.com/office/drawing/2016/5/9/chartex" xmlns:cx4="http://schemas.microsoft.com/office/drawing/2016/5/10/chartex" xmlns:cx5="http://schemas.microsoft.com/office/drawing/2016/5/11/chartex" xmlns:cx6="http://schemas.microsoft.com/office/drawing/2016/5/12/chartex" xmlns:cx7="http://schemas.microsoft.com/office/drawing/2016/5/13/chartex" xmlns:cx8="http://schemas.microsoft.com/office/drawing/2016/5/14/chartex" xmlns:mc="http://schemas.openxmlformats.org/markup-compatibility/2006" xmlns:aink="http://schemas.microsoft.com/office/drawing/2016/ink" xmlns:am3d="http://schemas.microsoft.com/office/drawing/2017/model3d" xmlns:o="urn:schemas-microsoft-com:office:office" xmlns:oel="http://schemas.microsoft.com/office/2019/extlst" xmlns:r="http://schemas.openxmlformats.org/officeDocument/2006/relationships" xmlns:m="http://schemas.openxmlformats.org/officeDocument/2006/math" xmlns:v="urn:schemas-microsoft-com:vml" xmlns:wp14="http://schemas.microsoft.com/office/word/2010/wordprocessingDrawing" xmlns:wp="http://schemas.openxmlformats.org/drawingml/2006/wordprocessingDrawing" xmlns:w10="urn:schemas-microsoft-com:office:word" xmlns:w="http://schemas.openxmlformats.org/wordprocessingml/2006/main" xmlns:w14="http://schemas.microsoft.com/office/word/2010/wordml" xmlns:w15="http://schemas.microsoft.com/office/word/2012/wordml" xmlns:w16cex="http://schemas.microsoft.com/office/word/2018/wordml/cex" xmlns:w16cid="http://schemas.microsoft.com/office/word/2016/wordml/cid" xmlns:w16="http://schemas.microsoft.com/office/word/2018/wordml" xmlns:w16du="http://schemas.microsoft.com/office/word/2023/wordml/word16du" xmlns:w16sdtdh="http://schemas.microsoft.com/office/word/2020/wordml/sdtdatahash" xmlns:w16sdtfl="http://schemas.microsoft.com/office/word/2024/wordml/sdtformatlock" xmlns:w16se="http://schemas.microsoft.com/office/word/2015/wordml/symex" xmlns:wpg="http://schemas.microsoft.com/office/word/2010/wordprocessingGroup" xmlns:wpi="http://schemas.microsoft.com/office/word/2010/wordprocessingInk" xmlns:wne="http://schemas.microsoft.com/office/word/2006/wordml" xmlns:wps="http://schemas.microsoft.com/office/word/2010/wordprocessingShape" mc:Ignorable="w14 w15 w16se w16cid w16 w16cex w16sdtdh w16sdtfl w16du wp14">
+  <w:p>
+    <w:pPr>
+      <w:pStyle w:val="Footer"/>
+    </w:pPr>
+  </w:p>
+</w:ftr>
+</file>
+
+<file path=word/footer3.xml><?xml version="1.0" encoding="utf-8"?>
+<w:ftr xmlns:wpc="http://schemas.microsoft.com/office/word/2010/wordprocessingCanvas" xmlns:cx="http://schemas.microsoft.com/office/drawing/2014/chartex" xmlns:cx1="http://schemas.microsoft.com/office/drawing/2015/9/8/chartex" xmlns:cx2="http://schemas.microsoft.com/office/drawing/2015/10/21/chartex" xmlns:cx3="http://schemas.microsoft.com/office/drawing/2016/5/9/chartex" xmlns:cx4="http://schemas.microsoft.com/office/drawing/2016/5/10/chartex" xmlns:cx5="http://schemas.microsoft.com/office/drawing/2016/5/11/chartex" xmlns:cx6="http://schemas.microsoft.com/office/drawing/2016/5/12/chartex" xmlns:cx7="http://schemas.microsoft.com/office/drawing/2016/5/13/chartex" xmlns:cx8="http://schemas.microsoft.com/office/drawing/2016/5/14/chartex" xmlns:mc="http://schemas.openxmlformats.org/markup-compatibility/2006" xmlns:aink="http://schemas.microsoft.com/office/drawing/2016/ink" xmlns:am3d="http://schemas.microsoft.com/office/drawing/2017/model3d" xmlns:o="urn:schemas-microsoft-com:office:office" xmlns:oel="http://schemas.microsoft.com/office/2019/extlst" xmlns:r="http://schemas.openxmlformats.org/officeDocument/2006/relationships" xmlns:m="http://schemas.openxmlformats.org/officeDocument/2006/math" xmlns:v="urn:schemas-microsoft-com:vml" xmlns:wp14="http://schemas.microsoft.com/office/word/2010/wordprocessingDrawing" xmlns:wp="http://schemas.openxmlformats.org/drawingml/2006/wordprocessingDrawing" xmlns:w10="urn:schemas-microsoft-com:office:word" xmlns:w="http://schemas.openxmlformats.org/wordprocessingml/2006/main" xmlns:w14="http://schemas.microsoft.com/office/word/2010/wordml" xmlns:w15="http://schemas.microsoft.com/office/word/2012/wordml" xmlns:w16cex="http://schemas.microsoft.com/office/word/2018/wordml/cex" xmlns:w16cid="http://schemas.microsoft.com/office/word/2016/wordml/cid" xmlns:w16="http://schemas.microsoft.com/office/word/2018/wordml" xmlns:w16du="http://schemas.microsoft.com/office/word/2023/wordml/word16du" xmlns:w16sdtdh="http://schemas.microsoft.com/office/word/2020/wordml/sdtdatahash" xmlns:w16sdtfl="http://schemas.microsoft.com/office/word/2024/wordml/sdtformatlock" xmlns:w16se="http://schemas.microsoft.com/office/word/2015/wordml/symex" xmlns:wpg="http://schemas.microsoft.com/office/word/2010/wordprocessingGroup" xmlns:wpi="http://schemas.microsoft.com/office/word/2010/wordprocessingInk" xmlns:wne="http://schemas.microsoft.com/office/word/2006/wordml" xmlns:wps="http://schemas.microsoft.com/office/word/2010/wordprocessingShape" mc:Ignorable="w14 w15 w16se w16cid w16 w16cex w16sdtdh w16sdtfl w16du wp14">
+  <w:p>
+    <w:pPr>
+      <w:pStyle w:val="Footer"/>
+    </w:pPr>
+  </w:p>
+</w:ftr>
+</file>
+
+<file path=word/footnotes.xml><?xml version="1.0" encoding="utf-8"?>
+<w:footnotes xmlns:wpc="http://schemas.microsoft.com/office/word/2010/wordprocessingCanvas" xmlns:cx="http://schemas.microsoft.com/office/drawing/2014/chartex" xmlns:cx1="http://schemas.microsoft.com/office/drawing/2015/9/8/chartex" xmlns:cx2="http://schemas.microsoft.com/office/drawing/2015/10/21/chartex" xmlns:cx3="http://schemas.microsoft.com/office/drawing/2016/5/9/chartex" xmlns:cx4="http://schemas.microsoft.com/office/drawing/2016/5/10/chartex" xmlns:cx5="http://schemas.microsoft.com/office/drawing/2016/5/11/chartex" xmlns:cx6="http://schemas.microsoft.com/office/drawing/2016/5/12/chartex" xmlns:cx7="http://schemas.microsoft.com/office/drawing/2016/5/13/chartex" xmlns:cx8="http://schemas.microsoft.com/office/drawing/2016/5/14/chartex" xmlns:mc="http://schemas.openxmlformats.org/markup-compatibility/2006" xmlns:aink="http://schemas.microsoft.com/office/drawing/2016/ink" xmlns:am3d="http://schemas.microsoft.com/office/drawing/2017/model3d" xmlns:o="urn:schemas-microsoft-com:office:office" xmlns:oel="http://schemas.microsoft.com/office/2019/extlst" xmlns:r="http://schemas.openxmlformats.org/officeDocument/2006/relationships" xmlns:m="http://schemas.openxmlformats.org/officeDocument/2006/math" xmlns:v="urn:schemas-microsoft-com:vml" xmlns:wp14="http://schemas.microsoft.com/office/word/2010/wordprocessingDrawing" xmlns:wp="http://schemas.openxmlformats.org/drawingml/2006/wordprocessingDrawing" xmlns:w10="urn:schemas-microsoft-com:office:word" xmlns:w="http://schemas.openxmlformats.org/wordprocessingml/2006/main" xmlns:w14="http://schemas.microsoft.com/office/word/2010/wordml" xmlns:w15="http://schemas.microsoft.com/office/word/2012/wordml" xmlns:w16cex="http://schemas.microsoft.com/office/word/2018/wordml/cex" xmlns:w16cid="http://schemas.microsoft.com/office/word/2016/wordml/cid" xmlns:w16="http://schemas.microsoft.com/office/word/2018/wordml" xmlns:w16du="http://schemas.microsoft.com/office/word/2023/wordml/word16du" xmlns:w16sdtdh="http://schemas.microsoft.com/office/word/2020/wordml/sdtdatahash" xmlns:w16sdtfl="http://schemas.microsoft.com/office/word/2024/wordml/sdtformatlock" xmlns:w16se="http://schemas.microsoft.com/office/word/2015/wordml/symex" xmlns:wpg="http://schemas.microsoft.com/office/word/2010/wordprocessingGroup" xmlns:wpi="http://schemas.microsoft.com/office/word/2010/wordprocessingInk" xmlns:wne="http://schemas.microsoft.com/office/word/2006/wordml" xmlns:wps="http://schemas.microsoft.com/office/word/2010/wordprocessingShape" mc:Ignorable="w14 w15 w16se w16cid w16 w16cex w16sdtdh w16sdtfl w16du wp14">
+  <w:footnote w:type="separator" w:id="-1">
+    <w:p>
+      <w:pPr>
+        <w:spacing w:after="0" w:line="240" w:lineRule="auto"/>
+      </w:pPr>
+      <w:r>
+        <w:separator/>
+      </w:r>
+    </w:p>
+  </w:footnote>
+  <w:footnote w:type="continuationSeparator" w:id="0">
+    <w:p>
+      <w:pPr>
+        <w:spacing w:after="0" w:line="240" w:lineRule="auto"/>
+      </w:pPr>
+      <w:r>
+        <w:continuationSeparator/>
+      </w:r>
+    </w:p>
+  </w:footnote>
+</w:footnotes>
+</file>
+
+<file path=word/header1.xml><?xml version="1.0" encoding="utf-8"?>
+<w:hdr xmlns:wpc="http://schemas.microsoft.com/office/word/2010/wordprocessingCanvas" xmlns:cx="http://schemas.microsoft.com/office/drawing/2014/chartex" xmlns:cx1="http://schemas.microsoft.com/office/drawing/2015/9/8/chartex" xmlns:cx2="http://schemas.microsoft.com/office/drawing/2015/10/21/chartex" xmlns:cx3="http://schemas.microsoft.com/office/drawing/2016/5/9/chartex" xmlns:cx4="http://schemas.microsoft.com/office/drawing/2016/5/10/chartex" xmlns:cx5="http://schemas.microsoft.com/office/drawing/2016/5/11/chartex" xmlns:cx6="http://schemas.microsoft.com/office/drawing/2016/5/12/chartex" xmlns:cx7="http://schemas.microsoft.com/office/drawing/2016/5/13/chartex" xmlns:cx8="http://schemas.microsoft.com/office/drawing/2016/5/14/chartex" xmlns:mc="http://schemas.openxmlformats.org/markup-compatibility/2006" xmlns:aink="http://schemas.microsoft.com/office/drawing/2016/ink" xmlns:am3d="http://schemas.microsoft.com/office/drawing/2017/model3d" xmlns:o="urn:schemas-microsoft-com:office:office" xmlns:oel="http://schemas.microsoft.com/office/2019/extlst" xmlns:r="http://schemas.openxmlformats.org/officeDocument/2006/relationships" xmlns:m="http://schemas.openxmlformats.org/officeDocument/2006/math" xmlns:v="urn:schemas-microsoft-com:vml" xmlns:wp14="http://schemas.microsoft.com/office/word/2010/wordprocessingDrawing" xmlns:wp="http://schemas.openxmlformats.org/drawingml/2006/wordprocessingDrawing" xmlns:w10="urn:schemas-microsoft-com:office:word" xmlns:w="http://schemas.openxmlformats.org/wordprocessingml/2006/main" xmlns:w14="http://schemas.microsoft.com/office/word/2010/wordml" xmlns:w15="http://schemas.microsoft.com/office/word/2012/wordml" xmlns:w16cex="http://schemas.microsoft.com/office/word/2018/wordml/cex" xmlns:w16cid="http://schemas.microsoft.com/office/word/2016/wordml/cid" xmlns:w16="http://schemas.microsoft.com/office/word/2018/wordml" xmlns:w16du="http://schemas.microsoft.com/office/word/2023/wordml/word16du" xmlns:w16sdtdh="http://schemas.microsoft.com/office/word/2020/wordml/sdtdatahash" xmlns:w16sdtfl="http://schemas.microsoft.com/office/word/2024/wordml/sdtformatlock" xmlns:w16se="http://schemas.microsoft.com/office/word/2015/wordml/symex" xmlns:wpg="http://schemas.microsoft.com/office/word/2010/wordprocessingGroup" xmlns:wpi="http://schemas.microsoft.com/office/word/2010/wordprocessingInk" xmlns:wne="http://schemas.microsoft.com/office/word/2006/wordml" xmlns:wps="http://schemas.microsoft.com/office/word/2010/wordprocessingShape" mc:Ignorable="w14 w15 w16se w16cid w16 w16cex w16sdtdh w16sdtfl w16du wp14">
+  <w:p>
+    <w:pPr>
+      <w:pStyle w:val="Header"/>
+    </w:pPr>
+  </w:p>
+</w:hdr>
+</file>
+
+<file path=word/header2.xml><?xml version="1.0" encoding="utf-8"?>
+<w:hdr xmlns:wpc="http://schemas.microsoft.com/office/word/2010/wordprocessingCanvas" xmlns:cx="http://schemas.microsoft.com/office/drawing/2014/chartex" xmlns:cx1="http://schemas.microsoft.com/office/drawing/2015/9/8/chartex" xmlns:cx2="http://schemas.microsoft.com/office/drawing/2015/10/21/chartex" xmlns:cx3="http://schemas.microsoft.com/office/drawing/2016/5/9/chartex" xmlns:cx4="http://schemas.microsoft.com/office/drawing/2016/5/10/chartex" xmlns:cx5="http://schemas.microsoft.com/office/drawing/2016/5/11/chartex" xmlns:cx6="http://schemas.microsoft.com/office/drawing/2016/5/12/chartex" xmlns:cx7="http://schemas.microsoft.com/office/drawing/2016/5/13/chartex" xmlns:cx8="http://schemas.microsoft.com/office/drawing/2016/5/14/chartex" xmlns:mc="http://schemas.openxmlformats.org/markup-compatibility/2006" xmlns:aink="http://schemas.microsoft.com/office/drawing/2016/ink" xmlns:am3d="http://schemas.microsoft.com/office/drawing/2017/model3d" xmlns:o="urn:schemas-microsoft-com:office:office" xmlns:oel="http://schemas.microsoft.com/office/2019/extlst" xmlns:r="http://schemas.openxmlformats.org/officeDocument/2006/relationships" xmlns:m="http://schemas.openxmlformats.org/officeDocument/2006/math" xmlns:v="urn:schemas-microsoft-com:vml" xmlns:wp14="http://schemas.microsoft.com/office/word/2010/wordprocessingDrawing" xmlns:wp="http://schemas.openxmlformats.org/drawingml/2006/wordprocessingDrawing" xmlns:w10="urn:schemas-microsoft-com:office:word" xmlns:w="http://schemas.openxmlformats.org/wordprocessingml/2006/main" xmlns:w14="http://schemas.microsoft.com/office/word/2010/wordml" xmlns:w15="http://schemas.microsoft.com/office/word/2012/wordml" xmlns:w16cex="http://schemas.microsoft.com/office/word/2018/wordml/cex" xmlns:w16cid="http://schemas.microsoft.com/office/word/2016/wordml/cid" xmlns:w16="http://schemas.microsoft.com/office/word/2018/wordml" xmlns:w16du="http://schemas.microsoft.com/office/word/2023/wordml/word16du" xmlns:w16sdtdh="http://schemas.microsoft.com/office/word/2020/wordml/sdtdatahash" xmlns:w16sdtfl="http://schemas.microsoft.com/office/word/2024/wordml/sdtformatlock" xmlns:w16se="http://schemas.microsoft.com/office/word/2015/wordml/symex" xmlns:wpg="http://schemas.microsoft.com/office/word/2010/wordprocessingGroup" xmlns:wpi="http://schemas.microsoft.com/office/word/2010/wordprocessingInk" xmlns:wne="http://schemas.microsoft.com/office/word/2006/wordml" xmlns:wps="http://schemas.microsoft.com/office/word/2010/wordprocessingShape" mc:Ignorable="w14 w15 w16se w16cid w16 w16cex w16sdtdh w16sdtfl w16du wp14">
+  <w:sdt>
+    <w:sdtPr>
+      <w:id w:val="-1112969566"/>
+      <w:docPartObj>
+        <w:docPartGallery w:val="Watermarks"/>
+        <w:docPartUnique/>
+      </w:docPartObj>
+    </w:sdtPr>
+    <w:sdtContent>
+      <w:p>
+        <w:pPr>
+          <w:pStyle w:val="Header"/>
+        </w:pPr>
+        <w:r>
+          <w:rPr>
+            <w:noProof/>
+          </w:rPr>
+          <w:pict w14:anchorId="41990B46">
+            <v:shapetype id="_x0000_t136" coordsize="21600,21600" o:spt="136" adj="10800" path="m@7,l@8,m@5,21600l@6,21600e">
+              <v:formulas>
+                <v:f eqn="sum #0 0 10800"/>
+                <v:f eqn="prod #0 2 1"/>
+                <v:f eqn="sum 21600 0 @1"/>
+                <v:f eqn="sum 0 0 @2"/>
+                <v:f eqn="sum 21600 0 @3"/>
+                <v:f eqn="if @0 @3 0"/>
+                <v:f eqn="if @0 21600 @1"/>
+                <v:f eqn="if @0 0 @2"/>
+                <v:f eqn="if @0 @4 21600"/>
+                <v:f eqn="mid @5 @6"/>
+                <v:f eqn="mid @8 @5"/>
+                <v:f eqn="mid @7 @8"/>
+                <v:f eqn="mid @6 @7"/>
+                <v:f eqn="sum @6 0 @5"/>
+              </v:formulas>
+              <v:path textpathok="t" o:connecttype="custom" o:connectlocs="@9,0;@10,10800;@11,21600;@12,10800" o:connectangles="270,180,90,0"/>
+              <v:textpath on="t" fitshape="t"/>
+              <v:handles>
+                <v:h position="#0,bottomRight" xrange="6629,14971"/>
+              </v:handles>
+              <o:lock v:ext="edit" text="t" shapetype="t"/>
+            </v:shapetype>
+            <v:shape id="PowerPlusWaterMarkObject1570548" o:spid="_x0000_s1025" type="#_x0000_t136" style="position:absolute;margin-left:0;margin-top:0;width:523.95pt;height:112.25pt;rotation:315;z-index:-251657216;mso-position-horizontal:center;mso-position-horizontal-relative:margin;mso-position-vertical:center;mso-position-vertical-relative:margin" o:allowincell="f" fillcolor="silver" stroked="f">
+              <v:fill opacity=".5"/>
+              <v:textpath style="font-family:&quot;Calibri&quot;;font-size:1pt" string="DhruvPatel16120"/>
+              <w10:wrap anchorx="margin" anchory="margin"/>
+            </v:shape>
+          </w:pict>
+        </w:r>
+      </w:p>
+    </w:sdtContent>
+  </w:sdt>
+</w:hdr>
+</file>
+
+<file path=word/header3.xml><?xml version="1.0" encoding="utf-8"?>
+<w:hdr xmlns:wpc="http://schemas.microsoft.com/office/word/2010/wordprocessingCanvas" xmlns:cx="http://schemas.microsoft.com/office/drawing/2014/chartex" xmlns:cx1="http://schemas.microsoft.com/office/drawing/2015/9/8/chartex" xmlns:cx2="http://schemas.microsoft.com/office/drawing/2015/10/21/chartex" xmlns:cx3="http://schemas.microsoft.com/office/drawing/2016/5/9/chartex" xmlns:cx4="http://schemas.microsoft.com/office/drawing/2016/5/10/chartex" xmlns:cx5="http://schemas.microsoft.com/office/drawing/2016/5/11/chartex" xmlns:cx6="http://schemas.microsoft.com/office/drawing/2016/5/12/chartex" xmlns:cx7="http://schemas.microsoft.com/office/drawing/2016/5/13/chartex" xmlns:cx8="http://schemas.microsoft.com/office/drawing/2016/5/14/chartex" xmlns:mc="http://schemas.openxmlformats.org/markup-compatibility/2006" xmlns:aink="http://schemas.microsoft.com/office/drawing/2016/ink" xmlns:am3d="http://schemas.microsoft.com/office/drawing/2017/model3d" xmlns:o="urn:schemas-microsoft-com:office:office" xmlns:oel="http://schemas.microsoft.com/office/2019/extlst" xmlns:r="http://schemas.openxmlformats.org/officeDocument/2006/relationships" xmlns:m="http://schemas.openxmlformats.org/officeDocument/2006/math" xmlns:v="urn:schemas-microsoft-com:vml" xmlns:wp14="http://schemas.microsoft.com/office/word/2010/wordprocessingDrawing" xmlns:wp="http://schemas.openxmlformats.org/drawingml/2006/wordprocessingDrawing" xmlns:w10="urn:schemas-microsoft-com:office:word" xmlns:w="http://schemas.openxmlformats.org/wordprocessingml/2006/main" xmlns:w14="http://schemas.microsoft.com/office/word/2010/wordml" xmlns:w15="http://schemas.microsoft.com/office/word/2012/wordml" xmlns:w16cex="http://schemas.microsoft.com/office/word/2018/wordml/cex" xmlns:w16cid="http://schemas.microsoft.com/office/word/2016/wordml/cid" xmlns:w16="http://schemas.microsoft.com/office/word/2018/wordml" xmlns:w16du="http://schemas.microsoft.com/office/word/2023/wordml/word16du" xmlns:w16sdtdh="http://schemas.microsoft.com/office/word/2020/wordml/sdtdatahash" xmlns:w16sdtfl="http://schemas.microsoft.com/office/word/2024/wordml/sdtformatlock" xmlns:w16se="http://schemas.microsoft.com/office/word/2015/wordml/symex" xmlns:wpg="http://schemas.microsoft.com/office/word/2010/wordprocessingGroup" xmlns:wpi="http://schemas.microsoft.com/office/word/2010/wordprocessingInk" xmlns:wne="http://schemas.microsoft.com/office/word/2006/wordml" xmlns:wps="http://schemas.microsoft.com/office/word/2010/wordprocessingShape" mc:Ignorable="w14 w15 w16se w16cid w16 w16cex w16sdtdh w16sdtfl w16du wp14">
+  <w:p>
+    <w:pPr>
+      <w:pStyle w:val="Header"/>
+    </w:pPr>
+  </w:p>
+</w:hdr>
 </file>
 
 <file path=word/numbering.xml><?xml version="1.0" encoding="utf-8"?>
@@ -41832,6 +41646,7 @@
   <w:style w:type="character" w:default="1" w:styleId="DefaultParagraphFont">
     <w:name w:val="Default Paragraph Font"/>
     <w:uiPriority w:val="1"/>
+    <w:semiHidden/>
     <w:unhideWhenUsed/>
   </w:style>
   <w:style w:type="table" w:default="1" w:styleId="TableNormal">
@@ -42358,6 +42173,50 @@
       <w:iCs/>
     </w:rPr>
   </w:style>
+  <w:style w:type="paragraph" w:styleId="Header">
+    <w:name w:val="header"/>
+    <w:basedOn w:val="Normal"/>
+    <w:link w:val="HeaderChar"/>
+    <w:uiPriority w:val="99"/>
+    <w:unhideWhenUsed/>
+    <w:rsid w:val="00D14E55"/>
+    <w:pPr>
+      <w:tabs>
+        <w:tab w:val="center" w:pos="4513"/>
+        <w:tab w:val="right" w:pos="9026"/>
+      </w:tabs>
+      <w:spacing w:after="0" w:line="240" w:lineRule="auto"/>
+    </w:pPr>
+  </w:style>
+  <w:style w:type="character" w:customStyle="1" w:styleId="HeaderChar">
+    <w:name w:val="Header Char"/>
+    <w:basedOn w:val="DefaultParagraphFont"/>
+    <w:link w:val="Header"/>
+    <w:uiPriority w:val="99"/>
+    <w:rsid w:val="00D14E55"/>
+  </w:style>
+  <w:style w:type="paragraph" w:styleId="Footer">
+    <w:name w:val="footer"/>
+    <w:basedOn w:val="Normal"/>
+    <w:link w:val="FooterChar"/>
+    <w:uiPriority w:val="99"/>
+    <w:unhideWhenUsed/>
+    <w:rsid w:val="00D14E55"/>
+    <w:pPr>
+      <w:tabs>
+        <w:tab w:val="center" w:pos="4513"/>
+        <w:tab w:val="right" w:pos="9026"/>
+      </w:tabs>
+      <w:spacing w:after="0" w:line="240" w:lineRule="auto"/>
+    </w:pPr>
+  </w:style>
+  <w:style w:type="character" w:customStyle="1" w:styleId="FooterChar">
+    <w:name w:val="Footer Char"/>
+    <w:basedOn w:val="DefaultParagraphFont"/>
+    <w:link w:val="Footer"/>
+    <w:uiPriority w:val="99"/>
+    <w:rsid w:val="00D14E55"/>
+  </w:style>
 </w:styles>
 </file>
 
@@ -42654,4 +42513,16 @@
     </a:ext>
   </a:extLst>
 </a:theme>
+</file>
+
+<file path=customXml/item1.xml><?xml version="1.0" encoding="utf-8"?>
+<b:Sources xmlns:b="http://schemas.openxmlformats.org/officeDocument/2006/bibliography" xmlns="http://schemas.openxmlformats.org/officeDocument/2006/bibliography" SelectedStyle="\APASixthEditionOfficeOnline.xsl" StyleName="APA" Version="6"/>
+</file>
+
+<file path=customXml/itemProps1.xml><?xml version="1.0" encoding="utf-8"?>
+<ds:datastoreItem xmlns:ds="http://schemas.openxmlformats.org/officeDocument/2006/customXml" ds:itemID="{CCE805C9-6468-4627-BDA4-AD2A7D0D3652}">
+  <ds:schemaRefs>
+    <ds:schemaRef ds:uri="http://schemas.openxmlformats.org/officeDocument/2006/bibliography"/>
+  </ds:schemaRefs>
+</ds:datastoreItem>
 </file>